--- a/docs/ISO11820-概要设计报告.docx
+++ b/docs/ISO11820-概要设计报告.docx
@@ -7,20 +7,11 @@
     <w:p/>
     <w:p/>
     <w:p/>
-    <w:p>
-      <w:pPr>
-        <w:rPr>
-          <w:rFonts w:hint="eastAsia"/>
-        </w:rPr>
-      </w:pPr>
-    </w:p>
+    <w:p/>
     <w:p>
       <w:pPr>
         <w:spacing w:after="200"/>
         <w:jc w:val="center"/>
-        <w:rPr>
-          <w:rFonts w:hint="eastAsia"/>
-        </w:rPr>
       </w:pPr>
     </w:p>
     <w:p>
@@ -131,25 +122,25 @@
       <w:pPr>
         <w:spacing w:after="120"/>
         <w:jc w:val="center"/>
-        <w:rPr>
-          <w:rFonts w:hint="eastAsia"/>
-        </w:rPr>
       </w:pPr>
     </w:p>
     <w:p>
       <w:pPr>
         <w:spacing w:after="80"/>
         <w:jc w:val="center"/>
-      </w:pPr>
-      <w:r>
-        <w:rPr>
-          <w:rFonts w:eastAsia="Times New Roman"/>
+        <w:rPr>
+          <w:rFonts w:hint="eastAsia"/>
+        </w:rPr>
+      </w:pPr>
+      <w:r>
+        <w:rPr>
+          <w:rFonts w:ascii="宋体" w:eastAsia="宋体" w:hAnsi="宋体" w:cs="宋体" w:hint="eastAsia"/>
           <w:b/>
           <w:bCs/>
           <w:sz w:val="28"/>
           <w:szCs w:val="28"/>
         </w:rPr>
-        <w:t>第十八届全国大学生软件创新大赛</w:t>
+        <w:t>软件工程实训项目实习</w:t>
       </w:r>
     </w:p>
     <w:p>
@@ -932,9 +923,6 @@
       <w:pPr>
         <w:shd w:val="solid" w:color="F2F2F2" w:fill="auto"/>
         <w:ind w:left="360"/>
-        <w:rPr>
-          <w:rFonts w:hint="eastAsia"/>
-        </w:rPr>
       </w:pPr>
       <w:r>
         <w:rPr>
@@ -984,12 +972,6 @@
         <w:gridCol w:w="2076"/>
       </w:tblGrid>
       <w:tr>
-        <w:tblPrEx>
-          <w:tblCellMar>
-            <w:top w:w="0" w:type="dxa"/>
-            <w:bottom w:w="0" w:type="dxa"/>
-          </w:tblCellMar>
-        </w:tblPrEx>
         <w:tc>
           <w:tcPr>
             <w:tcW w:w="1250" w:type="pct"/>
@@ -1104,12 +1086,6 @@
         </w:tc>
       </w:tr>
       <w:tr>
-        <w:tblPrEx>
-          <w:tblCellMar>
-            <w:top w:w="0" w:type="dxa"/>
-            <w:bottom w:w="0" w:type="dxa"/>
-          </w:tblCellMar>
-        </w:tblPrEx>
         <w:tc>
           <w:tcPr>
             <w:tcW w:w="1250" w:type="pct"/>
@@ -1208,12 +1184,6 @@
         </w:tc>
       </w:tr>
       <w:tr>
-        <w:tblPrEx>
-          <w:tblCellMar>
-            <w:top w:w="0" w:type="dxa"/>
-            <w:bottom w:w="0" w:type="dxa"/>
-          </w:tblCellMar>
-        </w:tblPrEx>
         <w:tc>
           <w:tcPr>
             <w:tcW w:w="1250" w:type="pct"/>
@@ -1312,12 +1282,6 @@
         </w:tc>
       </w:tr>
       <w:tr>
-        <w:tblPrEx>
-          <w:tblCellMar>
-            <w:top w:w="0" w:type="dxa"/>
-            <w:bottom w:w="0" w:type="dxa"/>
-          </w:tblCellMar>
-        </w:tblPrEx>
         <w:tc>
           <w:tcPr>
             <w:tcW w:w="1250" w:type="pct"/>
@@ -1416,12 +1380,6 @@
         </w:tc>
       </w:tr>
       <w:tr>
-        <w:tblPrEx>
-          <w:tblCellMar>
-            <w:top w:w="0" w:type="dxa"/>
-            <w:bottom w:w="0" w:type="dxa"/>
-          </w:tblCellMar>
-        </w:tblPrEx>
         <w:tc>
           <w:tcPr>
             <w:tcW w:w="1250" w:type="pct"/>
@@ -1622,9 +1580,6 @@
       <w:pPr>
         <w:shd w:val="solid" w:color="F2F2F2" w:fill="auto"/>
         <w:ind w:left="360"/>
-        <w:rPr>
-          <w:rFonts w:hint="eastAsia"/>
-        </w:rPr>
       </w:pPr>
       <w:r>
         <w:rPr>
@@ -1802,12 +1757,6 @@
         <w:gridCol w:w="1661"/>
       </w:tblGrid>
       <w:tr>
-        <w:tblPrEx>
-          <w:tblCellMar>
-            <w:top w:w="0" w:type="dxa"/>
-            <w:bottom w:w="0" w:type="dxa"/>
-          </w:tblCellMar>
-        </w:tblPrEx>
         <w:tc>
           <w:tcPr>
             <w:tcW w:w="1000" w:type="pct"/>
@@ -1950,12 +1899,6 @@
         </w:tc>
       </w:tr>
       <w:tr>
-        <w:tblPrEx>
-          <w:tblCellMar>
-            <w:top w:w="0" w:type="dxa"/>
-            <w:bottom w:w="0" w:type="dxa"/>
-          </w:tblCellMar>
-        </w:tblPrEx>
         <w:tc>
           <w:tcPr>
             <w:tcW w:w="1000" w:type="pct"/>
@@ -2065,9 +2008,6 @@
           <w:p>
             <w:pPr>
               <w:spacing w:before="40" w:after="40"/>
-              <w:rPr>
-                <w:rFonts w:hint="eastAsia"/>
-              </w:rPr>
             </w:pPr>
             <w:r>
               <w:rPr>
@@ -2079,12 +2019,6 @@
         </w:tc>
       </w:tr>
       <w:tr>
-        <w:tblPrEx>
-          <w:tblCellMar>
-            <w:top w:w="0" w:type="dxa"/>
-            <w:bottom w:w="0" w:type="dxa"/>
-          </w:tblCellMar>
-        </w:tblPrEx>
         <w:tc>
           <w:tcPr>
             <w:tcW w:w="1000" w:type="pct"/>
@@ -2194,9 +2128,6 @@
           <w:p>
             <w:pPr>
               <w:spacing w:before="40" w:after="40"/>
-              <w:rPr>
-                <w:rFonts w:hint="eastAsia"/>
-              </w:rPr>
             </w:pPr>
             <w:r>
               <w:rPr>
@@ -2208,12 +2139,6 @@
         </w:tc>
       </w:tr>
       <w:tr>
-        <w:tblPrEx>
-          <w:tblCellMar>
-            <w:top w:w="0" w:type="dxa"/>
-            <w:bottom w:w="0" w:type="dxa"/>
-          </w:tblCellMar>
-        </w:tblPrEx>
         <w:tc>
           <w:tcPr>
             <w:tcW w:w="1000" w:type="pct"/>
@@ -2323,9 +2248,6 @@
           <w:p>
             <w:pPr>
               <w:spacing w:before="40" w:after="40"/>
-              <w:rPr>
-                <w:rFonts w:hint="eastAsia"/>
-              </w:rPr>
             </w:pPr>
             <w:r>
               <w:rPr>
@@ -2337,12 +2259,6 @@
         </w:tc>
       </w:tr>
       <w:tr>
-        <w:tblPrEx>
-          <w:tblCellMar>
-            <w:top w:w="0" w:type="dxa"/>
-            <w:bottom w:w="0" w:type="dxa"/>
-          </w:tblCellMar>
-        </w:tblPrEx>
         <w:tc>
           <w:tcPr>
             <w:tcW w:w="1000" w:type="pct"/>
@@ -2452,9 +2368,6 @@
           <w:p>
             <w:pPr>
               <w:spacing w:before="40" w:after="40"/>
-              <w:rPr>
-                <w:rFonts w:hint="eastAsia"/>
-              </w:rPr>
             </w:pPr>
             <w:r>
               <w:rPr>
@@ -2466,12 +2379,6 @@
         </w:tc>
       </w:tr>
       <w:tr>
-        <w:tblPrEx>
-          <w:tblCellMar>
-            <w:top w:w="0" w:type="dxa"/>
-            <w:bottom w:w="0" w:type="dxa"/>
-          </w:tblCellMar>
-        </w:tblPrEx>
         <w:tc>
           <w:tcPr>
             <w:tcW w:w="1000" w:type="pct"/>
@@ -2581,9 +2488,6 @@
           <w:p>
             <w:pPr>
               <w:spacing w:before="40" w:after="40"/>
-              <w:rPr>
-                <w:rFonts w:hint="eastAsia"/>
-              </w:rPr>
             </w:pPr>
             <w:r>
               <w:rPr>
@@ -2595,12 +2499,6 @@
         </w:tc>
       </w:tr>
       <w:tr>
-        <w:tblPrEx>
-          <w:tblCellMar>
-            <w:top w:w="0" w:type="dxa"/>
-            <w:bottom w:w="0" w:type="dxa"/>
-          </w:tblCellMar>
-        </w:tblPrEx>
         <w:tc>
           <w:tcPr>
             <w:tcW w:w="1000" w:type="pct"/>
@@ -2710,9 +2608,6 @@
           <w:p>
             <w:pPr>
               <w:spacing w:before="40" w:after="40"/>
-              <w:rPr>
-                <w:rFonts w:hint="eastAsia"/>
-              </w:rPr>
             </w:pPr>
             <w:r>
               <w:rPr>
@@ -2724,12 +2619,6 @@
         </w:tc>
       </w:tr>
       <w:tr>
-        <w:tblPrEx>
-          <w:tblCellMar>
-            <w:top w:w="0" w:type="dxa"/>
-            <w:bottom w:w="0" w:type="dxa"/>
-          </w:tblCellMar>
-        </w:tblPrEx>
         <w:tc>
           <w:tcPr>
             <w:tcW w:w="1000" w:type="pct"/>
@@ -2839,9 +2728,6 @@
           <w:p>
             <w:pPr>
               <w:spacing w:before="40" w:after="40"/>
-              <w:rPr>
-                <w:rFonts w:hint="eastAsia"/>
-              </w:rPr>
             </w:pPr>
             <w:r>
               <w:rPr>
@@ -2853,12 +2739,6 @@
         </w:tc>
       </w:tr>
       <w:tr>
-        <w:tblPrEx>
-          <w:tblCellMar>
-            <w:top w:w="0" w:type="dxa"/>
-            <w:bottom w:w="0" w:type="dxa"/>
-          </w:tblCellMar>
-        </w:tblPrEx>
         <w:tc>
           <w:tcPr>
             <w:tcW w:w="1000" w:type="pct"/>
@@ -2968,9 +2848,6 @@
           <w:p>
             <w:pPr>
               <w:spacing w:before="40" w:after="40"/>
-              <w:rPr>
-                <w:rFonts w:hint="eastAsia"/>
-              </w:rPr>
             </w:pPr>
             <w:r>
               <w:rPr>
@@ -2982,12 +2859,6 @@
         </w:tc>
       </w:tr>
       <w:tr>
-        <w:tblPrEx>
-          <w:tblCellMar>
-            <w:top w:w="0" w:type="dxa"/>
-            <w:bottom w:w="0" w:type="dxa"/>
-          </w:tblCellMar>
-        </w:tblPrEx>
         <w:tc>
           <w:tcPr>
             <w:tcW w:w="1000" w:type="pct"/>
@@ -3097,9 +2968,6 @@
           <w:p>
             <w:pPr>
               <w:spacing w:before="40" w:after="40"/>
-              <w:rPr>
-                <w:rFonts w:hint="eastAsia"/>
-              </w:rPr>
             </w:pPr>
             <w:r>
               <w:rPr>
@@ -3111,12 +2979,6 @@
         </w:tc>
       </w:tr>
       <w:tr>
-        <w:tblPrEx>
-          <w:tblCellMar>
-            <w:top w:w="0" w:type="dxa"/>
-            <w:bottom w:w="0" w:type="dxa"/>
-          </w:tblCellMar>
-        </w:tblPrEx>
         <w:tc>
           <w:tcPr>
             <w:tcW w:w="1000" w:type="pct"/>
@@ -3226,9 +3088,6 @@
           <w:p>
             <w:pPr>
               <w:spacing w:before="40" w:after="40"/>
-              <w:rPr>
-                <w:rFonts w:hint="eastAsia"/>
-              </w:rPr>
             </w:pPr>
             <w:r>
               <w:rPr>
@@ -3240,12 +3099,6 @@
         </w:tc>
       </w:tr>
       <w:tr>
-        <w:tblPrEx>
-          <w:tblCellMar>
-            <w:top w:w="0" w:type="dxa"/>
-            <w:bottom w:w="0" w:type="dxa"/>
-          </w:tblCellMar>
-        </w:tblPrEx>
         <w:tc>
           <w:tcPr>
             <w:tcW w:w="1000" w:type="pct"/>
@@ -3355,9 +3208,6 @@
           <w:p>
             <w:pPr>
               <w:spacing w:before="40" w:after="40"/>
-              <w:rPr>
-                <w:rFonts w:hint="eastAsia"/>
-              </w:rPr>
             </w:pPr>
             <w:r>
               <w:rPr>
@@ -3369,12 +3219,6 @@
         </w:tc>
       </w:tr>
       <w:tr>
-        <w:tblPrEx>
-          <w:tblCellMar>
-            <w:top w:w="0" w:type="dxa"/>
-            <w:bottom w:w="0" w:type="dxa"/>
-          </w:tblCellMar>
-        </w:tblPrEx>
         <w:tc>
           <w:tcPr>
             <w:tcW w:w="1000" w:type="pct"/>
@@ -3484,9 +3328,6 @@
           <w:p>
             <w:pPr>
               <w:spacing w:before="40" w:after="40"/>
-              <w:rPr>
-                <w:rFonts w:hint="eastAsia"/>
-              </w:rPr>
             </w:pPr>
             <w:r>
               <w:rPr>
@@ -3498,12 +3339,6 @@
         </w:tc>
       </w:tr>
       <w:tr>
-        <w:tblPrEx>
-          <w:tblCellMar>
-            <w:top w:w="0" w:type="dxa"/>
-            <w:bottom w:w="0" w:type="dxa"/>
-          </w:tblCellMar>
-        </w:tblPrEx>
         <w:tc>
           <w:tcPr>
             <w:tcW w:w="1000" w:type="pct"/>
@@ -3613,9 +3448,6 @@
           <w:p>
             <w:pPr>
               <w:spacing w:before="40" w:after="40"/>
-              <w:rPr>
-                <w:rFonts w:hint="eastAsia"/>
-              </w:rPr>
             </w:pPr>
             <w:r>
               <w:rPr>
@@ -3627,12 +3459,6 @@
         </w:tc>
       </w:tr>
       <w:tr>
-        <w:tblPrEx>
-          <w:tblCellMar>
-            <w:top w:w="0" w:type="dxa"/>
-            <w:bottom w:w="0" w:type="dxa"/>
-          </w:tblCellMar>
-        </w:tblPrEx>
         <w:tc>
           <w:tcPr>
             <w:tcW w:w="1000" w:type="pct"/>
@@ -3742,9 +3568,6 @@
           <w:p>
             <w:pPr>
               <w:spacing w:before="40" w:after="40"/>
-              <w:rPr>
-                <w:rFonts w:hint="eastAsia"/>
-              </w:rPr>
             </w:pPr>
             <w:r>
               <w:rPr>
@@ -3756,12 +3579,6 @@
         </w:tc>
       </w:tr>
       <w:tr>
-        <w:tblPrEx>
-          <w:tblCellMar>
-            <w:top w:w="0" w:type="dxa"/>
-            <w:bottom w:w="0" w:type="dxa"/>
-          </w:tblCellMar>
-        </w:tblPrEx>
         <w:tc>
           <w:tcPr>
             <w:tcW w:w="1000" w:type="pct"/>
@@ -3871,9 +3688,6 @@
           <w:p>
             <w:pPr>
               <w:spacing w:before="40" w:after="40"/>
-              <w:rPr>
-                <w:rFonts w:hint="eastAsia"/>
-              </w:rPr>
             </w:pPr>
             <w:r>
               <w:rPr>
@@ -3885,12 +3699,6 @@
         </w:tc>
       </w:tr>
       <w:tr>
-        <w:tblPrEx>
-          <w:tblCellMar>
-            <w:top w:w="0" w:type="dxa"/>
-            <w:bottom w:w="0" w:type="dxa"/>
-          </w:tblCellMar>
-        </w:tblPrEx>
         <w:tc>
           <w:tcPr>
             <w:tcW w:w="1000" w:type="pct"/>
@@ -4000,9 +3808,6 @@
           <w:p>
             <w:pPr>
               <w:spacing w:before="40" w:after="40"/>
-              <w:rPr>
-                <w:rFonts w:hint="eastAsia"/>
-              </w:rPr>
             </w:pPr>
             <w:r>
               <w:rPr>
@@ -4014,12 +3819,6 @@
         </w:tc>
       </w:tr>
       <w:tr>
-        <w:tblPrEx>
-          <w:tblCellMar>
-            <w:top w:w="0" w:type="dxa"/>
-            <w:bottom w:w="0" w:type="dxa"/>
-          </w:tblCellMar>
-        </w:tblPrEx>
         <w:tc>
           <w:tcPr>
             <w:tcW w:w="1000" w:type="pct"/>
@@ -4130,9 +3929,6 @@
           <w:p>
             <w:pPr>
               <w:spacing w:before="40" w:after="40"/>
-              <w:rPr>
-                <w:rFonts w:hint="eastAsia"/>
-              </w:rPr>
             </w:pPr>
             <w:r>
               <w:rPr>
@@ -4896,12 +4692,6 @@
         <w:gridCol w:w="2076"/>
       </w:tblGrid>
       <w:tr>
-        <w:tblPrEx>
-          <w:tblCellMar>
-            <w:top w:w="0" w:type="dxa"/>
-            <w:bottom w:w="0" w:type="dxa"/>
-          </w:tblCellMar>
-        </w:tblPrEx>
         <w:tc>
           <w:tcPr>
             <w:tcW w:w="1250" w:type="pct"/>
@@ -5016,12 +4806,6 @@
         </w:tc>
       </w:tr>
       <w:tr>
-        <w:tblPrEx>
-          <w:tblCellMar>
-            <w:top w:w="0" w:type="dxa"/>
-            <w:bottom w:w="0" w:type="dxa"/>
-          </w:tblCellMar>
-        </w:tblPrEx>
         <w:tc>
           <w:tcPr>
             <w:tcW w:w="1250" w:type="pct"/>
@@ -5120,12 +4904,6 @@
         </w:tc>
       </w:tr>
       <w:tr>
-        <w:tblPrEx>
-          <w:tblCellMar>
-            <w:top w:w="0" w:type="dxa"/>
-            <w:bottom w:w="0" w:type="dxa"/>
-          </w:tblCellMar>
-        </w:tblPrEx>
         <w:tc>
           <w:tcPr>
             <w:tcW w:w="1250" w:type="pct"/>
@@ -5224,12 +5002,6 @@
         </w:tc>
       </w:tr>
       <w:tr>
-        <w:tblPrEx>
-          <w:tblCellMar>
-            <w:top w:w="0" w:type="dxa"/>
-            <w:bottom w:w="0" w:type="dxa"/>
-          </w:tblCellMar>
-        </w:tblPrEx>
         <w:tc>
           <w:tcPr>
             <w:tcW w:w="1250" w:type="pct"/>
@@ -5328,12 +5100,6 @@
         </w:tc>
       </w:tr>
       <w:tr>
-        <w:tblPrEx>
-          <w:tblCellMar>
-            <w:top w:w="0" w:type="dxa"/>
-            <w:bottom w:w="0" w:type="dxa"/>
-          </w:tblCellMar>
-        </w:tblPrEx>
         <w:tc>
           <w:tcPr>
             <w:tcW w:w="1250" w:type="pct"/>
@@ -5432,12 +5198,6 @@
         </w:tc>
       </w:tr>
       <w:tr>
-        <w:tblPrEx>
-          <w:tblCellMar>
-            <w:top w:w="0" w:type="dxa"/>
-            <w:bottom w:w="0" w:type="dxa"/>
-          </w:tblCellMar>
-        </w:tblPrEx>
         <w:tc>
           <w:tcPr>
             <w:tcW w:w="1250" w:type="pct"/>
@@ -5536,12 +5296,6 @@
         </w:tc>
       </w:tr>
       <w:tr>
-        <w:tblPrEx>
-          <w:tblCellMar>
-            <w:top w:w="0" w:type="dxa"/>
-            <w:bottom w:w="0" w:type="dxa"/>
-          </w:tblCellMar>
-        </w:tblPrEx>
         <w:tc>
           <w:tcPr>
             <w:tcW w:w="1250" w:type="pct"/>
@@ -5640,12 +5394,6 @@
         </w:tc>
       </w:tr>
       <w:tr>
-        <w:tblPrEx>
-          <w:tblCellMar>
-            <w:top w:w="0" w:type="dxa"/>
-            <w:bottom w:w="0" w:type="dxa"/>
-          </w:tblCellMar>
-        </w:tblPrEx>
         <w:tc>
           <w:tcPr>
             <w:tcW w:w="1250" w:type="pct"/>
@@ -5744,12 +5492,6 @@
         </w:tc>
       </w:tr>
       <w:tr>
-        <w:tblPrEx>
-          <w:tblCellMar>
-            <w:top w:w="0" w:type="dxa"/>
-            <w:bottom w:w="0" w:type="dxa"/>
-          </w:tblCellMar>
-        </w:tblPrEx>
         <w:tc>
           <w:tcPr>
             <w:tcW w:w="1250" w:type="pct"/>
@@ -5848,12 +5590,6 @@
         </w:tc>
       </w:tr>
       <w:tr>
-        <w:tblPrEx>
-          <w:tblCellMar>
-            <w:top w:w="0" w:type="dxa"/>
-            <w:bottom w:w="0" w:type="dxa"/>
-          </w:tblCellMar>
-        </w:tblPrEx>
         <w:tc>
           <w:tcPr>
             <w:tcW w:w="1250" w:type="pct"/>
@@ -5952,12 +5688,6 @@
         </w:tc>
       </w:tr>
       <w:tr>
-        <w:tblPrEx>
-          <w:tblCellMar>
-            <w:top w:w="0" w:type="dxa"/>
-            <w:bottom w:w="0" w:type="dxa"/>
-          </w:tblCellMar>
-        </w:tblPrEx>
         <w:tc>
           <w:tcPr>
             <w:tcW w:w="1250" w:type="pct"/>
@@ -6056,12 +5786,6 @@
         </w:tc>
       </w:tr>
       <w:tr>
-        <w:tblPrEx>
-          <w:tblCellMar>
-            <w:top w:w="0" w:type="dxa"/>
-            <w:bottom w:w="0" w:type="dxa"/>
-          </w:tblCellMar>
-        </w:tblPrEx>
         <w:tc>
           <w:tcPr>
             <w:tcW w:w="1250" w:type="pct"/>
@@ -6213,12 +5937,6 @@
         <w:gridCol w:w="4152"/>
       </w:tblGrid>
       <w:tr>
-        <w:tblPrEx>
-          <w:tblCellMar>
-            <w:top w:w="0" w:type="dxa"/>
-            <w:bottom w:w="0" w:type="dxa"/>
-          </w:tblCellMar>
-        </w:tblPrEx>
         <w:tc>
           <w:tcPr>
             <w:tcW w:w="2500" w:type="pct"/>
@@ -6277,12 +5995,6 @@
         </w:tc>
       </w:tr>
       <w:tr>
-        <w:tblPrEx>
-          <w:tblCellMar>
-            <w:top w:w="0" w:type="dxa"/>
-            <w:bottom w:w="0" w:type="dxa"/>
-          </w:tblCellMar>
-        </w:tblPrEx>
         <w:tc>
           <w:tcPr>
             <w:tcW w:w="2500" w:type="pct"/>
@@ -6333,12 +6045,6 @@
         </w:tc>
       </w:tr>
       <w:tr>
-        <w:tblPrEx>
-          <w:tblCellMar>
-            <w:top w:w="0" w:type="dxa"/>
-            <w:bottom w:w="0" w:type="dxa"/>
-          </w:tblCellMar>
-        </w:tblPrEx>
         <w:tc>
           <w:tcPr>
             <w:tcW w:w="2500" w:type="pct"/>
@@ -6389,12 +6095,6 @@
         </w:tc>
       </w:tr>
       <w:tr>
-        <w:tblPrEx>
-          <w:tblCellMar>
-            <w:top w:w="0" w:type="dxa"/>
-            <w:bottom w:w="0" w:type="dxa"/>
-          </w:tblCellMar>
-        </w:tblPrEx>
         <w:tc>
           <w:tcPr>
             <w:tcW w:w="2500" w:type="pct"/>
@@ -6445,12 +6145,6 @@
         </w:tc>
       </w:tr>
       <w:tr>
-        <w:tblPrEx>
-          <w:tblCellMar>
-            <w:top w:w="0" w:type="dxa"/>
-            <w:bottom w:w="0" w:type="dxa"/>
-          </w:tblCellMar>
-        </w:tblPrEx>
         <w:tc>
           <w:tcPr>
             <w:tcW w:w="2500" w:type="pct"/>
@@ -6501,12 +6195,6 @@
         </w:tc>
       </w:tr>
       <w:tr>
-        <w:tblPrEx>
-          <w:tblCellMar>
-            <w:top w:w="0" w:type="dxa"/>
-            <w:bottom w:w="0" w:type="dxa"/>
-          </w:tblCellMar>
-        </w:tblPrEx>
         <w:tc>
           <w:tcPr>
             <w:tcW w:w="2500" w:type="pct"/>
@@ -6595,12 +6283,6 @@
         <w:gridCol w:w="4152"/>
       </w:tblGrid>
       <w:tr>
-        <w:tblPrEx>
-          <w:tblCellMar>
-            <w:top w:w="0" w:type="dxa"/>
-            <w:bottom w:w="0" w:type="dxa"/>
-          </w:tblCellMar>
-        </w:tblPrEx>
         <w:tc>
           <w:tcPr>
             <w:tcW w:w="2500" w:type="pct"/>
@@ -6659,12 +6341,6 @@
         </w:tc>
       </w:tr>
       <w:tr>
-        <w:tblPrEx>
-          <w:tblCellMar>
-            <w:top w:w="0" w:type="dxa"/>
-            <w:bottom w:w="0" w:type="dxa"/>
-          </w:tblCellMar>
-        </w:tblPrEx>
         <w:tc>
           <w:tcPr>
             <w:tcW w:w="2500" w:type="pct"/>
@@ -6715,12 +6391,6 @@
         </w:tc>
       </w:tr>
       <w:tr>
-        <w:tblPrEx>
-          <w:tblCellMar>
-            <w:top w:w="0" w:type="dxa"/>
-            <w:bottom w:w="0" w:type="dxa"/>
-          </w:tblCellMar>
-        </w:tblPrEx>
         <w:tc>
           <w:tcPr>
             <w:tcW w:w="2500" w:type="pct"/>
@@ -6771,12 +6441,6 @@
         </w:tc>
       </w:tr>
       <w:tr>
-        <w:tblPrEx>
-          <w:tblCellMar>
-            <w:top w:w="0" w:type="dxa"/>
-            <w:bottom w:w="0" w:type="dxa"/>
-          </w:tblCellMar>
-        </w:tblPrEx>
         <w:tc>
           <w:tcPr>
             <w:tcW w:w="2500" w:type="pct"/>
@@ -6827,12 +6491,6 @@
         </w:tc>
       </w:tr>
       <w:tr>
-        <w:tblPrEx>
-          <w:tblCellMar>
-            <w:top w:w="0" w:type="dxa"/>
-            <w:bottom w:w="0" w:type="dxa"/>
-          </w:tblCellMar>
-        </w:tblPrEx>
         <w:tc>
           <w:tcPr>
             <w:tcW w:w="2500" w:type="pct"/>
@@ -6883,12 +6541,6 @@
         </w:tc>
       </w:tr>
       <w:tr>
-        <w:tblPrEx>
-          <w:tblCellMar>
-            <w:top w:w="0" w:type="dxa"/>
-            <w:bottom w:w="0" w:type="dxa"/>
-          </w:tblCellMar>
-        </w:tblPrEx>
         <w:tc>
           <w:tcPr>
             <w:tcW w:w="2500" w:type="pct"/>
@@ -6977,12 +6629,6 @@
         <w:gridCol w:w="4152"/>
       </w:tblGrid>
       <w:tr>
-        <w:tblPrEx>
-          <w:tblCellMar>
-            <w:top w:w="0" w:type="dxa"/>
-            <w:bottom w:w="0" w:type="dxa"/>
-          </w:tblCellMar>
-        </w:tblPrEx>
         <w:tc>
           <w:tcPr>
             <w:tcW w:w="2500" w:type="pct"/>
@@ -7041,12 +6687,6 @@
         </w:tc>
       </w:tr>
       <w:tr>
-        <w:tblPrEx>
-          <w:tblCellMar>
-            <w:top w:w="0" w:type="dxa"/>
-            <w:bottom w:w="0" w:type="dxa"/>
-          </w:tblCellMar>
-        </w:tblPrEx>
         <w:tc>
           <w:tcPr>
             <w:tcW w:w="2500" w:type="pct"/>
@@ -7097,12 +6737,6 @@
         </w:tc>
       </w:tr>
       <w:tr>
-        <w:tblPrEx>
-          <w:tblCellMar>
-            <w:top w:w="0" w:type="dxa"/>
-            <w:bottom w:w="0" w:type="dxa"/>
-          </w:tblCellMar>
-        </w:tblPrEx>
         <w:tc>
           <w:tcPr>
             <w:tcW w:w="2500" w:type="pct"/>
@@ -7153,12 +6787,6 @@
         </w:tc>
       </w:tr>
       <w:tr>
-        <w:tblPrEx>
-          <w:tblCellMar>
-            <w:top w:w="0" w:type="dxa"/>
-            <w:bottom w:w="0" w:type="dxa"/>
-          </w:tblCellMar>
-        </w:tblPrEx>
         <w:tc>
           <w:tcPr>
             <w:tcW w:w="2500" w:type="pct"/>
@@ -7209,12 +6837,6 @@
         </w:tc>
       </w:tr>
       <w:tr>
-        <w:tblPrEx>
-          <w:tblCellMar>
-            <w:top w:w="0" w:type="dxa"/>
-            <w:bottom w:w="0" w:type="dxa"/>
-          </w:tblCellMar>
-        </w:tblPrEx>
         <w:tc>
           <w:tcPr>
             <w:tcW w:w="2500" w:type="pct"/>
@@ -7265,12 +6887,6 @@
         </w:tc>
       </w:tr>
       <w:tr>
-        <w:tblPrEx>
-          <w:tblCellMar>
-            <w:top w:w="0" w:type="dxa"/>
-            <w:bottom w:w="0" w:type="dxa"/>
-          </w:tblCellMar>
-        </w:tblPrEx>
         <w:tc>
           <w:tcPr>
             <w:tcW w:w="2500" w:type="pct"/>
@@ -7321,13 +6937,7 @@
         </w:tc>
       </w:tr>
     </w:tbl>
-    <w:p>
-      <w:pPr>
-        <w:rPr>
-          <w:rFonts w:hint="eastAsia"/>
-        </w:rPr>
-      </w:pPr>
-    </w:p>
+    <w:p/>
     <w:p>
       <w:pPr>
         <w:spacing w:after="80" w:line="360" w:lineRule="auto"/>
@@ -7366,12 +6976,6 @@
         <w:gridCol w:w="4152"/>
       </w:tblGrid>
       <w:tr>
-        <w:tblPrEx>
-          <w:tblCellMar>
-            <w:top w:w="0" w:type="dxa"/>
-            <w:bottom w:w="0" w:type="dxa"/>
-          </w:tblCellMar>
-        </w:tblPrEx>
         <w:tc>
           <w:tcPr>
             <w:tcW w:w="2500" w:type="pct"/>
@@ -7430,12 +7034,6 @@
         </w:tc>
       </w:tr>
       <w:tr>
-        <w:tblPrEx>
-          <w:tblCellMar>
-            <w:top w:w="0" w:type="dxa"/>
-            <w:bottom w:w="0" w:type="dxa"/>
-          </w:tblCellMar>
-        </w:tblPrEx>
         <w:tc>
           <w:tcPr>
             <w:tcW w:w="2500" w:type="pct"/>
@@ -7486,12 +7084,6 @@
         </w:tc>
       </w:tr>
       <w:tr>
-        <w:tblPrEx>
-          <w:tblCellMar>
-            <w:top w:w="0" w:type="dxa"/>
-            <w:bottom w:w="0" w:type="dxa"/>
-          </w:tblCellMar>
-        </w:tblPrEx>
         <w:tc>
           <w:tcPr>
             <w:tcW w:w="2500" w:type="pct"/>
@@ -7542,12 +7134,6 @@
         </w:tc>
       </w:tr>
       <w:tr>
-        <w:tblPrEx>
-          <w:tblCellMar>
-            <w:top w:w="0" w:type="dxa"/>
-            <w:bottom w:w="0" w:type="dxa"/>
-          </w:tblCellMar>
-        </w:tblPrEx>
         <w:tc>
           <w:tcPr>
             <w:tcW w:w="2500" w:type="pct"/>
@@ -7598,12 +7184,6 @@
         </w:tc>
       </w:tr>
       <w:tr>
-        <w:tblPrEx>
-          <w:tblCellMar>
-            <w:top w:w="0" w:type="dxa"/>
-            <w:bottom w:w="0" w:type="dxa"/>
-          </w:tblCellMar>
-        </w:tblPrEx>
         <w:tc>
           <w:tcPr>
             <w:tcW w:w="2500" w:type="pct"/>
@@ -7654,12 +7234,6 @@
         </w:tc>
       </w:tr>
       <w:tr>
-        <w:tblPrEx>
-          <w:tblCellMar>
-            <w:top w:w="0" w:type="dxa"/>
-            <w:bottom w:w="0" w:type="dxa"/>
-          </w:tblCellMar>
-        </w:tblPrEx>
         <w:tc>
           <w:tcPr>
             <w:tcW w:w="2500" w:type="pct"/>
@@ -7748,12 +7322,6 @@
         <w:gridCol w:w="4152"/>
       </w:tblGrid>
       <w:tr>
-        <w:tblPrEx>
-          <w:tblCellMar>
-            <w:top w:w="0" w:type="dxa"/>
-            <w:bottom w:w="0" w:type="dxa"/>
-          </w:tblCellMar>
-        </w:tblPrEx>
         <w:tc>
           <w:tcPr>
             <w:tcW w:w="2500" w:type="pct"/>
@@ -7812,12 +7380,6 @@
         </w:tc>
       </w:tr>
       <w:tr>
-        <w:tblPrEx>
-          <w:tblCellMar>
-            <w:top w:w="0" w:type="dxa"/>
-            <w:bottom w:w="0" w:type="dxa"/>
-          </w:tblCellMar>
-        </w:tblPrEx>
         <w:tc>
           <w:tcPr>
             <w:tcW w:w="2500" w:type="pct"/>
@@ -7868,12 +7430,6 @@
         </w:tc>
       </w:tr>
       <w:tr>
-        <w:tblPrEx>
-          <w:tblCellMar>
-            <w:top w:w="0" w:type="dxa"/>
-            <w:bottom w:w="0" w:type="dxa"/>
-          </w:tblCellMar>
-        </w:tblPrEx>
         <w:tc>
           <w:tcPr>
             <w:tcW w:w="2500" w:type="pct"/>
@@ -7924,12 +7480,6 @@
         </w:tc>
       </w:tr>
       <w:tr>
-        <w:tblPrEx>
-          <w:tblCellMar>
-            <w:top w:w="0" w:type="dxa"/>
-            <w:bottom w:w="0" w:type="dxa"/>
-          </w:tblCellMar>
-        </w:tblPrEx>
         <w:tc>
           <w:tcPr>
             <w:tcW w:w="2500" w:type="pct"/>
@@ -7980,12 +7530,6 @@
         </w:tc>
       </w:tr>
       <w:tr>
-        <w:tblPrEx>
-          <w:tblCellMar>
-            <w:top w:w="0" w:type="dxa"/>
-            <w:bottom w:w="0" w:type="dxa"/>
-          </w:tblCellMar>
-        </w:tblPrEx>
         <w:tc>
           <w:tcPr>
             <w:tcW w:w="2500" w:type="pct"/>
@@ -8074,12 +7618,6 @@
         <w:gridCol w:w="4152"/>
       </w:tblGrid>
       <w:tr>
-        <w:tblPrEx>
-          <w:tblCellMar>
-            <w:top w:w="0" w:type="dxa"/>
-            <w:bottom w:w="0" w:type="dxa"/>
-          </w:tblCellMar>
-        </w:tblPrEx>
         <w:tc>
           <w:tcPr>
             <w:tcW w:w="2500" w:type="pct"/>
@@ -8138,12 +7676,6 @@
         </w:tc>
       </w:tr>
       <w:tr>
-        <w:tblPrEx>
-          <w:tblCellMar>
-            <w:top w:w="0" w:type="dxa"/>
-            <w:bottom w:w="0" w:type="dxa"/>
-          </w:tblCellMar>
-        </w:tblPrEx>
         <w:tc>
           <w:tcPr>
             <w:tcW w:w="2500" w:type="pct"/>
@@ -8194,12 +7726,6 @@
         </w:tc>
       </w:tr>
       <w:tr>
-        <w:tblPrEx>
-          <w:tblCellMar>
-            <w:top w:w="0" w:type="dxa"/>
-            <w:bottom w:w="0" w:type="dxa"/>
-          </w:tblCellMar>
-        </w:tblPrEx>
         <w:tc>
           <w:tcPr>
             <w:tcW w:w="2500" w:type="pct"/>
@@ -8250,12 +7776,6 @@
         </w:tc>
       </w:tr>
       <w:tr>
-        <w:tblPrEx>
-          <w:tblCellMar>
-            <w:top w:w="0" w:type="dxa"/>
-            <w:bottom w:w="0" w:type="dxa"/>
-          </w:tblCellMar>
-        </w:tblPrEx>
         <w:tc>
           <w:tcPr>
             <w:tcW w:w="2500" w:type="pct"/>
@@ -8344,12 +7864,6 @@
         <w:gridCol w:w="4152"/>
       </w:tblGrid>
       <w:tr>
-        <w:tblPrEx>
-          <w:tblCellMar>
-            <w:top w:w="0" w:type="dxa"/>
-            <w:bottom w:w="0" w:type="dxa"/>
-          </w:tblCellMar>
-        </w:tblPrEx>
         <w:tc>
           <w:tcPr>
             <w:tcW w:w="2500" w:type="pct"/>
@@ -8408,12 +7922,6 @@
         </w:tc>
       </w:tr>
       <w:tr>
-        <w:tblPrEx>
-          <w:tblCellMar>
-            <w:top w:w="0" w:type="dxa"/>
-            <w:bottom w:w="0" w:type="dxa"/>
-          </w:tblCellMar>
-        </w:tblPrEx>
         <w:tc>
           <w:tcPr>
             <w:tcW w:w="2500" w:type="pct"/>
@@ -8464,12 +7972,6 @@
         </w:tc>
       </w:tr>
       <w:tr>
-        <w:tblPrEx>
-          <w:tblCellMar>
-            <w:top w:w="0" w:type="dxa"/>
-            <w:bottom w:w="0" w:type="dxa"/>
-          </w:tblCellMar>
-        </w:tblPrEx>
         <w:tc>
           <w:tcPr>
             <w:tcW w:w="2500" w:type="pct"/>
@@ -8520,12 +8022,6 @@
         </w:tc>
       </w:tr>
       <w:tr>
-        <w:tblPrEx>
-          <w:tblCellMar>
-            <w:top w:w="0" w:type="dxa"/>
-            <w:bottom w:w="0" w:type="dxa"/>
-          </w:tblCellMar>
-        </w:tblPrEx>
         <w:tc>
           <w:tcPr>
             <w:tcW w:w="2500" w:type="pct"/>
@@ -8576,12 +8072,6 @@
         </w:tc>
       </w:tr>
       <w:tr>
-        <w:tblPrEx>
-          <w:tblCellMar>
-            <w:top w:w="0" w:type="dxa"/>
-            <w:bottom w:w="0" w:type="dxa"/>
-          </w:tblCellMar>
-        </w:tblPrEx>
         <w:tc>
           <w:tcPr>
             <w:tcW w:w="2500" w:type="pct"/>
@@ -8796,12 +8286,6 @@
         <w:gridCol w:w="2076"/>
       </w:tblGrid>
       <w:tr>
-        <w:tblPrEx>
-          <w:tblCellMar>
-            <w:top w:w="0" w:type="dxa"/>
-            <w:bottom w:w="0" w:type="dxa"/>
-          </w:tblCellMar>
-        </w:tblPrEx>
         <w:tc>
           <w:tcPr>
             <w:tcW w:w="1250" w:type="pct"/>
@@ -8916,12 +8400,6 @@
         </w:tc>
       </w:tr>
       <w:tr>
-        <w:tblPrEx>
-          <w:tblCellMar>
-            <w:top w:w="0" w:type="dxa"/>
-            <w:bottom w:w="0" w:type="dxa"/>
-          </w:tblCellMar>
-        </w:tblPrEx>
         <w:tc>
           <w:tcPr>
             <w:tcW w:w="1250" w:type="pct"/>
@@ -9020,12 +8498,6 @@
         </w:tc>
       </w:tr>
       <w:tr>
-        <w:tblPrEx>
-          <w:tblCellMar>
-            <w:top w:w="0" w:type="dxa"/>
-            <w:bottom w:w="0" w:type="dxa"/>
-          </w:tblCellMar>
-        </w:tblPrEx>
         <w:tc>
           <w:tcPr>
             <w:tcW w:w="1250" w:type="pct"/>
@@ -9124,12 +8596,6 @@
         </w:tc>
       </w:tr>
       <w:tr>
-        <w:tblPrEx>
-          <w:tblCellMar>
-            <w:top w:w="0" w:type="dxa"/>
-            <w:bottom w:w="0" w:type="dxa"/>
-          </w:tblCellMar>
-        </w:tblPrEx>
         <w:tc>
           <w:tcPr>
             <w:tcW w:w="1250" w:type="pct"/>
@@ -9228,12 +8694,6 @@
         </w:tc>
       </w:tr>
       <w:tr>
-        <w:tblPrEx>
-          <w:tblCellMar>
-            <w:top w:w="0" w:type="dxa"/>
-            <w:bottom w:w="0" w:type="dxa"/>
-          </w:tblCellMar>
-        </w:tblPrEx>
         <w:tc>
           <w:tcPr>
             <w:tcW w:w="1250" w:type="pct"/>
@@ -9332,12 +8792,6 @@
         </w:tc>
       </w:tr>
       <w:tr>
-        <w:tblPrEx>
-          <w:tblCellMar>
-            <w:top w:w="0" w:type="dxa"/>
-            <w:bottom w:w="0" w:type="dxa"/>
-          </w:tblCellMar>
-        </w:tblPrEx>
         <w:tc>
           <w:tcPr>
             <w:tcW w:w="1250" w:type="pct"/>
@@ -9436,12 +8890,6 @@
         </w:tc>
       </w:tr>
       <w:tr>
-        <w:tblPrEx>
-          <w:tblCellMar>
-            <w:top w:w="0" w:type="dxa"/>
-            <w:bottom w:w="0" w:type="dxa"/>
-          </w:tblCellMar>
-        </w:tblPrEx>
         <w:tc>
           <w:tcPr>
             <w:tcW w:w="1250" w:type="pct"/>
@@ -9825,6 +9273,9 @@
         <w:shd w:val="solid" w:color="F2F2F2" w:fill="auto"/>
       </w:pPr>
       <w:r>
+        <w:rPr>
+          <w:noProof/>
+        </w:rPr>
         <w:drawing>
           <wp:inline distT="0" distB="0" distL="0" distR="0" wp14:anchorId="36E48E0B" wp14:editId="1A3BA94E">
             <wp:extent cx="5274310" cy="4463415"/>
@@ -9870,6 +9321,9 @@
         </w:rPr>
       </w:pPr>
       <w:r>
+        <w:rPr>
+          <w:noProof/>
+        </w:rPr>
         <w:drawing>
           <wp:inline distT="0" distB="0" distL="0" distR="0" wp14:anchorId="16546D28" wp14:editId="710778A1">
             <wp:extent cx="2433081" cy="3716867"/>
@@ -9913,6 +9367,9 @@
         <w:t xml:space="preserve"> </w:t>
       </w:r>
       <w:r>
+        <w:rPr>
+          <w:noProof/>
+        </w:rPr>
         <w:drawing>
           <wp:inline distT="0" distB="0" distL="0" distR="0" wp14:anchorId="1FB376C5" wp14:editId="1F92E369">
             <wp:extent cx="2789478" cy="3640243"/>
@@ -9955,11 +9412,14 @@
         <w:shd w:val="solid" w:color="F2F2F2" w:fill="auto"/>
       </w:pPr>
       <w:r>
+        <w:rPr>
+          <w:noProof/>
+        </w:rPr>
         <w:lastRenderedPageBreak/>
         <w:drawing>
-          <wp:inline distT="0" distB="0" distL="0" distR="0" wp14:anchorId="08281D69" wp14:editId="3D691522">
-            <wp:extent cx="5274310" cy="4291330"/>
-            <wp:effectExtent l="0" t="0" r="2540" b="0"/>
+          <wp:inline distT="0" distB="0" distL="0" distR="0" wp14:anchorId="08281D69" wp14:editId="5D7D5671">
+            <wp:extent cx="4823460" cy="3924505"/>
+            <wp:effectExtent l="0" t="0" r="0" b="0"/>
             <wp:docPr id="800451763" name="图片 1"/>
             <wp:cNvGraphicFramePr>
               <a:graphicFrameLocks xmlns:a="http://schemas.openxmlformats.org/drawingml/2006/main" noChangeAspect="1"/>
@@ -9980,7 +9440,7 @@
                   <pic:spPr>
                     <a:xfrm>
                       <a:off x="0" y="0"/>
-                      <a:ext cx="5274310" cy="4291330"/>
+                      <a:ext cx="4827857" cy="3928082"/>
                     </a:xfrm>
                     <a:prstGeom prst="rect">
                       <a:avLst/>
@@ -9996,12 +9456,11 @@
     <w:p>
       <w:pPr>
         <w:shd w:val="solid" w:color="F2F2F2" w:fill="auto"/>
-        <w:rPr>
-          <w:rFonts w:hint="eastAsia"/>
-        </w:rPr>
-      </w:pPr>
-      <w:r>
-        <w:lastRenderedPageBreak/>
+      </w:pPr>
+      <w:r>
+        <w:rPr>
+          <w:noProof/>
+        </w:rPr>
         <w:drawing>
           <wp:inline distT="0" distB="0" distL="0" distR="0" wp14:anchorId="34CC5F1A" wp14:editId="42F9CB20">
             <wp:extent cx="5274310" cy="4582160"/>
@@ -10050,6 +9509,7 @@
           <w:b/>
           <w:bCs/>
         </w:rPr>
+        <w:lastRenderedPageBreak/>
         <w:t>4.4 数据存储策略</w:t>
       </w:r>
     </w:p>
@@ -10077,12 +9537,6 @@
         <w:gridCol w:w="2768"/>
       </w:tblGrid>
       <w:tr>
-        <w:tblPrEx>
-          <w:tblCellMar>
-            <w:top w:w="0" w:type="dxa"/>
-            <w:bottom w:w="0" w:type="dxa"/>
-          </w:tblCellMar>
-        </w:tblPrEx>
         <w:tc>
           <w:tcPr>
             <w:tcW w:w="1650" w:type="pct"/>
@@ -10169,12 +9623,6 @@
         </w:tc>
       </w:tr>
       <w:tr>
-        <w:tblPrEx>
-          <w:tblCellMar>
-            <w:top w:w="0" w:type="dxa"/>
-            <w:bottom w:w="0" w:type="dxa"/>
-          </w:tblCellMar>
-        </w:tblPrEx>
         <w:tc>
           <w:tcPr>
             <w:tcW w:w="1650" w:type="pct"/>
@@ -10249,12 +9697,6 @@
         </w:tc>
       </w:tr>
       <w:tr>
-        <w:tblPrEx>
-          <w:tblCellMar>
-            <w:top w:w="0" w:type="dxa"/>
-            <w:bottom w:w="0" w:type="dxa"/>
-          </w:tblCellMar>
-        </w:tblPrEx>
         <w:tc>
           <w:tcPr>
             <w:tcW w:w="1650" w:type="pct"/>
@@ -10329,12 +9771,6 @@
         </w:tc>
       </w:tr>
       <w:tr>
-        <w:tblPrEx>
-          <w:tblCellMar>
-            <w:top w:w="0" w:type="dxa"/>
-            <w:bottom w:w="0" w:type="dxa"/>
-          </w:tblCellMar>
-        </w:tblPrEx>
         <w:tc>
           <w:tcPr>
             <w:tcW w:w="1650" w:type="pct"/>
@@ -10409,12 +9845,6 @@
         </w:tc>
       </w:tr>
       <w:tr>
-        <w:tblPrEx>
-          <w:tblCellMar>
-            <w:top w:w="0" w:type="dxa"/>
-            <w:bottom w:w="0" w:type="dxa"/>
-          </w:tblCellMar>
-        </w:tblPrEx>
         <w:tc>
           <w:tcPr>
             <w:tcW w:w="1650" w:type="pct"/>
@@ -10584,7 +10014,6 @@
           <w:sz w:val="18"/>
           <w:szCs w:val="18"/>
         </w:rPr>
-        <w:lastRenderedPageBreak/>
         <w:t>│  [试验控制]    [记录查询]    [设备校准]             │</w:t>
       </w:r>
     </w:p>
@@ -10950,12 +10379,6 @@
         <w:gridCol w:w="2076"/>
       </w:tblGrid>
       <w:tr>
-        <w:tblPrEx>
-          <w:tblCellMar>
-            <w:top w:w="0" w:type="dxa"/>
-            <w:bottom w:w="0" w:type="dxa"/>
-          </w:tblCellMar>
-        </w:tblPrEx>
         <w:tc>
           <w:tcPr>
             <w:tcW w:w="1250" w:type="pct"/>
@@ -11070,12 +10493,6 @@
         </w:tc>
       </w:tr>
       <w:tr>
-        <w:tblPrEx>
-          <w:tblCellMar>
-            <w:top w:w="0" w:type="dxa"/>
-            <w:bottom w:w="0" w:type="dxa"/>
-          </w:tblCellMar>
-        </w:tblPrEx>
         <w:tc>
           <w:tcPr>
             <w:tcW w:w="1250" w:type="pct"/>
@@ -11144,42 +10561,46 @@
                 <w:sz w:val="21"/>
                 <w:szCs w:val="21"/>
               </w:rPr>
-              <w:t>角色 RadioButton（管理员/试验员）+ 密码输入框（掩码） + 登录按钮；调用 DbHelper.Login() 验证</w:t>
-            </w:r>
-          </w:p>
-        </w:tc>
-        <w:tc>
-          <w:tcPr>
-            <w:tcW w:w="1250" w:type="pct"/>
-            <w:tcBorders>
-              <w:top w:val="single" w:sz="1" w:space="0" w:color="000000"/>
-              <w:left w:val="single" w:sz="1" w:space="0" w:color="000000"/>
-              <w:bottom w:val="single" w:sz="1" w:space="0" w:color="000000"/>
-              <w:right w:val="single" w:sz="1" w:space="0" w:color="000000"/>
-            </w:tcBorders>
-          </w:tcPr>
-          <w:p>
-            <w:pPr>
-              <w:spacing w:before="40" w:after="40"/>
-            </w:pPr>
-            <w:r>
-              <w:rPr>
-                <w:rFonts w:eastAsia="Times New Roman"/>
-                <w:sz w:val="21"/>
-                <w:szCs w:val="21"/>
-              </w:rPr>
+              <w:t>角色 RadioButton（管理员/</w:t>
+            </w:r>
+            <w:r>
+              <w:rPr>
+                <w:rFonts w:eastAsia="Times New Roman"/>
+                <w:sz w:val="21"/>
+                <w:szCs w:val="21"/>
+              </w:rPr>
+              <w:lastRenderedPageBreak/>
+              <w:t>试验员）+ 密码输入框（掩码） + 登录按钮；调用 DbHelper.Login() 验证</w:t>
+            </w:r>
+          </w:p>
+        </w:tc>
+        <w:tc>
+          <w:tcPr>
+            <w:tcW w:w="1250" w:type="pct"/>
+            <w:tcBorders>
+              <w:top w:val="single" w:sz="1" w:space="0" w:color="000000"/>
+              <w:left w:val="single" w:sz="1" w:space="0" w:color="000000"/>
+              <w:bottom w:val="single" w:sz="1" w:space="0" w:color="000000"/>
+              <w:right w:val="single" w:sz="1" w:space="0" w:color="000000"/>
+            </w:tcBorders>
+          </w:tcPr>
+          <w:p>
+            <w:pPr>
+              <w:spacing w:before="40" w:after="40"/>
+            </w:pPr>
+            <w:r>
+              <w:rPr>
+                <w:rFonts w:eastAsia="Times New Roman"/>
+                <w:sz w:val="21"/>
+                <w:szCs w:val="21"/>
+              </w:rPr>
+              <w:lastRenderedPageBreak/>
               <w:t>C</w:t>
             </w:r>
           </w:p>
         </w:tc>
       </w:tr>
       <w:tr>
-        <w:tblPrEx>
-          <w:tblCellMar>
-            <w:top w:w="0" w:type="dxa"/>
-            <w:bottom w:w="0" w:type="dxa"/>
-          </w:tblCellMar>
-        </w:tblPrEx>
         <w:tc>
           <w:tcPr>
             <w:tcW w:w="1250" w:type="pct"/>
@@ -11278,12 +10699,6 @@
         </w:tc>
       </w:tr>
       <w:tr>
-        <w:tblPrEx>
-          <w:tblCellMar>
-            <w:top w:w="0" w:type="dxa"/>
-            <w:bottom w:w="0" w:type="dxa"/>
-          </w:tblCellMar>
-        </w:tblPrEx>
         <w:tc>
           <w:tcPr>
             <w:tcW w:w="1250" w:type="pct"/>
@@ -11382,12 +10797,6 @@
         </w:tc>
       </w:tr>
       <w:tr>
-        <w:tblPrEx>
-          <w:tblCellMar>
-            <w:top w:w="0" w:type="dxa"/>
-            <w:bottom w:w="0" w:type="dxa"/>
-          </w:tblCellMar>
-        </w:tblPrEx>
         <w:tc>
           <w:tcPr>
             <w:tcW w:w="1250" w:type="pct"/>
@@ -11486,33 +10895,26 @@
         </w:tc>
       </w:tr>
       <w:tr>
-        <w:tblPrEx>
-          <w:tblCellMar>
-            <w:top w:w="0" w:type="dxa"/>
-            <w:bottom w:w="0" w:type="dxa"/>
-          </w:tblCellMar>
-        </w:tblPrEx>
-        <w:tc>
-          <w:tcPr>
-            <w:tcW w:w="1250" w:type="pct"/>
-            <w:tcBorders>
-              <w:top w:val="single" w:sz="1" w:space="0" w:color="000000"/>
-              <w:left w:val="single" w:sz="1" w:space="0" w:color="000000"/>
-              <w:bottom w:val="single" w:sz="1" w:space="0" w:color="000000"/>
-              <w:right w:val="single" w:sz="1" w:space="0" w:color="000000"/>
-            </w:tcBorders>
-          </w:tcPr>
-          <w:p>
-            <w:pPr>
-              <w:spacing w:before="40" w:after="40"/>
-            </w:pPr>
-            <w:r>
-              <w:rPr>
-                <w:rFonts w:eastAsia="Times New Roman"/>
-                <w:sz w:val="21"/>
-                <w:szCs w:val="21"/>
-              </w:rPr>
-              <w:lastRenderedPageBreak/>
+        <w:tc>
+          <w:tcPr>
+            <w:tcW w:w="1250" w:type="pct"/>
+            <w:tcBorders>
+              <w:top w:val="single" w:sz="1" w:space="0" w:color="000000"/>
+              <w:left w:val="single" w:sz="1" w:space="0" w:color="000000"/>
+              <w:bottom w:val="single" w:sz="1" w:space="0" w:color="000000"/>
+              <w:right w:val="single" w:sz="1" w:space="0" w:color="000000"/>
+            </w:tcBorders>
+          </w:tcPr>
+          <w:p>
+            <w:pPr>
+              <w:spacing w:before="40" w:after="40"/>
+            </w:pPr>
+            <w:r>
+              <w:rPr>
+                <w:rFonts w:eastAsia="Times New Roman"/>
+                <w:sz w:val="21"/>
+                <w:szCs w:val="21"/>
+              </w:rPr>
               <w:t>RecordQueryTab</w:t>
             </w:r>
           </w:p>
@@ -11591,12 +10993,6 @@
         </w:tc>
       </w:tr>
       <w:tr>
-        <w:tblPrEx>
-          <w:tblCellMar>
-            <w:top w:w="0" w:type="dxa"/>
-            <w:bottom w:w="0" w:type="dxa"/>
-          </w:tblCellMar>
-        </w:tblPrEx>
         <w:tc>
           <w:tcPr>
             <w:tcW w:w="1250" w:type="pct"/>
@@ -11756,7 +11152,19 @@
         <w:rPr>
           <w:rFonts w:eastAsia="Times New Roman"/>
         </w:rPr>
-        <w:t>：Core 层（A）</w:t>
+        <w:t>：Core 层（</w:t>
+      </w:r>
+      <w:r>
+        <w:rPr>
+          <w:rFonts w:ascii="宋体" w:eastAsia="宋体" w:hAnsi="宋体" w:cs="宋体" w:hint="eastAsia"/>
+        </w:rPr>
+        <w:t>李孟鲜</w:t>
+      </w:r>
+      <w:r>
+        <w:rPr>
+          <w:rFonts w:eastAsia="Times New Roman"/>
+        </w:rPr>
+        <w:t>）</w:t>
       </w:r>
     </w:p>
     <w:p>
@@ -11823,12 +11231,6 @@
         <w:gridCol w:w="2768"/>
       </w:tblGrid>
       <w:tr>
-        <w:tblPrEx>
-          <w:tblCellMar>
-            <w:top w:w="0" w:type="dxa"/>
-            <w:bottom w:w="0" w:type="dxa"/>
-          </w:tblCellMar>
-        </w:tblPrEx>
         <w:tc>
           <w:tcPr>
             <w:tcW w:w="1650" w:type="pct"/>
@@ -11853,6 +11255,7 @@
                 <w:sz w:val="21"/>
                 <w:szCs w:val="21"/>
               </w:rPr>
+              <w:lastRenderedPageBreak/>
               <w:t>属性</w:t>
             </w:r>
           </w:p>
@@ -11915,12 +11318,6 @@
         </w:tc>
       </w:tr>
       <w:tr>
-        <w:tblPrEx>
-          <w:tblCellMar>
-            <w:top w:w="0" w:type="dxa"/>
-            <w:bottom w:w="0" w:type="dxa"/>
-          </w:tblCellMar>
-        </w:tblPrEx>
         <w:tc>
           <w:tcPr>
             <w:tcW w:w="1650" w:type="pct"/>
@@ -11995,12 +11392,6 @@
         </w:tc>
       </w:tr>
       <w:tr>
-        <w:tblPrEx>
-          <w:tblCellMar>
-            <w:top w:w="0" w:type="dxa"/>
-            <w:bottom w:w="0" w:type="dxa"/>
-          </w:tblCellMar>
-        </w:tblPrEx>
         <w:tc>
           <w:tcPr>
             <w:tcW w:w="1650" w:type="pct"/>
@@ -12075,12 +11466,6 @@
         </w:tc>
       </w:tr>
       <w:tr>
-        <w:tblPrEx>
-          <w:tblCellMar>
-            <w:top w:w="0" w:type="dxa"/>
-            <w:bottom w:w="0" w:type="dxa"/>
-          </w:tblCellMar>
-        </w:tblPrEx>
         <w:tc>
           <w:tcPr>
             <w:tcW w:w="1650" w:type="pct"/>
@@ -12155,12 +11540,6 @@
         </w:tc>
       </w:tr>
       <w:tr>
-        <w:tblPrEx>
-          <w:tblCellMar>
-            <w:top w:w="0" w:type="dxa"/>
-            <w:bottom w:w="0" w:type="dxa"/>
-          </w:tblCellMar>
-        </w:tblPrEx>
         <w:tc>
           <w:tcPr>
             <w:tcW w:w="1650" w:type="pct"/>
@@ -12235,12 +11614,6 @@
         </w:tc>
       </w:tr>
       <w:tr>
-        <w:tblPrEx>
-          <w:tblCellMar>
-            <w:top w:w="0" w:type="dxa"/>
-            <w:bottom w:w="0" w:type="dxa"/>
-          </w:tblCellMar>
-        </w:tblPrEx>
         <w:tc>
           <w:tcPr>
             <w:tcW w:w="1650" w:type="pct"/>
@@ -12315,12 +11688,6 @@
         </w:tc>
       </w:tr>
       <w:tr>
-        <w:tblPrEx>
-          <w:tblCellMar>
-            <w:top w:w="0" w:type="dxa"/>
-            <w:bottom w:w="0" w:type="dxa"/>
-          </w:tblCellMar>
-        </w:tblPrEx>
         <w:tc>
           <w:tcPr>
             <w:tcW w:w="1650" w:type="pct"/>
@@ -12395,12 +11762,6 @@
         </w:tc>
       </w:tr>
       <w:tr>
-        <w:tblPrEx>
-          <w:tblCellMar>
-            <w:top w:w="0" w:type="dxa"/>
-            <w:bottom w:w="0" w:type="dxa"/>
-          </w:tblCellMar>
-        </w:tblPrEx>
         <w:tc>
           <w:tcPr>
             <w:tcW w:w="1650" w:type="pct"/>
@@ -12475,12 +11836,6 @@
         </w:tc>
       </w:tr>
       <w:tr>
-        <w:tblPrEx>
-          <w:tblCellMar>
-            <w:top w:w="0" w:type="dxa"/>
-            <w:bottom w:w="0" w:type="dxa"/>
-          </w:tblCellMar>
-        </w:tblPrEx>
         <w:tc>
           <w:tcPr>
             <w:tcW w:w="1650" w:type="pct"/>
@@ -12555,12 +11910,6 @@
         </w:tc>
       </w:tr>
       <w:tr>
-        <w:tblPrEx>
-          <w:tblCellMar>
-            <w:top w:w="0" w:type="dxa"/>
-            <w:bottom w:w="0" w:type="dxa"/>
-          </w:tblCellMar>
-        </w:tblPrEx>
         <w:tc>
           <w:tcPr>
             <w:tcW w:w="1650" w:type="pct"/>
@@ -12635,7 +11984,13 @@
         </w:tc>
       </w:tr>
     </w:tbl>
-    <w:p/>
+    <w:p>
+      <w:pPr>
+        <w:rPr>
+          <w:rFonts w:hint="eastAsia"/>
+        </w:rPr>
+      </w:pPr>
+    </w:p>
     <w:p>
       <w:pPr>
         <w:spacing w:after="80" w:line="360" w:lineRule="auto"/>
@@ -12660,6 +12015,9 @@
       <w:pPr>
         <w:shd w:val="solid" w:color="F2F2F2" w:fill="auto"/>
         <w:ind w:left="360"/>
+        <w:rPr>
+          <w:rFonts w:hint="eastAsia"/>
+        </w:rPr>
       </w:pPr>
       <w:r>
         <w:rPr>
@@ -12670,7 +12028,6 @@
         <w:t>var db = new DbHelper(AppGlobal.Instance.DbPath);</w:t>
       </w:r>
     </w:p>
-    <w:p/>
     <w:p>
       <w:pPr>
         <w:pStyle w:val="3"/>
@@ -12696,14 +12053,25 @@
           <w:b/>
           <w:bCs/>
         </w:rPr>
-        <w:lastRenderedPageBreak/>
         <w:t>提供方</w:t>
       </w:r>
       <w:r>
         <w:rPr>
           <w:rFonts w:eastAsia="Times New Roman"/>
         </w:rPr>
-        <w:t>：Core 层（A）</w:t>
+        <w:t>：Core 层（</w:t>
+      </w:r>
+      <w:r>
+        <w:rPr>
+          <w:rFonts w:ascii="宋体" w:eastAsia="宋体" w:hAnsi="宋体" w:cs="宋体" w:hint="eastAsia"/>
+        </w:rPr>
+        <w:t>李孟鲜</w:t>
+      </w:r>
+      <w:r>
+        <w:rPr>
+          <w:rFonts w:eastAsia="Times New Roman"/>
+        </w:rPr>
+        <w:t>）</w:t>
       </w:r>
     </w:p>
     <w:p>
@@ -12750,12 +12118,6 @@
         <w:gridCol w:w="2768"/>
       </w:tblGrid>
       <w:tr>
-        <w:tblPrEx>
-          <w:tblCellMar>
-            <w:top w:w="0" w:type="dxa"/>
-            <w:bottom w:w="0" w:type="dxa"/>
-          </w:tblCellMar>
-        </w:tblPrEx>
         <w:tc>
           <w:tcPr>
             <w:tcW w:w="1650" w:type="pct"/>
@@ -12842,12 +12204,6 @@
         </w:tc>
       </w:tr>
       <w:tr>
-        <w:tblPrEx>
-          <w:tblCellMar>
-            <w:top w:w="0" w:type="dxa"/>
-            <w:bottom w:w="0" w:type="dxa"/>
-          </w:tblCellMar>
-        </w:tblPrEx>
         <w:tc>
           <w:tcPr>
             <w:tcW w:w="1650" w:type="pct"/>
@@ -12922,12 +12278,6 @@
         </w:tc>
       </w:tr>
       <w:tr>
-        <w:tblPrEx>
-          <w:tblCellMar>
-            <w:top w:w="0" w:type="dxa"/>
-            <w:bottom w:w="0" w:type="dxa"/>
-          </w:tblCellMar>
-        </w:tblPrEx>
         <w:tc>
           <w:tcPr>
             <w:tcW w:w="1650" w:type="pct"/>
@@ -13002,12 +12352,6 @@
         </w:tc>
       </w:tr>
       <w:tr>
-        <w:tblPrEx>
-          <w:tblCellMar>
-            <w:top w:w="0" w:type="dxa"/>
-            <w:bottom w:w="0" w:type="dxa"/>
-          </w:tblCellMar>
-        </w:tblPrEx>
         <w:tc>
           <w:tcPr>
             <w:tcW w:w="1650" w:type="pct"/>
@@ -13082,12 +12426,6 @@
         </w:tc>
       </w:tr>
       <w:tr>
-        <w:tblPrEx>
-          <w:tblCellMar>
-            <w:top w:w="0" w:type="dxa"/>
-            <w:bottom w:w="0" w:type="dxa"/>
-          </w:tblCellMar>
-        </w:tblPrEx>
         <w:tc>
           <w:tcPr>
             <w:tcW w:w="1650" w:type="pct"/>
@@ -13162,12 +12500,6 @@
         </w:tc>
       </w:tr>
       <w:tr>
-        <w:tblPrEx>
-          <w:tblCellMar>
-            <w:top w:w="0" w:type="dxa"/>
-            <w:bottom w:w="0" w:type="dxa"/>
-          </w:tblCellMar>
-        </w:tblPrEx>
         <w:tc>
           <w:tcPr>
             <w:tcW w:w="1650" w:type="pct"/>
@@ -13242,12 +12574,6 @@
         </w:tc>
       </w:tr>
       <w:tr>
-        <w:tblPrEx>
-          <w:tblCellMar>
-            <w:top w:w="0" w:type="dxa"/>
-            <w:bottom w:w="0" w:type="dxa"/>
-          </w:tblCellMar>
-        </w:tblPrEx>
         <w:tc>
           <w:tcPr>
             <w:tcW w:w="1650" w:type="pct"/>
@@ -13322,12 +12648,6 @@
         </w:tc>
       </w:tr>
       <w:tr>
-        <w:tblPrEx>
-          <w:tblCellMar>
-            <w:top w:w="0" w:type="dxa"/>
-            <w:bottom w:w="0" w:type="dxa"/>
-          </w:tblCellMar>
-        </w:tblPrEx>
         <w:tc>
           <w:tcPr>
             <w:tcW w:w="1650" w:type="pct"/>
@@ -13447,12 +12767,6 @@
         <w:gridCol w:w="2768"/>
       </w:tblGrid>
       <w:tr>
-        <w:tblPrEx>
-          <w:tblCellMar>
-            <w:top w:w="0" w:type="dxa"/>
-            <w:bottom w:w="0" w:type="dxa"/>
-          </w:tblCellMar>
-        </w:tblPrEx>
         <w:tc>
           <w:tcPr>
             <w:tcW w:w="1650" w:type="pct"/>
@@ -13539,12 +12853,6 @@
         </w:tc>
       </w:tr>
       <w:tr>
-        <w:tblPrEx>
-          <w:tblCellMar>
-            <w:top w:w="0" w:type="dxa"/>
-            <w:bottom w:w="0" w:type="dxa"/>
-          </w:tblCellMar>
-        </w:tblPrEx>
         <w:tc>
           <w:tcPr>
             <w:tcW w:w="1650" w:type="pct"/>
@@ -13619,12 +12927,6 @@
         </w:tc>
       </w:tr>
       <w:tr>
-        <w:tblPrEx>
-          <w:tblCellMar>
-            <w:top w:w="0" w:type="dxa"/>
-            <w:bottom w:w="0" w:type="dxa"/>
-          </w:tblCellMar>
-        </w:tblPrEx>
         <w:tc>
           <w:tcPr>
             <w:tcW w:w="1650" w:type="pct"/>
@@ -13699,12 +13001,6 @@
         </w:tc>
       </w:tr>
       <w:tr>
-        <w:tblPrEx>
-          <w:tblCellMar>
-            <w:top w:w="0" w:type="dxa"/>
-            <w:bottom w:w="0" w:type="dxa"/>
-          </w:tblCellMar>
-        </w:tblPrEx>
         <w:tc>
           <w:tcPr>
             <w:tcW w:w="1650" w:type="pct"/>
@@ -13779,12 +13075,6 @@
         </w:tc>
       </w:tr>
       <w:tr>
-        <w:tblPrEx>
-          <w:tblCellMar>
-            <w:top w:w="0" w:type="dxa"/>
-            <w:bottom w:w="0" w:type="dxa"/>
-          </w:tblCellMar>
-        </w:tblPrEx>
         <w:tc>
           <w:tcPr>
             <w:tcW w:w="1650" w:type="pct"/>
@@ -13805,6 +13095,7 @@
                 <w:sz w:val="21"/>
                 <w:szCs w:val="21"/>
               </w:rPr>
+              <w:lastRenderedPageBreak/>
               <w:t>Ts</w:t>
             </w:r>
           </w:p>
@@ -13859,12 +13150,6 @@
         </w:tc>
       </w:tr>
       <w:tr>
-        <w:tblPrEx>
-          <w:tblCellMar>
-            <w:top w:w="0" w:type="dxa"/>
-            <w:bottom w:w="0" w:type="dxa"/>
-          </w:tblCellMar>
-        </w:tblPrEx>
         <w:tc>
           <w:tcPr>
             <w:tcW w:w="1650" w:type="pct"/>
@@ -13939,12 +13224,6 @@
         </w:tc>
       </w:tr>
       <w:tr>
-        <w:tblPrEx>
-          <w:tblCellMar>
-            <w:top w:w="0" w:type="dxa"/>
-            <w:bottom w:w="0" w:type="dxa"/>
-          </w:tblCellMar>
-        </w:tblPrEx>
         <w:tc>
           <w:tcPr>
             <w:tcW w:w="1650" w:type="pct"/>
@@ -14019,12 +13298,6 @@
         </w:tc>
       </w:tr>
       <w:tr>
-        <w:tblPrEx>
-          <w:tblCellMar>
-            <w:top w:w="0" w:type="dxa"/>
-            <w:bottom w:w="0" w:type="dxa"/>
-          </w:tblCellMar>
-        </w:tblPrEx>
         <w:tc>
           <w:tcPr>
             <w:tcW w:w="1650" w:type="pct"/>
@@ -14099,12 +13372,6 @@
         </w:tc>
       </w:tr>
       <w:tr>
-        <w:tblPrEx>
-          <w:tblCellMar>
-            <w:top w:w="0" w:type="dxa"/>
-            <w:bottom w:w="0" w:type="dxa"/>
-          </w:tblCellMar>
-        </w:tblPrEx>
         <w:tc>
           <w:tcPr>
             <w:tcW w:w="1650" w:type="pct"/>
@@ -14179,12 +13446,6 @@
         </w:tc>
       </w:tr>
       <w:tr>
-        <w:tblPrEx>
-          <w:tblCellMar>
-            <w:top w:w="0" w:type="dxa"/>
-            <w:bottom w:w="0" w:type="dxa"/>
-          </w:tblCellMar>
-        </w:tblPrEx>
         <w:tc>
           <w:tcPr>
             <w:tcW w:w="1650" w:type="pct"/>
@@ -14259,12 +13520,6 @@
         </w:tc>
       </w:tr>
       <w:tr>
-        <w:tblPrEx>
-          <w:tblCellMar>
-            <w:top w:w="0" w:type="dxa"/>
-            <w:bottom w:w="0" w:type="dxa"/>
-          </w:tblCellMar>
-        </w:tblPrEx>
         <w:tc>
           <w:tcPr>
             <w:tcW w:w="1650" w:type="pct"/>
@@ -14371,7 +13626,19 @@
         <w:rPr>
           <w:rFonts w:eastAsia="Times New Roman"/>
         </w:rPr>
-        <w:t xml:space="preserve">：Core 层（A） → </w:t>
+        <w:t>：Core 层（</w:t>
+      </w:r>
+      <w:r>
+        <w:rPr>
+          <w:rFonts w:ascii="宋体" w:eastAsia="宋体" w:hAnsi="宋体" w:cs="宋体" w:hint="eastAsia"/>
+        </w:rPr>
+        <w:t>李孟鲜</w:t>
+      </w:r>
+      <w:r>
+        <w:rPr>
+          <w:rFonts w:eastAsia="Times New Roman"/>
+        </w:rPr>
+        <w:t xml:space="preserve">） → </w:t>
       </w:r>
       <w:r>
         <w:rPr>
@@ -14385,7 +13652,19 @@
         <w:rPr>
           <w:rFonts w:eastAsia="Times New Roman"/>
         </w:rPr>
-        <w:t>：Forms 层（C）</w:t>
+        <w:t>：Forms 层（</w:t>
+      </w:r>
+      <w:r>
+        <w:rPr>
+          <w:rFonts w:ascii="宋体" w:eastAsia="宋体" w:hAnsi="宋体" w:cs="宋体" w:hint="eastAsia"/>
+        </w:rPr>
+        <w:t>廖紫彤</w:t>
+      </w:r>
+      <w:r>
+        <w:rPr>
+          <w:rFonts w:eastAsia="Times New Roman"/>
+        </w:rPr>
+        <w:t>）</w:t>
       </w:r>
     </w:p>
     <w:p>
@@ -14473,12 +13752,6 @@
         <w:gridCol w:w="2768"/>
       </w:tblGrid>
       <w:tr>
-        <w:tblPrEx>
-          <w:tblCellMar>
-            <w:top w:w="0" w:type="dxa"/>
-            <w:bottom w:w="0" w:type="dxa"/>
-          </w:tblCellMar>
-        </w:tblPrEx>
         <w:tc>
           <w:tcPr>
             <w:tcW w:w="1650" w:type="pct"/>
@@ -14565,12 +13838,6 @@
         </w:tc>
       </w:tr>
       <w:tr>
-        <w:tblPrEx>
-          <w:tblCellMar>
-            <w:top w:w="0" w:type="dxa"/>
-            <w:bottom w:w="0" w:type="dxa"/>
-          </w:tblCellMar>
-        </w:tblPrEx>
         <w:tc>
           <w:tcPr>
             <w:tcW w:w="1650" w:type="pct"/>
@@ -14645,12 +13912,6 @@
         </w:tc>
       </w:tr>
       <w:tr>
-        <w:tblPrEx>
-          <w:tblCellMar>
-            <w:top w:w="0" w:type="dxa"/>
-            <w:bottom w:w="0" w:type="dxa"/>
-          </w:tblCellMar>
-        </w:tblPrEx>
         <w:tc>
           <w:tcPr>
             <w:tcW w:w="1650" w:type="pct"/>
@@ -14725,12 +13986,6 @@
         </w:tc>
       </w:tr>
       <w:tr>
-        <w:tblPrEx>
-          <w:tblCellMar>
-            <w:top w:w="0" w:type="dxa"/>
-            <w:bottom w:w="0" w:type="dxa"/>
-          </w:tblCellMar>
-        </w:tblPrEx>
         <w:tc>
           <w:tcPr>
             <w:tcW w:w="1650" w:type="pct"/>
@@ -14751,7 +14006,6 @@
                 <w:sz w:val="21"/>
                 <w:szCs w:val="21"/>
               </w:rPr>
-              <w:lastRenderedPageBreak/>
               <w:t>Ts</w:t>
             </w:r>
           </w:p>
@@ -14806,12 +14060,6 @@
         </w:tc>
       </w:tr>
       <w:tr>
-        <w:tblPrEx>
-          <w:tblCellMar>
-            <w:top w:w="0" w:type="dxa"/>
-            <w:bottom w:w="0" w:type="dxa"/>
-          </w:tblCellMar>
-        </w:tblPrEx>
         <w:tc>
           <w:tcPr>
             <w:tcW w:w="1650" w:type="pct"/>
@@ -14886,12 +14134,6 @@
         </w:tc>
       </w:tr>
       <w:tr>
-        <w:tblPrEx>
-          <w:tblCellMar>
-            <w:top w:w="0" w:type="dxa"/>
-            <w:bottom w:w="0" w:type="dxa"/>
-          </w:tblCellMar>
-        </w:tblPrEx>
         <w:tc>
           <w:tcPr>
             <w:tcW w:w="1650" w:type="pct"/>
@@ -14966,12 +14208,6 @@
         </w:tc>
       </w:tr>
       <w:tr>
-        <w:tblPrEx>
-          <w:tblCellMar>
-            <w:top w:w="0" w:type="dxa"/>
-            <w:bottom w:w="0" w:type="dxa"/>
-          </w:tblCellMar>
-        </w:tblPrEx>
         <w:tc>
           <w:tcPr>
             <w:tcW w:w="1650" w:type="pct"/>
@@ -15046,12 +14282,6 @@
         </w:tc>
       </w:tr>
       <w:tr>
-        <w:tblPrEx>
-          <w:tblCellMar>
-            <w:top w:w="0" w:type="dxa"/>
-            <w:bottom w:w="0" w:type="dxa"/>
-          </w:tblCellMar>
-        </w:tblPrEx>
         <w:tc>
           <w:tcPr>
             <w:tcW w:w="1650" w:type="pct"/>
@@ -15126,12 +14356,6 @@
         </w:tc>
       </w:tr>
       <w:tr>
-        <w:tblPrEx>
-          <w:tblCellMar>
-            <w:top w:w="0" w:type="dxa"/>
-            <w:bottom w:w="0" w:type="dxa"/>
-          </w:tblCellMar>
-        </w:tblPrEx>
         <w:tc>
           <w:tcPr>
             <w:tcW w:w="1650" w:type="pct"/>
@@ -15264,7 +14488,19 @@
         <w:rPr>
           <w:rFonts w:eastAsia="Times New Roman"/>
         </w:rPr>
-        <w:t xml:space="preserve">：Data 层（B） → </w:t>
+        <w:t>：Data 层（</w:t>
+      </w:r>
+      <w:r>
+        <w:rPr>
+          <w:rFonts w:ascii="宋体" w:eastAsia="宋体" w:hAnsi="宋体" w:cs="宋体" w:hint="eastAsia"/>
+        </w:rPr>
+        <w:t>兰竣雯</w:t>
+      </w:r>
+      <w:r>
+        <w:rPr>
+          <w:rFonts w:eastAsia="Times New Roman"/>
+        </w:rPr>
+        <w:t xml:space="preserve">） → </w:t>
       </w:r>
       <w:r>
         <w:rPr>
@@ -15278,7 +14514,31 @@
         <w:rPr>
           <w:rFonts w:eastAsia="Times New Roman"/>
         </w:rPr>
-        <w:t>：Forms 层（C）、Core 层（A）</w:t>
+        <w:t>：Forms 层（</w:t>
+      </w:r>
+      <w:r>
+        <w:rPr>
+          <w:rFonts w:ascii="宋体" w:eastAsia="宋体" w:hAnsi="宋体" w:cs="宋体" w:hint="eastAsia"/>
+        </w:rPr>
+        <w:t>廖紫彤</w:t>
+      </w:r>
+      <w:r>
+        <w:rPr>
+          <w:rFonts w:eastAsia="Times New Roman"/>
+        </w:rPr>
+        <w:t>）、Core 层（</w:t>
+      </w:r>
+      <w:r>
+        <w:rPr>
+          <w:rFonts w:ascii="宋体" w:eastAsia="宋体" w:hAnsi="宋体" w:cs="宋体" w:hint="eastAsia"/>
+        </w:rPr>
+        <w:t>李孟鲜</w:t>
+      </w:r>
+      <w:r>
+        <w:rPr>
+          <w:rFonts w:eastAsia="Times New Roman"/>
+        </w:rPr>
+        <w:t>）</w:t>
       </w:r>
     </w:p>
     <w:p>
@@ -15361,12 +14621,6 @@
         <w:gridCol w:w="2076"/>
       </w:tblGrid>
       <w:tr>
-        <w:tblPrEx>
-          <w:tblCellMar>
-            <w:top w:w="0" w:type="dxa"/>
-            <w:bottom w:w="0" w:type="dxa"/>
-          </w:tblCellMar>
-        </w:tblPrEx>
         <w:tc>
           <w:tcPr>
             <w:tcW w:w="1250" w:type="pct"/>
@@ -15481,32 +14735,27 @@
         </w:tc>
       </w:tr>
       <w:tr>
-        <w:tblPrEx>
-          <w:tblCellMar>
-            <w:top w:w="0" w:type="dxa"/>
-            <w:bottom w:w="0" w:type="dxa"/>
-          </w:tblCellMar>
-        </w:tblPrEx>
-        <w:tc>
-          <w:tcPr>
-            <w:tcW w:w="1250" w:type="pct"/>
-            <w:tcBorders>
-              <w:top w:val="single" w:sz="1" w:space="0" w:color="000000"/>
-              <w:left w:val="single" w:sz="1" w:space="0" w:color="000000"/>
-              <w:bottom w:val="single" w:sz="1" w:space="0" w:color="000000"/>
-              <w:right w:val="single" w:sz="1" w:space="0" w:color="000000"/>
-            </w:tcBorders>
-          </w:tcPr>
-          <w:p>
-            <w:pPr>
-              <w:spacing w:before="40" w:after="40"/>
-            </w:pPr>
-            <w:r>
-              <w:rPr>
-                <w:rFonts w:eastAsia="Times New Roman"/>
-                <w:sz w:val="21"/>
-                <w:szCs w:val="21"/>
-              </w:rPr>
+        <w:tc>
+          <w:tcPr>
+            <w:tcW w:w="1250" w:type="pct"/>
+            <w:tcBorders>
+              <w:top w:val="single" w:sz="1" w:space="0" w:color="000000"/>
+              <w:left w:val="single" w:sz="1" w:space="0" w:color="000000"/>
+              <w:bottom w:val="single" w:sz="1" w:space="0" w:color="000000"/>
+              <w:right w:val="single" w:sz="1" w:space="0" w:color="000000"/>
+            </w:tcBorders>
+          </w:tcPr>
+          <w:p>
+            <w:pPr>
+              <w:spacing w:before="40" w:after="40"/>
+            </w:pPr>
+            <w:r>
+              <w:rPr>
+                <w:rFonts w:eastAsia="Times New Roman"/>
+                <w:sz w:val="21"/>
+                <w:szCs w:val="21"/>
+              </w:rPr>
+              <w:lastRenderedPageBreak/>
               <w:t>初始化</w:t>
             </w:r>
           </w:p>
@@ -15585,12 +14834,6 @@
         </w:tc>
       </w:tr>
       <w:tr>
-        <w:tblPrEx>
-          <w:tblCellMar>
-            <w:top w:w="0" w:type="dxa"/>
-            <w:bottom w:w="0" w:type="dxa"/>
-          </w:tblCellMar>
-        </w:tblPrEx>
         <w:tc>
           <w:tcPr>
             <w:tcW w:w="1250" w:type="pct"/>
@@ -15689,12 +14932,6 @@
         </w:tc>
       </w:tr>
       <w:tr>
-        <w:tblPrEx>
-          <w:tblCellMar>
-            <w:top w:w="0" w:type="dxa"/>
-            <w:bottom w:w="0" w:type="dxa"/>
-          </w:tblCellMar>
-        </w:tblPrEx>
         <w:tc>
           <w:tcPr>
             <w:tcW w:w="1250" w:type="pct"/>
@@ -15793,12 +15030,6 @@
         </w:tc>
       </w:tr>
       <w:tr>
-        <w:tblPrEx>
-          <w:tblCellMar>
-            <w:top w:w="0" w:type="dxa"/>
-            <w:bottom w:w="0" w:type="dxa"/>
-          </w:tblCellMar>
-        </w:tblPrEx>
         <w:tc>
           <w:tcPr>
             <w:tcW w:w="1250" w:type="pct"/>
@@ -15897,12 +15128,6 @@
         </w:tc>
       </w:tr>
       <w:tr>
-        <w:tblPrEx>
-          <w:tblCellMar>
-            <w:top w:w="0" w:type="dxa"/>
-            <w:bottom w:w="0" w:type="dxa"/>
-          </w:tblCellMar>
-        </w:tblPrEx>
         <w:tc>
           <w:tcPr>
             <w:tcW w:w="1250" w:type="pct"/>
@@ -16001,12 +15226,6 @@
         </w:tc>
       </w:tr>
       <w:tr>
-        <w:tblPrEx>
-          <w:tblCellMar>
-            <w:top w:w="0" w:type="dxa"/>
-            <w:bottom w:w="0" w:type="dxa"/>
-          </w:tblCellMar>
-        </w:tblPrEx>
         <w:tc>
           <w:tcPr>
             <w:tcW w:w="1250" w:type="pct"/>
@@ -16105,12 +15324,6 @@
         </w:tc>
       </w:tr>
       <w:tr>
-        <w:tblPrEx>
-          <w:tblCellMar>
-            <w:top w:w="0" w:type="dxa"/>
-            <w:bottom w:w="0" w:type="dxa"/>
-          </w:tblCellMar>
-        </w:tblPrEx>
         <w:tc>
           <w:tcPr>
             <w:tcW w:w="1250" w:type="pct"/>
@@ -16209,12 +15422,6 @@
         </w:tc>
       </w:tr>
       <w:tr>
-        <w:tblPrEx>
-          <w:tblCellMar>
-            <w:top w:w="0" w:type="dxa"/>
-            <w:bottom w:w="0" w:type="dxa"/>
-          </w:tblCellMar>
-        </w:tblPrEx>
         <w:tc>
           <w:tcPr>
             <w:tcW w:w="1250" w:type="pct"/>
@@ -16313,12 +15520,6 @@
         </w:tc>
       </w:tr>
       <w:tr>
-        <w:tblPrEx>
-          <w:tblCellMar>
-            <w:top w:w="0" w:type="dxa"/>
-            <w:bottom w:w="0" w:type="dxa"/>
-          </w:tblCellMar>
-        </w:tblPrEx>
         <w:tc>
           <w:tcPr>
             <w:tcW w:w="1250" w:type="pct"/>
@@ -16417,12 +15618,6 @@
         </w:tc>
       </w:tr>
       <w:tr>
-        <w:tblPrEx>
-          <w:tblCellMar>
-            <w:top w:w="0" w:type="dxa"/>
-            <w:bottom w:w="0" w:type="dxa"/>
-          </w:tblCellMar>
-        </w:tblPrEx>
         <w:tc>
           <w:tcPr>
             <w:tcW w:w="1250" w:type="pct"/>
@@ -16521,12 +15716,6 @@
         </w:tc>
       </w:tr>
       <w:tr>
-        <w:tblPrEx>
-          <w:tblCellMar>
-            <w:top w:w="0" w:type="dxa"/>
-            <w:bottom w:w="0" w:type="dxa"/>
-          </w:tblCellMar>
-        </w:tblPrEx>
         <w:tc>
           <w:tcPr>
             <w:tcW w:w="1250" w:type="pct"/>
@@ -16625,12 +15814,6 @@
         </w:tc>
       </w:tr>
       <w:tr>
-        <w:tblPrEx>
-          <w:tblCellMar>
-            <w:top w:w="0" w:type="dxa"/>
-            <w:bottom w:w="0" w:type="dxa"/>
-          </w:tblCellMar>
-        </w:tblPrEx>
         <w:tc>
           <w:tcPr>
             <w:tcW w:w="1250" w:type="pct"/>
@@ -16729,12 +15912,6 @@
         </w:tc>
       </w:tr>
       <w:tr>
-        <w:tblPrEx>
-          <w:tblCellMar>
-            <w:top w:w="0" w:type="dxa"/>
-            <w:bottom w:w="0" w:type="dxa"/>
-          </w:tblCellMar>
-        </w:tblPrEx>
         <w:tc>
           <w:tcPr>
             <w:tcW w:w="1250" w:type="pct"/>
@@ -16833,12 +16010,6 @@
         </w:tc>
       </w:tr>
       <w:tr>
-        <w:tblPrEx>
-          <w:tblCellMar>
-            <w:top w:w="0" w:type="dxa"/>
-            <w:bottom w:w="0" w:type="dxa"/>
-          </w:tblCellMar>
-        </w:tblPrEx>
         <w:tc>
           <w:tcPr>
             <w:tcW w:w="1250" w:type="pct"/>
@@ -16937,12 +16108,6 @@
         </w:tc>
       </w:tr>
       <w:tr>
-        <w:tblPrEx>
-          <w:tblCellMar>
-            <w:top w:w="0" w:type="dxa"/>
-            <w:bottom w:w="0" w:type="dxa"/>
-          </w:tblCellMar>
-        </w:tblPrEx>
         <w:tc>
           <w:tcPr>
             <w:tcW w:w="1250" w:type="pct"/>
@@ -17041,33 +16206,26 @@
         </w:tc>
       </w:tr>
       <w:tr>
-        <w:tblPrEx>
-          <w:tblCellMar>
-            <w:top w:w="0" w:type="dxa"/>
-            <w:bottom w:w="0" w:type="dxa"/>
-          </w:tblCellMar>
-        </w:tblPrEx>
-        <w:tc>
-          <w:tcPr>
-            <w:tcW w:w="1250" w:type="pct"/>
-            <w:tcBorders>
-              <w:top w:val="single" w:sz="1" w:space="0" w:color="000000"/>
-              <w:left w:val="single" w:sz="1" w:space="0" w:color="000000"/>
-              <w:bottom w:val="single" w:sz="1" w:space="0" w:color="000000"/>
-              <w:right w:val="single" w:sz="1" w:space="0" w:color="000000"/>
-            </w:tcBorders>
-          </w:tcPr>
-          <w:p>
-            <w:pPr>
-              <w:spacing w:before="40" w:after="40"/>
-            </w:pPr>
-            <w:r>
-              <w:rPr>
-                <w:rFonts w:eastAsia="Times New Roman"/>
-                <w:sz w:val="21"/>
-                <w:szCs w:val="21"/>
-              </w:rPr>
-              <w:lastRenderedPageBreak/>
+        <w:tc>
+          <w:tcPr>
+            <w:tcW w:w="1250" w:type="pct"/>
+            <w:tcBorders>
+              <w:top w:val="single" w:sz="1" w:space="0" w:color="000000"/>
+              <w:left w:val="single" w:sz="1" w:space="0" w:color="000000"/>
+              <w:bottom w:val="single" w:sz="1" w:space="0" w:color="000000"/>
+              <w:right w:val="single" w:sz="1" w:space="0" w:color="000000"/>
+            </w:tcBorders>
+          </w:tcPr>
+          <w:p>
+            <w:pPr>
+              <w:spacing w:before="40" w:after="40"/>
+            </w:pPr>
+            <w:r>
+              <w:rPr>
+                <w:rFonts w:eastAsia="Times New Roman"/>
+                <w:sz w:val="21"/>
+                <w:szCs w:val="21"/>
+              </w:rPr>
               <w:t>校准</w:t>
             </w:r>
           </w:p>
@@ -17219,12 +16377,6 @@
         <w:gridCol w:w="2768"/>
       </w:tblGrid>
       <w:tr>
-        <w:tblPrEx>
-          <w:tblCellMar>
-            <w:top w:w="0" w:type="dxa"/>
-            <w:bottom w:w="0" w:type="dxa"/>
-          </w:tblCellMar>
-        </w:tblPrEx>
         <w:tc>
           <w:tcPr>
             <w:tcW w:w="1650" w:type="pct"/>
@@ -17311,12 +16463,6 @@
         </w:tc>
       </w:tr>
       <w:tr>
-        <w:tblPrEx>
-          <w:tblCellMar>
-            <w:top w:w="0" w:type="dxa"/>
-            <w:bottom w:w="0" w:type="dxa"/>
-          </w:tblCellMar>
-        </w:tblPrEx>
         <w:tc>
           <w:tcPr>
             <w:tcW w:w="1650" w:type="pct"/>
@@ -17362,6 +16508,14 @@
                 <w:szCs w:val="21"/>
               </w:rPr>
               <w:t>B</w:t>
+            </w:r>
+            <w:r>
+              <w:rPr>
+                <w:rFonts w:ascii="宋体" w:eastAsia="宋体" w:hAnsi="宋体" w:cs="宋体" w:hint="eastAsia"/>
+                <w:sz w:val="21"/>
+                <w:szCs w:val="21"/>
+              </w:rPr>
+              <w:t>兰竣雯</w:t>
             </w:r>
           </w:p>
         </w:tc>
@@ -17391,12 +16545,6 @@
         </w:tc>
       </w:tr>
       <w:tr>
-        <w:tblPrEx>
-          <w:tblCellMar>
-            <w:top w:w="0" w:type="dxa"/>
-            <w:bottom w:w="0" w:type="dxa"/>
-          </w:tblCellMar>
-        </w:tblPrEx>
         <w:tc>
           <w:tcPr>
             <w:tcW w:w="1650" w:type="pct"/>
@@ -17442,6 +16590,14 @@
                 <w:szCs w:val="21"/>
               </w:rPr>
               <w:t>B</w:t>
+            </w:r>
+            <w:r>
+              <w:rPr>
+                <w:rFonts w:ascii="宋体" w:eastAsia="宋体" w:hAnsi="宋体" w:cs="宋体" w:hint="eastAsia"/>
+                <w:sz w:val="21"/>
+                <w:szCs w:val="21"/>
+              </w:rPr>
+              <w:t>兰竣雯</w:t>
             </w:r>
           </w:p>
         </w:tc>
@@ -17471,12 +16627,6 @@
         </w:tc>
       </w:tr>
       <w:tr>
-        <w:tblPrEx>
-          <w:tblCellMar>
-            <w:top w:w="0" w:type="dxa"/>
-            <w:bottom w:w="0" w:type="dxa"/>
-          </w:tblCellMar>
-        </w:tblPrEx>
         <w:tc>
           <w:tcPr>
             <w:tcW w:w="1650" w:type="pct"/>
@@ -17522,6 +16672,14 @@
                 <w:szCs w:val="21"/>
               </w:rPr>
               <w:t>D</w:t>
+            </w:r>
+            <w:r>
+              <w:rPr>
+                <w:rFonts w:ascii="宋体" w:eastAsia="宋体" w:hAnsi="宋体" w:cs="宋体" w:hint="eastAsia"/>
+                <w:sz w:val="21"/>
+                <w:szCs w:val="21"/>
+              </w:rPr>
+              <w:t>龚小倩</w:t>
             </w:r>
           </w:p>
         </w:tc>
@@ -17551,12 +16709,6 @@
         </w:tc>
       </w:tr>
       <w:tr>
-        <w:tblPrEx>
-          <w:tblCellMar>
-            <w:top w:w="0" w:type="dxa"/>
-            <w:bottom w:w="0" w:type="dxa"/>
-          </w:tblCellMar>
-        </w:tblPrEx>
         <w:tc>
           <w:tcPr>
             <w:tcW w:w="1650" w:type="pct"/>
@@ -17602,6 +16754,14 @@
                 <w:szCs w:val="21"/>
               </w:rPr>
               <w:t>D</w:t>
+            </w:r>
+            <w:r>
+              <w:rPr>
+                <w:rFonts w:ascii="宋体" w:eastAsia="宋体" w:hAnsi="宋体" w:cs="宋体" w:hint="eastAsia"/>
+                <w:sz w:val="21"/>
+                <w:szCs w:val="21"/>
+              </w:rPr>
+              <w:t>龚小倩</w:t>
             </w:r>
           </w:p>
         </w:tc>
@@ -17662,7 +16822,14 @@
         <w:rPr>
           <w:rFonts w:eastAsia="Times New Roman"/>
         </w:rPr>
-        <w:t xml:space="preserve"> 本报告为 ISO 11820 建筑材料不燃性试验仿真系统的概要设计报告，涵盖系统架构、模块划分、技术选型、数据库设计、UI 设计及接口设计六大方面。</w:t>
+        <w:t xml:space="preserve"> 本报告为 ISO 11820 建筑材料不燃性试验仿真系统的概要设计报告，涵盖系统架构、模块划分、技</w:t>
+      </w:r>
+      <w:r>
+        <w:rPr>
+          <w:rFonts w:eastAsia="Times New Roman"/>
+        </w:rPr>
+        <w:lastRenderedPageBreak/>
+        <w:t>术选型、数据库设计、UI 设计及接口设计六大方面。</w:t>
       </w:r>
     </w:p>
     <w:sectPr>

--- a/docs/ISO11820-概要设计报告.docx
+++ b/docs/ISO11820-概要设计报告.docx
@@ -10537,7 +10537,7 @@
                 <w:sz w:val="21"/>
                 <w:szCs w:val="21"/>
               </w:rPr>
-              <w:t>450×350 固定对话框</w:t>
+              <w:t>480×380 固定对话框</w:t>
             </w:r>
           </w:p>
         </w:tc>
@@ -10645,7 +10645,7 @@
                 <w:sz w:val="21"/>
                 <w:szCs w:val="21"/>
               </w:rPr>
-              <w:t>1280×800</w:t>
+              <w:t>1280×920</w:t>
             </w:r>
           </w:p>
         </w:tc>
@@ -11486,7 +11486,7 @@
                 <w:sz w:val="21"/>
                 <w:szCs w:val="21"/>
               </w:rPr>
-              <w:t>BaseDirectory</w:t>
+              <w:t>DbFullPath</w:t>
             </w:r>
           </w:p>
         </w:tc>
@@ -11534,7 +11534,7 @@
                 <w:sz w:val="21"/>
                 <w:szCs w:val="21"/>
               </w:rPr>
-              <w:t>文件存储根目录，默认 "D:\ISO11820"</w:t>
+              <w:t>数据库文件绝对路径（运行时由 DbPath 解析）</w:t>
             </w:r>
           </w:p>
         </w:tc>
@@ -11560,7 +11560,7 @@
                 <w:sz w:val="21"/>
                 <w:szCs w:val="21"/>
               </w:rPr>
-              <w:t>ReportsDirectory</w:t>
+              <w:t>BaseDirectory</w:t>
             </w:r>
           </w:p>
         </w:tc>
@@ -11608,7 +11608,7 @@
                 <w:sz w:val="21"/>
                 <w:szCs w:val="21"/>
               </w:rPr>
-              <w:t>报告输出目录，默认 "D:\ISO11820\Reports"</w:t>
+              <w:t>文件存储根目录，默认 "Data\ISO11820_Data"</w:t>
             </w:r>
           </w:p>
         </w:tc>
@@ -11634,7 +11634,7 @@
                 <w:sz w:val="21"/>
                 <w:szCs w:val="21"/>
               </w:rPr>
-              <w:t>EnableSimulation</w:t>
+              <w:t>ReportsDirectory</w:t>
             </w:r>
           </w:p>
         </w:tc>
@@ -11658,7 +11658,7 @@
                 <w:sz w:val="21"/>
                 <w:szCs w:val="21"/>
               </w:rPr>
-              <w:t>bool</w:t>
+              <w:t>string</w:t>
             </w:r>
           </w:p>
         </w:tc>
@@ -11682,7 +11682,7 @@
                 <w:sz w:val="21"/>
                 <w:szCs w:val="21"/>
               </w:rPr>
-              <w:t>是否启用仿真模式</w:t>
+              <w:t>报告输出目录，默认 "Data\ISO11820_Data\Reports"</w:t>
             </w:r>
           </w:p>
         </w:tc>
@@ -11708,7 +11708,7 @@
                 <w:sz w:val="21"/>
                 <w:szCs w:val="21"/>
               </w:rPr>
-              <w:t>TargetFurnaceTemp</w:t>
+              <w:t>EnableSimulation</w:t>
             </w:r>
           </w:p>
         </w:tc>
@@ -11732,7 +11732,7 @@
                 <w:sz w:val="21"/>
                 <w:szCs w:val="21"/>
               </w:rPr>
-              <w:t>double</w:t>
+              <w:t>bool</w:t>
             </w:r>
           </w:p>
         </w:tc>
@@ -11756,7 +11756,7 @@
                 <w:sz w:val="21"/>
                 <w:szCs w:val="21"/>
               </w:rPr>
-              <w:t>目标炉温（°C），默认 750.0</w:t>
+              <w:t>是否启用仿真模式</w:t>
             </w:r>
           </w:p>
         </w:tc>
@@ -11782,7 +11782,7 @@
                 <w:sz w:val="21"/>
                 <w:szCs w:val="21"/>
               </w:rPr>
-              <w:t>HeatingRatePerSecond</w:t>
+              <w:t>TargetFurnaceTemp</w:t>
             </w:r>
           </w:p>
         </w:tc>
@@ -11830,7 +11830,7 @@
                 <w:sz w:val="21"/>
                 <w:szCs w:val="21"/>
               </w:rPr>
-              <w:t>升温速率（°C/s），默认 5.0</w:t>
+              <w:t>目标炉温（°C），默认 750.0</w:t>
             </w:r>
           </w:p>
         </w:tc>
@@ -11856,7 +11856,7 @@
                 <w:sz w:val="21"/>
                 <w:szCs w:val="21"/>
               </w:rPr>
-              <w:t>TempFluctuation</w:t>
+              <w:t>HeatingRatePerSecond</w:t>
             </w:r>
           </w:p>
         </w:tc>
@@ -11904,7 +11904,7 @@
                 <w:sz w:val="21"/>
                 <w:szCs w:val="21"/>
               </w:rPr>
-              <w:t>温度波动幅度（°C），默认 0.5</w:t>
+              <w:t>升温速率（°C/s），默认 5.0</w:t>
             </w:r>
           </w:p>
         </w:tc>
@@ -11930,6 +11930,80 @@
                 <w:sz w:val="21"/>
                 <w:szCs w:val="21"/>
               </w:rPr>
+              <w:t>TempFluctuation</w:t>
+            </w:r>
+          </w:p>
+        </w:tc>
+        <w:tc>
+          <w:tcPr>
+            <w:tcW w:w="1650" w:type="pct"/>
+            <w:tcBorders>
+              <w:top w:val="single" w:sz="1" w:space="0" w:color="000000"/>
+              <w:left w:val="single" w:sz="1" w:space="0" w:color="000000"/>
+              <w:bottom w:val="single" w:sz="1" w:space="0" w:color="000000"/>
+              <w:right w:val="single" w:sz="1" w:space="0" w:color="000000"/>
+            </w:tcBorders>
+          </w:tcPr>
+          <w:p>
+            <w:pPr>
+              <w:spacing w:before="40" w:after="40"/>
+            </w:pPr>
+            <w:r>
+              <w:rPr>
+                <w:rFonts w:eastAsia="Times New Roman"/>
+                <w:sz w:val="21"/>
+                <w:szCs w:val="21"/>
+              </w:rPr>
+              <w:t>double</w:t>
+            </w:r>
+          </w:p>
+        </w:tc>
+        <w:tc>
+          <w:tcPr>
+            <w:tcW w:w="1650" w:type="pct"/>
+            <w:tcBorders>
+              <w:top w:val="single" w:sz="1" w:space="0" w:color="000000"/>
+              <w:left w:val="single" w:sz="1" w:space="0" w:color="000000"/>
+              <w:bottom w:val="single" w:sz="1" w:space="0" w:color="000000"/>
+              <w:right w:val="single" w:sz="1" w:space="0" w:color="000000"/>
+            </w:tcBorders>
+          </w:tcPr>
+          <w:p>
+            <w:pPr>
+              <w:spacing w:before="40" w:after="40"/>
+            </w:pPr>
+            <w:r>
+              <w:rPr>
+                <w:rFonts w:eastAsia="Times New Roman"/>
+                <w:sz w:val="21"/>
+                <w:szCs w:val="21"/>
+              </w:rPr>
+              <w:t>温度波动幅度（°C），默认 0.5</w:t>
+            </w:r>
+          </w:p>
+        </w:tc>
+      </w:tr>
+      <w:tr>
+        <w:tc>
+          <w:tcPr>
+            <w:tcW w:w="1650" w:type="pct"/>
+            <w:tcBorders>
+              <w:top w:val="single" w:sz="1" w:space="0" w:color="000000"/>
+              <w:left w:val="single" w:sz="1" w:space="0" w:color="000000"/>
+              <w:bottom w:val="single" w:sz="1" w:space="0" w:color="000000"/>
+              <w:right w:val="single" w:sz="1" w:space="0" w:color="000000"/>
+            </w:tcBorders>
+          </w:tcPr>
+          <w:p>
+            <w:pPr>
+              <w:spacing w:before="40" w:after="40"/>
+            </w:pPr>
+            <w:r>
+              <w:rPr>
+                <w:rFonts w:eastAsia="Times New Roman"/>
+                <w:sz w:val="21"/>
+                <w:szCs w:val="21"/>
+              </w:rPr>
               <w:t>StableThreshold</w:t>
             </w:r>
           </w:p>
@@ -11979,6 +12053,154 @@
                 <w:szCs w:val="21"/>
               </w:rPr>
               <w:t>稳定判定阈值（°C），默认 3.0</w:t>
+            </w:r>
+          </w:p>
+        </w:tc>
+      </w:tr>
+      <w:tr>
+        <w:tc>
+          <w:tcPr>
+            <w:tcW w:w="1650" w:type="pct"/>
+            <w:tcBorders>
+              <w:top w:val="single" w:sz="1" w:space="0" w:color="000000"/>
+              <w:left w:val="single" w:sz="1" w:space="0" w:color="000000"/>
+              <w:bottom w:val="single" w:sz="1" w:space="0" w:color="000000"/>
+              <w:right w:val="single" w:sz="1" w:space="0" w:color="000000"/>
+            </w:tcBorders>
+          </w:tcPr>
+          <w:p>
+            <w:pPr>
+              <w:spacing w:before="40" w:after="40"/>
+            </w:pPr>
+            <w:r>
+              <w:rPr>
+                <w:rFonts w:eastAsia="Times New Roman"/>
+                <w:sz w:val="21"/>
+                <w:szCs w:val="21"/>
+              </w:rPr>
+              <w:t>MaxTemperatureDriftPerTenMinutes</w:t>
+            </w:r>
+          </w:p>
+        </w:tc>
+        <w:tc>
+          <w:tcPr>
+            <w:tcW w:w="1650" w:type="pct"/>
+            <w:tcBorders>
+              <w:top w:val="single" w:sz="1" w:space="0" w:color="000000"/>
+              <w:left w:val="single" w:sz="1" w:space="0" w:color="000000"/>
+              <w:bottom w:val="single" w:sz="1" w:space="0" w:color="000000"/>
+              <w:right w:val="single" w:sz="1" w:space="0" w:color="000000"/>
+            </w:tcBorders>
+          </w:tcPr>
+          <w:p>
+            <w:pPr>
+              <w:spacing w:before="40" w:after="40"/>
+            </w:pPr>
+            <w:r>
+              <w:rPr>
+                <w:rFonts w:eastAsia="Times New Roman"/>
+                <w:sz w:val="21"/>
+                <w:szCs w:val="21"/>
+              </w:rPr>
+              <w:t>double</w:t>
+            </w:r>
+          </w:p>
+        </w:tc>
+        <w:tc>
+          <w:tcPr>
+            <w:tcW w:w="1650" w:type="pct"/>
+            <w:tcBorders>
+              <w:top w:val="single" w:sz="1" w:space="0" w:color="000000"/>
+              <w:left w:val="single" w:sz="1" w:space="0" w:color="000000"/>
+              <w:bottom w:val="single" w:sz="1" w:space="0" w:color="000000"/>
+              <w:right w:val="single" w:sz="1" w:space="0" w:color="000000"/>
+            </w:tcBorders>
+          </w:tcPr>
+          <w:p>
+            <w:pPr>
+              <w:spacing w:before="40" w:after="40"/>
+            </w:pPr>
+            <w:r>
+              <w:rPr>
+                <w:rFonts w:eastAsia="Times New Roman"/>
+                <w:sz w:val="21"/>
+                <w:szCs w:val="21"/>
+              </w:rPr>
+              <w:t>温漂最大值（°C/10min），默认 2.0</w:t>
+            </w:r>
+          </w:p>
+        </w:tc>
+      </w:tr>
+      <w:tr>
+        <w:tc>
+          <w:tcPr>
+            <w:tcW w:w="1650" w:type="pct"/>
+            <w:tcBorders>
+              <w:top w:val="single" w:sz="1" w:space="0" w:color="000000"/>
+              <w:left w:val="single" w:sz="1" w:space="0" w:color="000000"/>
+              <w:bottom w:val="single" w:sz="1" w:space="0" w:color="000000"/>
+              <w:right w:val="single" w:sz="1" w:space="0" w:color="000000"/>
+            </w:tcBorders>
+          </w:tcPr>
+          <w:p>
+            <w:pPr>
+              <w:spacing w:before="40" w:after="40"/>
+            </w:pPr>
+            <w:r>
+              <w:rPr>
+                <w:rFonts w:eastAsia="Times New Roman"/>
+                <w:sz w:val="21"/>
+                <w:szCs w:val="21"/>
+              </w:rPr>
+              <w:t>DriftWindowSeconds</w:t>
+            </w:r>
+          </w:p>
+        </w:tc>
+        <w:tc>
+          <w:tcPr>
+            <w:tcW w:w="1650" w:type="pct"/>
+            <w:tcBorders>
+              <w:top w:val="single" w:sz="1" w:space="0" w:color="000000"/>
+              <w:left w:val="single" w:sz="1" w:space="0" w:color="000000"/>
+              <w:bottom w:val="single" w:sz="1" w:space="0" w:color="000000"/>
+              <w:right w:val="single" w:sz="1" w:space="0" w:color="000000"/>
+            </w:tcBorders>
+          </w:tcPr>
+          <w:p>
+            <w:pPr>
+              <w:spacing w:before="40" w:after="40"/>
+            </w:pPr>
+            <w:r>
+              <w:rPr>
+                <w:rFonts w:eastAsia="Times New Roman"/>
+                <w:sz w:val="21"/>
+                <w:szCs w:val="21"/>
+              </w:rPr>
+              <w:t>int</w:t>
+            </w:r>
+          </w:p>
+        </w:tc>
+        <w:tc>
+          <w:tcPr>
+            <w:tcW w:w="1650" w:type="pct"/>
+            <w:tcBorders>
+              <w:top w:val="single" w:sz="1" w:space="0" w:color="000000"/>
+              <w:left w:val="single" w:sz="1" w:space="0" w:color="000000"/>
+              <w:bottom w:val="single" w:sz="1" w:space="0" w:color="000000"/>
+              <w:right w:val="single" w:sz="1" w:space="0" w:color="000000"/>
+            </w:tcBorders>
+          </w:tcPr>
+          <w:p>
+            <w:pPr>
+              <w:spacing w:before="40" w:after="40"/>
+            </w:pPr>
+            <w:r>
+              <w:rPr>
+                <w:rFonts w:eastAsia="Times New Roman"/>
+                <w:sz w:val="21"/>
+                <w:szCs w:val="21"/>
+              </w:rPr>
+              <w:t>温漂计算窗口（秒），默认 600</w:t>
             </w:r>
           </w:p>
         </w:tc>
@@ -12346,7 +12568,7 @@
                 <w:sz w:val="21"/>
                 <w:szCs w:val="21"/>
               </w:rPr>
-              <w:t>Preparing/Ready/Complete → Idle，停止升温</w:t>
+              <w:t>Preparing/Ready/Complete → Complete(降温) → Idle；先进入降温子阶段，温度降至室温后自动回到 Idle</w:t>
             </w:r>
           </w:p>
         </w:tc>
@@ -13293,6 +13515,154 @@
                 <w:szCs w:val="21"/>
               </w:rPr>
               <w:t>校准温度</w:t>
+            </w:r>
+          </w:p>
+        </w:tc>
+      </w:tr>
+      <w:tr>
+        <w:tc>
+          <w:tcPr>
+            <w:tcW w:w="1650" w:type="pct"/>
+            <w:tcBorders>
+              <w:top w:val="single" w:sz="1" w:space="0" w:color="000000"/>
+              <w:left w:val="single" w:sz="1" w:space="0" w:color="000000"/>
+              <w:bottom w:val="single" w:sz="1" w:space="0" w:color="000000"/>
+              <w:right w:val="single" w:sz="1" w:space="0" w:color="000000"/>
+            </w:tcBorders>
+          </w:tcPr>
+          <w:p>
+            <w:pPr>
+              <w:spacing w:before="40" w:after="40"/>
+            </w:pPr>
+            <w:r>
+              <w:rPr>
+                <w:rFonts w:eastAsia="Times New Roman"/>
+                <w:sz w:val="21"/>
+                <w:szCs w:val="21"/>
+              </w:rPr>
+              <w:t>DriftTf1</w:t>
+            </w:r>
+          </w:p>
+        </w:tc>
+        <w:tc>
+          <w:tcPr>
+            <w:tcW w:w="1650" w:type="pct"/>
+            <w:tcBorders>
+              <w:top w:val="single" w:sz="1" w:space="0" w:color="000000"/>
+              <w:left w:val="single" w:sz="1" w:space="0" w:color="000000"/>
+              <w:bottom w:val="single" w:sz="1" w:space="0" w:color="000000"/>
+              <w:right w:val="single" w:sz="1" w:space="0" w:color="000000"/>
+            </w:tcBorders>
+          </w:tcPr>
+          <w:p>
+            <w:pPr>
+              <w:spacing w:before="40" w:after="40"/>
+            </w:pPr>
+            <w:r>
+              <w:rPr>
+                <w:rFonts w:eastAsia="Times New Roman"/>
+                <w:sz w:val="21"/>
+                <w:szCs w:val="21"/>
+              </w:rPr>
+              <w:t>double</w:t>
+            </w:r>
+          </w:p>
+        </w:tc>
+        <w:tc>
+          <w:tcPr>
+            <w:tcW w:w="1650" w:type="pct"/>
+            <w:tcBorders>
+              <w:top w:val="single" w:sz="1" w:space="0" w:color="000000"/>
+              <w:left w:val="single" w:sz="1" w:space="0" w:color="000000"/>
+              <w:bottom w:val="single" w:sz="1" w:space="0" w:color="000000"/>
+              <w:right w:val="single" w:sz="1" w:space="0" w:color="000000"/>
+            </w:tcBorders>
+          </w:tcPr>
+          <w:p>
+            <w:pPr>
+              <w:spacing w:before="40" w:after="40"/>
+            </w:pPr>
+            <w:r>
+              <w:rPr>
+                <w:rFonts w:eastAsia="Times New Roman"/>
+                <w:sz w:val="21"/>
+                <w:szCs w:val="21"/>
+              </w:rPr>
+              <w:t>TF1 温漂值（°C/10min）</w:t>
+            </w:r>
+          </w:p>
+        </w:tc>
+      </w:tr>
+      <w:tr>
+        <w:tc>
+          <w:tcPr>
+            <w:tcW w:w="1650" w:type="pct"/>
+            <w:tcBorders>
+              <w:top w:val="single" w:sz="1" w:space="0" w:color="000000"/>
+              <w:left w:val="single" w:sz="1" w:space="0" w:color="000000"/>
+              <w:bottom w:val="single" w:sz="1" w:space="0" w:color="000000"/>
+              <w:right w:val="single" w:sz="1" w:space="0" w:color="000000"/>
+            </w:tcBorders>
+          </w:tcPr>
+          <w:p>
+            <w:pPr>
+              <w:spacing w:before="40" w:after="40"/>
+            </w:pPr>
+            <w:r>
+              <w:rPr>
+                <w:rFonts w:eastAsia="Times New Roman"/>
+                <w:sz w:val="21"/>
+                <w:szCs w:val="21"/>
+              </w:rPr>
+              <w:t>DriftTf2</w:t>
+            </w:r>
+          </w:p>
+        </w:tc>
+        <w:tc>
+          <w:tcPr>
+            <w:tcW w:w="1650" w:type="pct"/>
+            <w:tcBorders>
+              <w:top w:val="single" w:sz="1" w:space="0" w:color="000000"/>
+              <w:left w:val="single" w:sz="1" w:space="0" w:color="000000"/>
+              <w:bottom w:val="single" w:sz="1" w:space="0" w:color="000000"/>
+              <w:right w:val="single" w:sz="1" w:space="0" w:color="000000"/>
+            </w:tcBorders>
+          </w:tcPr>
+          <w:p>
+            <w:pPr>
+              <w:spacing w:before="40" w:after="40"/>
+            </w:pPr>
+            <w:r>
+              <w:rPr>
+                <w:rFonts w:eastAsia="Times New Roman"/>
+                <w:sz w:val="21"/>
+                <w:szCs w:val="21"/>
+              </w:rPr>
+              <w:t>double</w:t>
+            </w:r>
+          </w:p>
+        </w:tc>
+        <w:tc>
+          <w:tcPr>
+            <w:tcW w:w="1650" w:type="pct"/>
+            <w:tcBorders>
+              <w:top w:val="single" w:sz="1" w:space="0" w:color="000000"/>
+              <w:left w:val="single" w:sz="1" w:space="0" w:color="000000"/>
+              <w:bottom w:val="single" w:sz="1" w:space="0" w:color="000000"/>
+              <w:right w:val="single" w:sz="1" w:space="0" w:color="000000"/>
+            </w:tcBorders>
+          </w:tcPr>
+          <w:p>
+            <w:pPr>
+              <w:spacing w:before="40" w:after="40"/>
+            </w:pPr>
+            <w:r>
+              <w:rPr>
+                <w:rFonts w:eastAsia="Times New Roman"/>
+                <w:sz w:val="21"/>
+                <w:szCs w:val="21"/>
+              </w:rPr>
+              <w:t>TF2 温漂值（°C/10min）</w:t>
             </w:r>
           </w:p>
         </w:tc>

--- a/docs/ISO11820-概要设计报告.docx
+++ b/docs/ISO11820-概要设计报告.docx
@@ -74,6 +74,23 @@
     </w:p>
     <w:p/>
     <w:p/>
+    <w:p/>
+    <w:p/>
+    <w:p/>
+    <w:p/>
+    <w:p/>
+    <w:p/>
+    <w:p/>
+    <w:p/>
+    <w:p/>
+    <w:p/>
+    <w:p>
+      <w:pPr>
+        <w:rPr>
+          <w:rFonts w:hint="eastAsia"/>
+        </w:rPr>
+      </w:pPr>
+    </w:p>
     <w:p>
       <w:pPr>
         <w:spacing w:after="80"/>
@@ -126,66 +143,2616 @@
     </w:p>
     <w:p>
       <w:pPr>
-        <w:spacing w:after="80"/>
-        <w:jc w:val="center"/>
-        <w:rPr>
-          <w:rFonts w:hint="eastAsia"/>
+        <w:widowControl/>
+        <w:rPr>
+          <w:rFonts w:ascii="Arial" w:eastAsia="Arial" w:hAnsi="Arial" w:cs="Arial"/>
+          <w:b/>
+          <w:bCs/>
+          <w:color w:val="2E74B5"/>
+          <w:sz w:val="28"/>
+          <w:szCs w:val="28"/>
         </w:rPr>
       </w:pPr>
       <w:r>
         <w:rPr>
-          <w:rFonts w:ascii="宋体" w:eastAsia="宋体" w:hAnsi="宋体" w:cs="宋体" w:hint="eastAsia"/>
+          <w:rFonts w:ascii="Arial" w:eastAsia="Arial" w:hAnsi="Arial" w:cs="Arial"/>
           <w:b/>
           <w:bCs/>
           <w:sz w:val="28"/>
           <w:szCs w:val="28"/>
         </w:rPr>
-        <w:t>软件工程实训项目实习</w:t>
-      </w:r>
+        <w:br w:type="page"/>
+      </w:r>
+    </w:p>
+    <w:sdt>
+      <w:sdtPr>
+        <w:rPr>
+          <w:lang w:val="zh-CN"/>
+        </w:rPr>
+        <w:id w:val="-440910223"/>
+        <w:docPartObj>
+          <w:docPartGallery w:val="Table of Contents"/>
+          <w:docPartUnique/>
+        </w:docPartObj>
+      </w:sdtPr>
+      <w:sdtEndPr>
+        <w:rPr>
+          <w:rFonts w:ascii="Times New Roman" w:eastAsiaTheme="minorEastAsia" w:hAnsi="Times New Roman" w:cs="Times New Roman"/>
+          <w:b/>
+          <w:bCs/>
+          <w:color w:val="auto"/>
+          <w:sz w:val="24"/>
+          <w:szCs w:val="24"/>
+        </w:rPr>
+      </w:sdtEndPr>
+      <w:sdtContent>
+        <w:p>
+          <w:pPr>
+            <w:pStyle w:val="TOC"/>
+            <w:rPr>
+              <w:rFonts w:hint="eastAsia"/>
+            </w:rPr>
+          </w:pPr>
+          <w:r>
+            <w:rPr>
+              <w:lang w:val="zh-CN"/>
+            </w:rPr>
+            <w:t>目录</w:t>
+          </w:r>
+        </w:p>
+        <w:p>
+          <w:pPr>
+            <w:pStyle w:val="TOC2"/>
+            <w:tabs>
+              <w:tab w:val="right" w:leader="dot" w:pos="8296"/>
+            </w:tabs>
+            <w:ind w:left="480"/>
+            <w:rPr>
+              <w:rFonts w:asciiTheme="minorHAnsi" w:hAnsiTheme="minorHAnsi" w:cstheme="minorBidi" w:hint="eastAsia"/>
+              <w:noProof/>
+              <w:kern w:val="2"/>
+              <w:sz w:val="22"/>
+              <w14:ligatures w14:val="standardContextual"/>
+            </w:rPr>
+          </w:pPr>
+          <w:r>
+            <w:fldChar w:fldCharType="begin"/>
+          </w:r>
+          <w:r>
+            <w:instrText xml:space="preserve"> TOC \o "1-3" \h \z \u </w:instrText>
+          </w:r>
+          <w:r>
+            <w:rPr>
+              <w:rFonts w:hint="eastAsia"/>
+            </w:rPr>
+            <w:fldChar w:fldCharType="separate"/>
+          </w:r>
+          <w:hyperlink w:anchor="_Toc234935666" w:history="1">
+            <w:r>
+              <w:rPr>
+                <w:rStyle w:val="a5"/>
+                <w:rFonts w:ascii="Arial" w:eastAsia="Arial" w:hAnsi="Arial" w:cs="Arial" w:hint="eastAsia"/>
+                <w:noProof/>
+              </w:rPr>
+              <w:t xml:space="preserve">1. </w:t>
+            </w:r>
+            <w:r>
+              <w:rPr>
+                <w:rStyle w:val="a5"/>
+                <w:rFonts w:ascii="宋体" w:eastAsia="宋体" w:hAnsi="宋体" w:cs="宋体" w:hint="eastAsia"/>
+                <w:noProof/>
+              </w:rPr>
+              <w:t>系统架构设计</w:t>
+            </w:r>
+            <w:r>
+              <w:rPr>
+                <w:rFonts w:hint="eastAsia"/>
+                <w:noProof/>
+                <w:webHidden/>
+              </w:rPr>
+              <w:tab/>
+            </w:r>
+            <w:r>
+              <w:rPr>
+                <w:rFonts w:hint="eastAsia"/>
+                <w:noProof/>
+                <w:webHidden/>
+              </w:rPr>
+              <w:fldChar w:fldCharType="begin"/>
+            </w:r>
+            <w:r>
+              <w:rPr>
+                <w:rFonts w:hint="eastAsia"/>
+                <w:noProof/>
+                <w:webHidden/>
+              </w:rPr>
+              <w:instrText xml:space="preserve"> </w:instrText>
+            </w:r>
+            <w:r>
+              <w:rPr>
+                <w:noProof/>
+                <w:webHidden/>
+              </w:rPr>
+              <w:instrText>PAGEREF _Toc234935666 \h</w:instrText>
+            </w:r>
+            <w:r>
+              <w:rPr>
+                <w:rFonts w:hint="eastAsia"/>
+                <w:noProof/>
+                <w:webHidden/>
+              </w:rPr>
+              <w:instrText xml:space="preserve"> </w:instrText>
+            </w:r>
+            <w:r>
+              <w:rPr>
+                <w:rFonts w:hint="eastAsia"/>
+                <w:noProof/>
+                <w:webHidden/>
+              </w:rPr>
+            </w:r>
+            <w:r>
+              <w:rPr>
+                <w:rFonts w:hint="eastAsia"/>
+                <w:noProof/>
+                <w:webHidden/>
+              </w:rPr>
+              <w:fldChar w:fldCharType="separate"/>
+            </w:r>
+            <w:r>
+              <w:rPr>
+                <w:noProof/>
+                <w:webHidden/>
+              </w:rPr>
+              <w:t>3</w:t>
+            </w:r>
+            <w:r>
+              <w:rPr>
+                <w:rFonts w:hint="eastAsia"/>
+                <w:noProof/>
+                <w:webHidden/>
+              </w:rPr>
+              <w:fldChar w:fldCharType="end"/>
+            </w:r>
+          </w:hyperlink>
+        </w:p>
+        <w:p>
+          <w:pPr>
+            <w:pStyle w:val="TOC3"/>
+            <w:tabs>
+              <w:tab w:val="right" w:leader="dot" w:pos="8296"/>
+            </w:tabs>
+            <w:ind w:left="960"/>
+            <w:rPr>
+              <w:rFonts w:asciiTheme="minorHAnsi" w:hAnsiTheme="minorHAnsi" w:cstheme="minorBidi" w:hint="eastAsia"/>
+              <w:noProof/>
+              <w:kern w:val="2"/>
+              <w:sz w:val="22"/>
+              <w14:ligatures w14:val="standardContextual"/>
+            </w:rPr>
+          </w:pPr>
+          <w:hyperlink w:anchor="_Toc234935667" w:history="1">
+            <w:r>
+              <w:rPr>
+                <w:rStyle w:val="a5"/>
+                <w:rFonts w:ascii="Arial" w:eastAsia="Arial" w:hAnsi="Arial" w:cs="Arial" w:hint="eastAsia"/>
+                <w:noProof/>
+              </w:rPr>
+              <w:t xml:space="preserve">1.1 </w:t>
+            </w:r>
+            <w:r>
+              <w:rPr>
+                <w:rStyle w:val="a5"/>
+                <w:rFonts w:ascii="宋体" w:eastAsia="宋体" w:hAnsi="宋体" w:cs="宋体" w:hint="eastAsia"/>
+                <w:noProof/>
+              </w:rPr>
+              <w:t>分层架构</w:t>
+            </w:r>
+            <w:r>
+              <w:rPr>
+                <w:rFonts w:hint="eastAsia"/>
+                <w:noProof/>
+                <w:webHidden/>
+              </w:rPr>
+              <w:tab/>
+            </w:r>
+            <w:r>
+              <w:rPr>
+                <w:rFonts w:hint="eastAsia"/>
+                <w:noProof/>
+                <w:webHidden/>
+              </w:rPr>
+              <w:fldChar w:fldCharType="begin"/>
+            </w:r>
+            <w:r>
+              <w:rPr>
+                <w:rFonts w:hint="eastAsia"/>
+                <w:noProof/>
+                <w:webHidden/>
+              </w:rPr>
+              <w:instrText xml:space="preserve"> </w:instrText>
+            </w:r>
+            <w:r>
+              <w:rPr>
+                <w:noProof/>
+                <w:webHidden/>
+              </w:rPr>
+              <w:instrText>PAGEREF _Toc234935667 \h</w:instrText>
+            </w:r>
+            <w:r>
+              <w:rPr>
+                <w:rFonts w:hint="eastAsia"/>
+                <w:noProof/>
+                <w:webHidden/>
+              </w:rPr>
+              <w:instrText xml:space="preserve"> </w:instrText>
+            </w:r>
+            <w:r>
+              <w:rPr>
+                <w:rFonts w:hint="eastAsia"/>
+                <w:noProof/>
+                <w:webHidden/>
+              </w:rPr>
+            </w:r>
+            <w:r>
+              <w:rPr>
+                <w:rFonts w:hint="eastAsia"/>
+                <w:noProof/>
+                <w:webHidden/>
+              </w:rPr>
+              <w:fldChar w:fldCharType="separate"/>
+            </w:r>
+            <w:r>
+              <w:rPr>
+                <w:noProof/>
+                <w:webHidden/>
+              </w:rPr>
+              <w:t>3</w:t>
+            </w:r>
+            <w:r>
+              <w:rPr>
+                <w:rFonts w:hint="eastAsia"/>
+                <w:noProof/>
+                <w:webHidden/>
+              </w:rPr>
+              <w:fldChar w:fldCharType="end"/>
+            </w:r>
+          </w:hyperlink>
+        </w:p>
+        <w:p>
+          <w:pPr>
+            <w:pStyle w:val="TOC3"/>
+            <w:tabs>
+              <w:tab w:val="right" w:leader="dot" w:pos="8296"/>
+            </w:tabs>
+            <w:ind w:left="960"/>
+            <w:rPr>
+              <w:rFonts w:asciiTheme="minorHAnsi" w:hAnsiTheme="minorHAnsi" w:cstheme="minorBidi" w:hint="eastAsia"/>
+              <w:noProof/>
+              <w:kern w:val="2"/>
+              <w:sz w:val="22"/>
+              <w14:ligatures w14:val="standardContextual"/>
+            </w:rPr>
+          </w:pPr>
+          <w:hyperlink w:anchor="_Toc234935668" w:history="1">
+            <w:r>
+              <w:rPr>
+                <w:rStyle w:val="a5"/>
+                <w:rFonts w:ascii="Arial" w:eastAsia="Arial" w:hAnsi="Arial" w:cs="Arial" w:hint="eastAsia"/>
+                <w:noProof/>
+              </w:rPr>
+              <w:t xml:space="preserve">1.2 </w:t>
+            </w:r>
+            <w:r>
+              <w:rPr>
+                <w:rStyle w:val="a5"/>
+                <w:rFonts w:ascii="宋体" w:eastAsia="宋体" w:hAnsi="宋体" w:cs="宋体" w:hint="eastAsia"/>
+                <w:noProof/>
+              </w:rPr>
+              <w:t>各层职责</w:t>
+            </w:r>
+            <w:r>
+              <w:rPr>
+                <w:rFonts w:hint="eastAsia"/>
+                <w:noProof/>
+                <w:webHidden/>
+              </w:rPr>
+              <w:tab/>
+            </w:r>
+            <w:r>
+              <w:rPr>
+                <w:rFonts w:hint="eastAsia"/>
+                <w:noProof/>
+                <w:webHidden/>
+              </w:rPr>
+              <w:fldChar w:fldCharType="begin"/>
+            </w:r>
+            <w:r>
+              <w:rPr>
+                <w:rFonts w:hint="eastAsia"/>
+                <w:noProof/>
+                <w:webHidden/>
+              </w:rPr>
+              <w:instrText xml:space="preserve"> </w:instrText>
+            </w:r>
+            <w:r>
+              <w:rPr>
+                <w:noProof/>
+                <w:webHidden/>
+              </w:rPr>
+              <w:instrText>PAGEREF _Toc234935668 \h</w:instrText>
+            </w:r>
+            <w:r>
+              <w:rPr>
+                <w:rFonts w:hint="eastAsia"/>
+                <w:noProof/>
+                <w:webHidden/>
+              </w:rPr>
+              <w:instrText xml:space="preserve"> </w:instrText>
+            </w:r>
+            <w:r>
+              <w:rPr>
+                <w:rFonts w:hint="eastAsia"/>
+                <w:noProof/>
+                <w:webHidden/>
+              </w:rPr>
+            </w:r>
+            <w:r>
+              <w:rPr>
+                <w:rFonts w:hint="eastAsia"/>
+                <w:noProof/>
+                <w:webHidden/>
+              </w:rPr>
+              <w:fldChar w:fldCharType="separate"/>
+            </w:r>
+            <w:r>
+              <w:rPr>
+                <w:noProof/>
+                <w:webHidden/>
+              </w:rPr>
+              <w:t>3</w:t>
+            </w:r>
+            <w:r>
+              <w:rPr>
+                <w:rFonts w:hint="eastAsia"/>
+                <w:noProof/>
+                <w:webHidden/>
+              </w:rPr>
+              <w:fldChar w:fldCharType="end"/>
+            </w:r>
+          </w:hyperlink>
+        </w:p>
+        <w:p>
+          <w:pPr>
+            <w:pStyle w:val="TOC3"/>
+            <w:tabs>
+              <w:tab w:val="right" w:leader="dot" w:pos="8296"/>
+            </w:tabs>
+            <w:ind w:left="960"/>
+            <w:rPr>
+              <w:rFonts w:asciiTheme="minorHAnsi" w:hAnsiTheme="minorHAnsi" w:cstheme="minorBidi" w:hint="eastAsia"/>
+              <w:noProof/>
+              <w:kern w:val="2"/>
+              <w:sz w:val="22"/>
+              <w14:ligatures w14:val="standardContextual"/>
+            </w:rPr>
+          </w:pPr>
+          <w:hyperlink w:anchor="_Toc234935669" w:history="1">
+            <w:r>
+              <w:rPr>
+                <w:rStyle w:val="a5"/>
+                <w:rFonts w:ascii="Arial" w:eastAsia="Arial" w:hAnsi="Arial" w:cs="Arial" w:hint="eastAsia"/>
+                <w:noProof/>
+              </w:rPr>
+              <w:t xml:space="preserve">1.3 </w:t>
+            </w:r>
+            <w:r>
+              <w:rPr>
+                <w:rStyle w:val="a5"/>
+                <w:rFonts w:ascii="宋体" w:eastAsia="宋体" w:hAnsi="宋体" w:cs="宋体" w:hint="eastAsia"/>
+                <w:noProof/>
+              </w:rPr>
+              <w:t>层间依赖关系</w:t>
+            </w:r>
+            <w:r>
+              <w:rPr>
+                <w:rFonts w:hint="eastAsia"/>
+                <w:noProof/>
+                <w:webHidden/>
+              </w:rPr>
+              <w:tab/>
+            </w:r>
+            <w:r>
+              <w:rPr>
+                <w:rFonts w:hint="eastAsia"/>
+                <w:noProof/>
+                <w:webHidden/>
+              </w:rPr>
+              <w:fldChar w:fldCharType="begin"/>
+            </w:r>
+            <w:r>
+              <w:rPr>
+                <w:rFonts w:hint="eastAsia"/>
+                <w:noProof/>
+                <w:webHidden/>
+              </w:rPr>
+              <w:instrText xml:space="preserve"> </w:instrText>
+            </w:r>
+            <w:r>
+              <w:rPr>
+                <w:noProof/>
+                <w:webHidden/>
+              </w:rPr>
+              <w:instrText>PAGEREF _Toc234935669 \h</w:instrText>
+            </w:r>
+            <w:r>
+              <w:rPr>
+                <w:rFonts w:hint="eastAsia"/>
+                <w:noProof/>
+                <w:webHidden/>
+              </w:rPr>
+              <w:instrText xml:space="preserve"> </w:instrText>
+            </w:r>
+            <w:r>
+              <w:rPr>
+                <w:rFonts w:hint="eastAsia"/>
+                <w:noProof/>
+                <w:webHidden/>
+              </w:rPr>
+            </w:r>
+            <w:r>
+              <w:rPr>
+                <w:rFonts w:hint="eastAsia"/>
+                <w:noProof/>
+                <w:webHidden/>
+              </w:rPr>
+              <w:fldChar w:fldCharType="separate"/>
+            </w:r>
+            <w:r>
+              <w:rPr>
+                <w:noProof/>
+                <w:webHidden/>
+              </w:rPr>
+              <w:t>3</w:t>
+            </w:r>
+            <w:r>
+              <w:rPr>
+                <w:rFonts w:hint="eastAsia"/>
+                <w:noProof/>
+                <w:webHidden/>
+              </w:rPr>
+              <w:fldChar w:fldCharType="end"/>
+            </w:r>
+          </w:hyperlink>
+        </w:p>
+        <w:p>
+          <w:pPr>
+            <w:pStyle w:val="TOC2"/>
+            <w:tabs>
+              <w:tab w:val="right" w:leader="dot" w:pos="8296"/>
+            </w:tabs>
+            <w:ind w:left="480"/>
+            <w:rPr>
+              <w:rFonts w:asciiTheme="minorHAnsi" w:hAnsiTheme="minorHAnsi" w:cstheme="minorBidi" w:hint="eastAsia"/>
+              <w:noProof/>
+              <w:kern w:val="2"/>
+              <w:sz w:val="22"/>
+              <w14:ligatures w14:val="standardContextual"/>
+            </w:rPr>
+          </w:pPr>
+          <w:hyperlink w:anchor="_Toc234935670" w:history="1">
+            <w:r>
+              <w:rPr>
+                <w:rStyle w:val="a5"/>
+                <w:rFonts w:ascii="Arial" w:eastAsia="Arial" w:hAnsi="Arial" w:cs="Arial" w:hint="eastAsia"/>
+                <w:noProof/>
+              </w:rPr>
+              <w:t xml:space="preserve">2. </w:t>
+            </w:r>
+            <w:r>
+              <w:rPr>
+                <w:rStyle w:val="a5"/>
+                <w:rFonts w:ascii="宋体" w:eastAsia="宋体" w:hAnsi="宋体" w:cs="宋体" w:hint="eastAsia"/>
+                <w:noProof/>
+              </w:rPr>
+              <w:t>模块划分</w:t>
+            </w:r>
+            <w:r>
+              <w:rPr>
+                <w:rFonts w:hint="eastAsia"/>
+                <w:noProof/>
+                <w:webHidden/>
+              </w:rPr>
+              <w:tab/>
+            </w:r>
+            <w:r>
+              <w:rPr>
+                <w:rFonts w:hint="eastAsia"/>
+                <w:noProof/>
+                <w:webHidden/>
+              </w:rPr>
+              <w:fldChar w:fldCharType="begin"/>
+            </w:r>
+            <w:r>
+              <w:rPr>
+                <w:rFonts w:hint="eastAsia"/>
+                <w:noProof/>
+                <w:webHidden/>
+              </w:rPr>
+              <w:instrText xml:space="preserve"> </w:instrText>
+            </w:r>
+            <w:r>
+              <w:rPr>
+                <w:noProof/>
+                <w:webHidden/>
+              </w:rPr>
+              <w:instrText>PAGEREF _Toc234935670 \h</w:instrText>
+            </w:r>
+            <w:r>
+              <w:rPr>
+                <w:rFonts w:hint="eastAsia"/>
+                <w:noProof/>
+                <w:webHidden/>
+              </w:rPr>
+              <w:instrText xml:space="preserve"> </w:instrText>
+            </w:r>
+            <w:r>
+              <w:rPr>
+                <w:rFonts w:hint="eastAsia"/>
+                <w:noProof/>
+                <w:webHidden/>
+              </w:rPr>
+            </w:r>
+            <w:r>
+              <w:rPr>
+                <w:rFonts w:hint="eastAsia"/>
+                <w:noProof/>
+                <w:webHidden/>
+              </w:rPr>
+              <w:fldChar w:fldCharType="separate"/>
+            </w:r>
+            <w:r>
+              <w:rPr>
+                <w:noProof/>
+                <w:webHidden/>
+              </w:rPr>
+              <w:t>4</w:t>
+            </w:r>
+            <w:r>
+              <w:rPr>
+                <w:rFonts w:hint="eastAsia"/>
+                <w:noProof/>
+                <w:webHidden/>
+              </w:rPr>
+              <w:fldChar w:fldCharType="end"/>
+            </w:r>
+          </w:hyperlink>
+        </w:p>
+        <w:p>
+          <w:pPr>
+            <w:pStyle w:val="TOC3"/>
+            <w:tabs>
+              <w:tab w:val="right" w:leader="dot" w:pos="8296"/>
+            </w:tabs>
+            <w:ind w:left="960"/>
+            <w:rPr>
+              <w:rFonts w:asciiTheme="minorHAnsi" w:hAnsiTheme="minorHAnsi" w:cstheme="minorBidi" w:hint="eastAsia"/>
+              <w:noProof/>
+              <w:kern w:val="2"/>
+              <w:sz w:val="22"/>
+              <w14:ligatures w14:val="standardContextual"/>
+            </w:rPr>
+          </w:pPr>
+          <w:hyperlink w:anchor="_Toc234935671" w:history="1">
+            <w:r>
+              <w:rPr>
+                <w:rStyle w:val="a5"/>
+                <w:rFonts w:ascii="Arial" w:eastAsia="Arial" w:hAnsi="Arial" w:cs="Arial" w:hint="eastAsia"/>
+                <w:noProof/>
+              </w:rPr>
+              <w:t xml:space="preserve">2.1 </w:t>
+            </w:r>
+            <w:r>
+              <w:rPr>
+                <w:rStyle w:val="a5"/>
+                <w:rFonts w:ascii="宋体" w:eastAsia="宋体" w:hAnsi="宋体" w:cs="宋体" w:hint="eastAsia"/>
+                <w:noProof/>
+              </w:rPr>
+              <w:t>模块清单</w:t>
+            </w:r>
+            <w:r>
+              <w:rPr>
+                <w:rFonts w:hint="eastAsia"/>
+                <w:noProof/>
+                <w:webHidden/>
+              </w:rPr>
+              <w:tab/>
+            </w:r>
+            <w:r>
+              <w:rPr>
+                <w:rFonts w:hint="eastAsia"/>
+                <w:noProof/>
+                <w:webHidden/>
+              </w:rPr>
+              <w:fldChar w:fldCharType="begin"/>
+            </w:r>
+            <w:r>
+              <w:rPr>
+                <w:rFonts w:hint="eastAsia"/>
+                <w:noProof/>
+                <w:webHidden/>
+              </w:rPr>
+              <w:instrText xml:space="preserve"> </w:instrText>
+            </w:r>
+            <w:r>
+              <w:rPr>
+                <w:noProof/>
+                <w:webHidden/>
+              </w:rPr>
+              <w:instrText>PAGEREF _Toc234935671 \h</w:instrText>
+            </w:r>
+            <w:r>
+              <w:rPr>
+                <w:rFonts w:hint="eastAsia"/>
+                <w:noProof/>
+                <w:webHidden/>
+              </w:rPr>
+              <w:instrText xml:space="preserve"> </w:instrText>
+            </w:r>
+            <w:r>
+              <w:rPr>
+                <w:rFonts w:hint="eastAsia"/>
+                <w:noProof/>
+                <w:webHidden/>
+              </w:rPr>
+            </w:r>
+            <w:r>
+              <w:rPr>
+                <w:rFonts w:hint="eastAsia"/>
+                <w:noProof/>
+                <w:webHidden/>
+              </w:rPr>
+              <w:fldChar w:fldCharType="separate"/>
+            </w:r>
+            <w:r>
+              <w:rPr>
+                <w:noProof/>
+                <w:webHidden/>
+              </w:rPr>
+              <w:t>4</w:t>
+            </w:r>
+            <w:r>
+              <w:rPr>
+                <w:rFonts w:hint="eastAsia"/>
+                <w:noProof/>
+                <w:webHidden/>
+              </w:rPr>
+              <w:fldChar w:fldCharType="end"/>
+            </w:r>
+          </w:hyperlink>
+        </w:p>
+        <w:p>
+          <w:pPr>
+            <w:pStyle w:val="TOC3"/>
+            <w:tabs>
+              <w:tab w:val="right" w:leader="dot" w:pos="8296"/>
+            </w:tabs>
+            <w:ind w:left="960"/>
+            <w:rPr>
+              <w:rFonts w:asciiTheme="minorHAnsi" w:hAnsiTheme="minorHAnsi" w:cstheme="minorBidi" w:hint="eastAsia"/>
+              <w:noProof/>
+              <w:kern w:val="2"/>
+              <w:sz w:val="22"/>
+              <w14:ligatures w14:val="standardContextual"/>
+            </w:rPr>
+          </w:pPr>
+          <w:hyperlink w:anchor="_Toc234935672" w:history="1">
+            <w:r>
+              <w:rPr>
+                <w:rStyle w:val="a5"/>
+                <w:rFonts w:ascii="Arial" w:eastAsia="Arial" w:hAnsi="Arial" w:cs="Arial" w:hint="eastAsia"/>
+                <w:noProof/>
+              </w:rPr>
+              <w:t xml:space="preserve">2.2 </w:t>
+            </w:r>
+            <w:r>
+              <w:rPr>
+                <w:rStyle w:val="a5"/>
+                <w:rFonts w:ascii="宋体" w:eastAsia="宋体" w:hAnsi="宋体" w:cs="宋体" w:hint="eastAsia"/>
+                <w:noProof/>
+              </w:rPr>
+              <w:t>模块职责详述</w:t>
+            </w:r>
+            <w:r>
+              <w:rPr>
+                <w:rFonts w:hint="eastAsia"/>
+                <w:noProof/>
+                <w:webHidden/>
+              </w:rPr>
+              <w:tab/>
+            </w:r>
+            <w:r>
+              <w:rPr>
+                <w:rFonts w:hint="eastAsia"/>
+                <w:noProof/>
+                <w:webHidden/>
+              </w:rPr>
+              <w:fldChar w:fldCharType="begin"/>
+            </w:r>
+            <w:r>
+              <w:rPr>
+                <w:rFonts w:hint="eastAsia"/>
+                <w:noProof/>
+                <w:webHidden/>
+              </w:rPr>
+              <w:instrText xml:space="preserve"> </w:instrText>
+            </w:r>
+            <w:r>
+              <w:rPr>
+                <w:noProof/>
+                <w:webHidden/>
+              </w:rPr>
+              <w:instrText>PAGEREF _Toc234935672 \h</w:instrText>
+            </w:r>
+            <w:r>
+              <w:rPr>
+                <w:rFonts w:hint="eastAsia"/>
+                <w:noProof/>
+                <w:webHidden/>
+              </w:rPr>
+              <w:instrText xml:space="preserve"> </w:instrText>
+            </w:r>
+            <w:r>
+              <w:rPr>
+                <w:rFonts w:hint="eastAsia"/>
+                <w:noProof/>
+                <w:webHidden/>
+              </w:rPr>
+            </w:r>
+            <w:r>
+              <w:rPr>
+                <w:rFonts w:hint="eastAsia"/>
+                <w:noProof/>
+                <w:webHidden/>
+              </w:rPr>
+              <w:fldChar w:fldCharType="separate"/>
+            </w:r>
+            <w:r>
+              <w:rPr>
+                <w:noProof/>
+                <w:webHidden/>
+              </w:rPr>
+              <w:t>5</w:t>
+            </w:r>
+            <w:r>
+              <w:rPr>
+                <w:rFonts w:hint="eastAsia"/>
+                <w:noProof/>
+                <w:webHidden/>
+              </w:rPr>
+              <w:fldChar w:fldCharType="end"/>
+            </w:r>
+          </w:hyperlink>
+        </w:p>
+        <w:p>
+          <w:pPr>
+            <w:pStyle w:val="TOC2"/>
+            <w:tabs>
+              <w:tab w:val="right" w:leader="dot" w:pos="8296"/>
+            </w:tabs>
+            <w:ind w:left="480"/>
+            <w:rPr>
+              <w:rFonts w:asciiTheme="minorHAnsi" w:hAnsiTheme="minorHAnsi" w:cstheme="minorBidi" w:hint="eastAsia"/>
+              <w:noProof/>
+              <w:kern w:val="2"/>
+              <w:sz w:val="22"/>
+              <w14:ligatures w14:val="standardContextual"/>
+            </w:rPr>
+          </w:pPr>
+          <w:hyperlink w:anchor="_Toc234935673" w:history="1">
+            <w:r>
+              <w:rPr>
+                <w:rStyle w:val="a5"/>
+                <w:rFonts w:ascii="Arial" w:eastAsia="Arial" w:hAnsi="Arial" w:cs="Arial" w:hint="eastAsia"/>
+                <w:noProof/>
+              </w:rPr>
+              <w:t xml:space="preserve">3. </w:t>
+            </w:r>
+            <w:r>
+              <w:rPr>
+                <w:rStyle w:val="a5"/>
+                <w:rFonts w:ascii="宋体" w:eastAsia="宋体" w:hAnsi="宋体" w:cs="宋体" w:hint="eastAsia"/>
+                <w:noProof/>
+              </w:rPr>
+              <w:t>技术选型</w:t>
+            </w:r>
+            <w:r>
+              <w:rPr>
+                <w:rFonts w:hint="eastAsia"/>
+                <w:noProof/>
+                <w:webHidden/>
+              </w:rPr>
+              <w:tab/>
+            </w:r>
+            <w:r>
+              <w:rPr>
+                <w:rFonts w:hint="eastAsia"/>
+                <w:noProof/>
+                <w:webHidden/>
+              </w:rPr>
+              <w:fldChar w:fldCharType="begin"/>
+            </w:r>
+            <w:r>
+              <w:rPr>
+                <w:rFonts w:hint="eastAsia"/>
+                <w:noProof/>
+                <w:webHidden/>
+              </w:rPr>
+              <w:instrText xml:space="preserve"> </w:instrText>
+            </w:r>
+            <w:r>
+              <w:rPr>
+                <w:noProof/>
+                <w:webHidden/>
+              </w:rPr>
+              <w:instrText>PAGEREF _Toc234935673 \h</w:instrText>
+            </w:r>
+            <w:r>
+              <w:rPr>
+                <w:rFonts w:hint="eastAsia"/>
+                <w:noProof/>
+                <w:webHidden/>
+              </w:rPr>
+              <w:instrText xml:space="preserve"> </w:instrText>
+            </w:r>
+            <w:r>
+              <w:rPr>
+                <w:rFonts w:hint="eastAsia"/>
+                <w:noProof/>
+                <w:webHidden/>
+              </w:rPr>
+            </w:r>
+            <w:r>
+              <w:rPr>
+                <w:rFonts w:hint="eastAsia"/>
+                <w:noProof/>
+                <w:webHidden/>
+              </w:rPr>
+              <w:fldChar w:fldCharType="separate"/>
+            </w:r>
+            <w:r>
+              <w:rPr>
+                <w:noProof/>
+                <w:webHidden/>
+              </w:rPr>
+              <w:t>6</w:t>
+            </w:r>
+            <w:r>
+              <w:rPr>
+                <w:rFonts w:hint="eastAsia"/>
+                <w:noProof/>
+                <w:webHidden/>
+              </w:rPr>
+              <w:fldChar w:fldCharType="end"/>
+            </w:r>
+          </w:hyperlink>
+        </w:p>
+        <w:p>
+          <w:pPr>
+            <w:pStyle w:val="TOC3"/>
+            <w:tabs>
+              <w:tab w:val="right" w:leader="dot" w:pos="8296"/>
+            </w:tabs>
+            <w:ind w:left="960"/>
+            <w:rPr>
+              <w:rFonts w:asciiTheme="minorHAnsi" w:hAnsiTheme="minorHAnsi" w:cstheme="minorBidi" w:hint="eastAsia"/>
+              <w:noProof/>
+              <w:kern w:val="2"/>
+              <w:sz w:val="22"/>
+              <w14:ligatures w14:val="standardContextual"/>
+            </w:rPr>
+          </w:pPr>
+          <w:hyperlink w:anchor="_Toc234935674" w:history="1">
+            <w:r>
+              <w:rPr>
+                <w:rStyle w:val="a5"/>
+                <w:rFonts w:ascii="Arial" w:eastAsia="Arial" w:hAnsi="Arial" w:cs="Arial" w:hint="eastAsia"/>
+                <w:noProof/>
+              </w:rPr>
+              <w:t xml:space="preserve">3.1 </w:t>
+            </w:r>
+            <w:r>
+              <w:rPr>
+                <w:rStyle w:val="a5"/>
+                <w:rFonts w:ascii="宋体" w:eastAsia="宋体" w:hAnsi="宋体" w:cs="宋体" w:hint="eastAsia"/>
+                <w:noProof/>
+              </w:rPr>
+              <w:t>技术栈总览</w:t>
+            </w:r>
+            <w:r>
+              <w:rPr>
+                <w:rFonts w:hint="eastAsia"/>
+                <w:noProof/>
+                <w:webHidden/>
+              </w:rPr>
+              <w:tab/>
+            </w:r>
+            <w:r>
+              <w:rPr>
+                <w:rFonts w:hint="eastAsia"/>
+                <w:noProof/>
+                <w:webHidden/>
+              </w:rPr>
+              <w:fldChar w:fldCharType="begin"/>
+            </w:r>
+            <w:r>
+              <w:rPr>
+                <w:rFonts w:hint="eastAsia"/>
+                <w:noProof/>
+                <w:webHidden/>
+              </w:rPr>
+              <w:instrText xml:space="preserve"> </w:instrText>
+            </w:r>
+            <w:r>
+              <w:rPr>
+                <w:noProof/>
+                <w:webHidden/>
+              </w:rPr>
+              <w:instrText>PAGEREF _Toc234935674 \h</w:instrText>
+            </w:r>
+            <w:r>
+              <w:rPr>
+                <w:rFonts w:hint="eastAsia"/>
+                <w:noProof/>
+                <w:webHidden/>
+              </w:rPr>
+              <w:instrText xml:space="preserve"> </w:instrText>
+            </w:r>
+            <w:r>
+              <w:rPr>
+                <w:rFonts w:hint="eastAsia"/>
+                <w:noProof/>
+                <w:webHidden/>
+              </w:rPr>
+            </w:r>
+            <w:r>
+              <w:rPr>
+                <w:rFonts w:hint="eastAsia"/>
+                <w:noProof/>
+                <w:webHidden/>
+              </w:rPr>
+              <w:fldChar w:fldCharType="separate"/>
+            </w:r>
+            <w:r>
+              <w:rPr>
+                <w:noProof/>
+                <w:webHidden/>
+              </w:rPr>
+              <w:t>6</w:t>
+            </w:r>
+            <w:r>
+              <w:rPr>
+                <w:rFonts w:hint="eastAsia"/>
+                <w:noProof/>
+                <w:webHidden/>
+              </w:rPr>
+              <w:fldChar w:fldCharType="end"/>
+            </w:r>
+          </w:hyperlink>
+        </w:p>
+        <w:p>
+          <w:pPr>
+            <w:pStyle w:val="TOC3"/>
+            <w:tabs>
+              <w:tab w:val="right" w:leader="dot" w:pos="8296"/>
+            </w:tabs>
+            <w:ind w:left="960"/>
+            <w:rPr>
+              <w:rFonts w:asciiTheme="minorHAnsi" w:hAnsiTheme="minorHAnsi" w:cstheme="minorBidi" w:hint="eastAsia"/>
+              <w:noProof/>
+              <w:kern w:val="2"/>
+              <w:sz w:val="22"/>
+              <w14:ligatures w14:val="standardContextual"/>
+            </w:rPr>
+          </w:pPr>
+          <w:hyperlink w:anchor="_Toc234935675" w:history="1">
+            <w:r>
+              <w:rPr>
+                <w:rStyle w:val="a5"/>
+                <w:rFonts w:ascii="Arial" w:eastAsia="Arial" w:hAnsi="Arial" w:cs="Arial" w:hint="eastAsia"/>
+                <w:noProof/>
+              </w:rPr>
+              <w:t xml:space="preserve">3.2 </w:t>
+            </w:r>
+            <w:r>
+              <w:rPr>
+                <w:rStyle w:val="a5"/>
+                <w:rFonts w:ascii="宋体" w:eastAsia="宋体" w:hAnsi="宋体" w:cs="宋体" w:hint="eastAsia"/>
+                <w:noProof/>
+              </w:rPr>
+              <w:t>各技术选型理由</w:t>
+            </w:r>
+            <w:r>
+              <w:rPr>
+                <w:rFonts w:hint="eastAsia"/>
+                <w:noProof/>
+                <w:webHidden/>
+              </w:rPr>
+              <w:tab/>
+            </w:r>
+            <w:r>
+              <w:rPr>
+                <w:rFonts w:hint="eastAsia"/>
+                <w:noProof/>
+                <w:webHidden/>
+              </w:rPr>
+              <w:fldChar w:fldCharType="begin"/>
+            </w:r>
+            <w:r>
+              <w:rPr>
+                <w:rFonts w:hint="eastAsia"/>
+                <w:noProof/>
+                <w:webHidden/>
+              </w:rPr>
+              <w:instrText xml:space="preserve"> </w:instrText>
+            </w:r>
+            <w:r>
+              <w:rPr>
+                <w:noProof/>
+                <w:webHidden/>
+              </w:rPr>
+              <w:instrText>PAGEREF _Toc234935675 \h</w:instrText>
+            </w:r>
+            <w:r>
+              <w:rPr>
+                <w:rFonts w:hint="eastAsia"/>
+                <w:noProof/>
+                <w:webHidden/>
+              </w:rPr>
+              <w:instrText xml:space="preserve"> </w:instrText>
+            </w:r>
+            <w:r>
+              <w:rPr>
+                <w:rFonts w:hint="eastAsia"/>
+                <w:noProof/>
+                <w:webHidden/>
+              </w:rPr>
+            </w:r>
+            <w:r>
+              <w:rPr>
+                <w:rFonts w:hint="eastAsia"/>
+                <w:noProof/>
+                <w:webHidden/>
+              </w:rPr>
+              <w:fldChar w:fldCharType="separate"/>
+            </w:r>
+            <w:r>
+              <w:rPr>
+                <w:noProof/>
+                <w:webHidden/>
+              </w:rPr>
+              <w:t>7</w:t>
+            </w:r>
+            <w:r>
+              <w:rPr>
+                <w:rFonts w:hint="eastAsia"/>
+                <w:noProof/>
+                <w:webHidden/>
+              </w:rPr>
+              <w:fldChar w:fldCharType="end"/>
+            </w:r>
+          </w:hyperlink>
+        </w:p>
+        <w:p>
+          <w:pPr>
+            <w:pStyle w:val="TOC2"/>
+            <w:tabs>
+              <w:tab w:val="right" w:leader="dot" w:pos="8296"/>
+            </w:tabs>
+            <w:ind w:left="480"/>
+            <w:rPr>
+              <w:rFonts w:asciiTheme="minorHAnsi" w:hAnsiTheme="minorHAnsi" w:cstheme="minorBidi" w:hint="eastAsia"/>
+              <w:noProof/>
+              <w:kern w:val="2"/>
+              <w:sz w:val="22"/>
+              <w14:ligatures w14:val="standardContextual"/>
+            </w:rPr>
+          </w:pPr>
+          <w:hyperlink w:anchor="_Toc234935676" w:history="1">
+            <w:r>
+              <w:rPr>
+                <w:rStyle w:val="a5"/>
+                <w:rFonts w:ascii="Arial" w:eastAsia="Arial" w:hAnsi="Arial" w:cs="Arial" w:hint="eastAsia"/>
+                <w:noProof/>
+              </w:rPr>
+              <w:t xml:space="preserve">4. </w:t>
+            </w:r>
+            <w:r>
+              <w:rPr>
+                <w:rStyle w:val="a5"/>
+                <w:rFonts w:ascii="宋体" w:eastAsia="宋体" w:hAnsi="宋体" w:cs="宋体" w:hint="eastAsia"/>
+                <w:noProof/>
+              </w:rPr>
+              <w:t>数据库设计</w:t>
+            </w:r>
+            <w:r>
+              <w:rPr>
+                <w:rFonts w:hint="eastAsia"/>
+                <w:noProof/>
+                <w:webHidden/>
+              </w:rPr>
+              <w:tab/>
+            </w:r>
+            <w:r>
+              <w:rPr>
+                <w:rFonts w:hint="eastAsia"/>
+                <w:noProof/>
+                <w:webHidden/>
+              </w:rPr>
+              <w:fldChar w:fldCharType="begin"/>
+            </w:r>
+            <w:r>
+              <w:rPr>
+                <w:rFonts w:hint="eastAsia"/>
+                <w:noProof/>
+                <w:webHidden/>
+              </w:rPr>
+              <w:instrText xml:space="preserve"> </w:instrText>
+            </w:r>
+            <w:r>
+              <w:rPr>
+                <w:noProof/>
+                <w:webHidden/>
+              </w:rPr>
+              <w:instrText>PAGEREF _Toc234935676 \h</w:instrText>
+            </w:r>
+            <w:r>
+              <w:rPr>
+                <w:rFonts w:hint="eastAsia"/>
+                <w:noProof/>
+                <w:webHidden/>
+              </w:rPr>
+              <w:instrText xml:space="preserve"> </w:instrText>
+            </w:r>
+            <w:r>
+              <w:rPr>
+                <w:rFonts w:hint="eastAsia"/>
+                <w:noProof/>
+                <w:webHidden/>
+              </w:rPr>
+            </w:r>
+            <w:r>
+              <w:rPr>
+                <w:rFonts w:hint="eastAsia"/>
+                <w:noProof/>
+                <w:webHidden/>
+              </w:rPr>
+              <w:fldChar w:fldCharType="separate"/>
+            </w:r>
+            <w:r>
+              <w:rPr>
+                <w:noProof/>
+                <w:webHidden/>
+              </w:rPr>
+              <w:t>9</w:t>
+            </w:r>
+            <w:r>
+              <w:rPr>
+                <w:rFonts w:hint="eastAsia"/>
+                <w:noProof/>
+                <w:webHidden/>
+              </w:rPr>
+              <w:fldChar w:fldCharType="end"/>
+            </w:r>
+          </w:hyperlink>
+        </w:p>
+        <w:p>
+          <w:pPr>
+            <w:pStyle w:val="TOC3"/>
+            <w:tabs>
+              <w:tab w:val="right" w:leader="dot" w:pos="8296"/>
+            </w:tabs>
+            <w:ind w:left="960"/>
+            <w:rPr>
+              <w:rFonts w:asciiTheme="minorHAnsi" w:hAnsiTheme="minorHAnsi" w:cstheme="minorBidi" w:hint="eastAsia"/>
+              <w:noProof/>
+              <w:kern w:val="2"/>
+              <w:sz w:val="22"/>
+              <w14:ligatures w14:val="standardContextual"/>
+            </w:rPr>
+          </w:pPr>
+          <w:hyperlink w:anchor="_Toc234935677" w:history="1">
+            <w:r>
+              <w:rPr>
+                <w:rStyle w:val="a5"/>
+                <w:rFonts w:ascii="Arial" w:eastAsia="Arial" w:hAnsi="Arial" w:cs="Arial" w:hint="eastAsia"/>
+                <w:noProof/>
+              </w:rPr>
+              <w:t xml:space="preserve">4.1 </w:t>
+            </w:r>
+            <w:r>
+              <w:rPr>
+                <w:rStyle w:val="a5"/>
+                <w:rFonts w:ascii="宋体" w:eastAsia="宋体" w:hAnsi="宋体" w:cs="宋体" w:hint="eastAsia"/>
+                <w:noProof/>
+              </w:rPr>
+              <w:t>数据库选型</w:t>
+            </w:r>
+            <w:r>
+              <w:rPr>
+                <w:rFonts w:hint="eastAsia"/>
+                <w:noProof/>
+                <w:webHidden/>
+              </w:rPr>
+              <w:tab/>
+            </w:r>
+            <w:r>
+              <w:rPr>
+                <w:rFonts w:hint="eastAsia"/>
+                <w:noProof/>
+                <w:webHidden/>
+              </w:rPr>
+              <w:fldChar w:fldCharType="begin"/>
+            </w:r>
+            <w:r>
+              <w:rPr>
+                <w:rFonts w:hint="eastAsia"/>
+                <w:noProof/>
+                <w:webHidden/>
+              </w:rPr>
+              <w:instrText xml:space="preserve"> </w:instrText>
+            </w:r>
+            <w:r>
+              <w:rPr>
+                <w:noProof/>
+                <w:webHidden/>
+              </w:rPr>
+              <w:instrText>PAGEREF _Toc234935677 \h</w:instrText>
+            </w:r>
+            <w:r>
+              <w:rPr>
+                <w:rFonts w:hint="eastAsia"/>
+                <w:noProof/>
+                <w:webHidden/>
+              </w:rPr>
+              <w:instrText xml:space="preserve"> </w:instrText>
+            </w:r>
+            <w:r>
+              <w:rPr>
+                <w:rFonts w:hint="eastAsia"/>
+                <w:noProof/>
+                <w:webHidden/>
+              </w:rPr>
+            </w:r>
+            <w:r>
+              <w:rPr>
+                <w:rFonts w:hint="eastAsia"/>
+                <w:noProof/>
+                <w:webHidden/>
+              </w:rPr>
+              <w:fldChar w:fldCharType="separate"/>
+            </w:r>
+            <w:r>
+              <w:rPr>
+                <w:noProof/>
+                <w:webHidden/>
+              </w:rPr>
+              <w:t>9</w:t>
+            </w:r>
+            <w:r>
+              <w:rPr>
+                <w:rFonts w:hint="eastAsia"/>
+                <w:noProof/>
+                <w:webHidden/>
+              </w:rPr>
+              <w:fldChar w:fldCharType="end"/>
+            </w:r>
+          </w:hyperlink>
+        </w:p>
+        <w:p>
+          <w:pPr>
+            <w:pStyle w:val="TOC3"/>
+            <w:tabs>
+              <w:tab w:val="right" w:leader="dot" w:pos="8296"/>
+            </w:tabs>
+            <w:ind w:left="960"/>
+            <w:rPr>
+              <w:rFonts w:asciiTheme="minorHAnsi" w:hAnsiTheme="minorHAnsi" w:cstheme="minorBidi" w:hint="eastAsia"/>
+              <w:noProof/>
+              <w:kern w:val="2"/>
+              <w:sz w:val="22"/>
+              <w14:ligatures w14:val="standardContextual"/>
+            </w:rPr>
+          </w:pPr>
+          <w:hyperlink w:anchor="_Toc234935678" w:history="1">
+            <w:r>
+              <w:rPr>
+                <w:rStyle w:val="a5"/>
+                <w:rFonts w:ascii="Arial" w:eastAsia="Arial" w:hAnsi="Arial" w:cs="Arial" w:hint="eastAsia"/>
+                <w:noProof/>
+              </w:rPr>
+              <w:t xml:space="preserve">4.2 </w:t>
+            </w:r>
+            <w:r>
+              <w:rPr>
+                <w:rStyle w:val="a5"/>
+                <w:rFonts w:ascii="宋体" w:eastAsia="宋体" w:hAnsi="宋体" w:cs="宋体" w:hint="eastAsia"/>
+                <w:noProof/>
+              </w:rPr>
+              <w:t>表结构设计</w:t>
+            </w:r>
+            <w:r>
+              <w:rPr>
+                <w:rFonts w:hint="eastAsia"/>
+                <w:noProof/>
+                <w:webHidden/>
+              </w:rPr>
+              <w:tab/>
+            </w:r>
+            <w:r>
+              <w:rPr>
+                <w:rFonts w:hint="eastAsia"/>
+                <w:noProof/>
+                <w:webHidden/>
+              </w:rPr>
+              <w:fldChar w:fldCharType="begin"/>
+            </w:r>
+            <w:r>
+              <w:rPr>
+                <w:rFonts w:hint="eastAsia"/>
+                <w:noProof/>
+                <w:webHidden/>
+              </w:rPr>
+              <w:instrText xml:space="preserve"> </w:instrText>
+            </w:r>
+            <w:r>
+              <w:rPr>
+                <w:noProof/>
+                <w:webHidden/>
+              </w:rPr>
+              <w:instrText>PAGEREF _Toc234935678 \h</w:instrText>
+            </w:r>
+            <w:r>
+              <w:rPr>
+                <w:rFonts w:hint="eastAsia"/>
+                <w:noProof/>
+                <w:webHidden/>
+              </w:rPr>
+              <w:instrText xml:space="preserve"> </w:instrText>
+            </w:r>
+            <w:r>
+              <w:rPr>
+                <w:rFonts w:hint="eastAsia"/>
+                <w:noProof/>
+                <w:webHidden/>
+              </w:rPr>
+            </w:r>
+            <w:r>
+              <w:rPr>
+                <w:rFonts w:hint="eastAsia"/>
+                <w:noProof/>
+                <w:webHidden/>
+              </w:rPr>
+              <w:fldChar w:fldCharType="separate"/>
+            </w:r>
+            <w:r>
+              <w:rPr>
+                <w:noProof/>
+                <w:webHidden/>
+              </w:rPr>
+              <w:t>9</w:t>
+            </w:r>
+            <w:r>
+              <w:rPr>
+                <w:rFonts w:hint="eastAsia"/>
+                <w:noProof/>
+                <w:webHidden/>
+              </w:rPr>
+              <w:fldChar w:fldCharType="end"/>
+            </w:r>
+          </w:hyperlink>
+        </w:p>
+        <w:p>
+          <w:pPr>
+            <w:pStyle w:val="TOC3"/>
+            <w:tabs>
+              <w:tab w:val="right" w:leader="dot" w:pos="8296"/>
+            </w:tabs>
+            <w:ind w:left="960"/>
+            <w:rPr>
+              <w:rFonts w:asciiTheme="minorHAnsi" w:hAnsiTheme="minorHAnsi" w:cstheme="minorBidi" w:hint="eastAsia"/>
+              <w:noProof/>
+              <w:kern w:val="2"/>
+              <w:sz w:val="22"/>
+              <w14:ligatures w14:val="standardContextual"/>
+            </w:rPr>
+          </w:pPr>
+          <w:hyperlink w:anchor="_Toc234935679" w:history="1">
+            <w:r>
+              <w:rPr>
+                <w:rStyle w:val="a5"/>
+                <w:rFonts w:ascii="Arial" w:eastAsia="Arial" w:hAnsi="Arial" w:cs="Arial" w:hint="eastAsia"/>
+                <w:noProof/>
+              </w:rPr>
+              <w:t xml:space="preserve">4.3 ER </w:t>
+            </w:r>
+            <w:r>
+              <w:rPr>
+                <w:rStyle w:val="a5"/>
+                <w:rFonts w:ascii="宋体" w:eastAsia="宋体" w:hAnsi="宋体" w:cs="宋体" w:hint="eastAsia"/>
+                <w:noProof/>
+              </w:rPr>
+              <w:t>关系图</w:t>
+            </w:r>
+            <w:r>
+              <w:rPr>
+                <w:rFonts w:hint="eastAsia"/>
+                <w:noProof/>
+                <w:webHidden/>
+              </w:rPr>
+              <w:tab/>
+            </w:r>
+            <w:r>
+              <w:rPr>
+                <w:rFonts w:hint="eastAsia"/>
+                <w:noProof/>
+                <w:webHidden/>
+              </w:rPr>
+              <w:fldChar w:fldCharType="begin"/>
+            </w:r>
+            <w:r>
+              <w:rPr>
+                <w:rFonts w:hint="eastAsia"/>
+                <w:noProof/>
+                <w:webHidden/>
+              </w:rPr>
+              <w:instrText xml:space="preserve"> </w:instrText>
+            </w:r>
+            <w:r>
+              <w:rPr>
+                <w:noProof/>
+                <w:webHidden/>
+              </w:rPr>
+              <w:instrText>PAGEREF _Toc234935679 \h</w:instrText>
+            </w:r>
+            <w:r>
+              <w:rPr>
+                <w:rFonts w:hint="eastAsia"/>
+                <w:noProof/>
+                <w:webHidden/>
+              </w:rPr>
+              <w:instrText xml:space="preserve"> </w:instrText>
+            </w:r>
+            <w:r>
+              <w:rPr>
+                <w:rFonts w:hint="eastAsia"/>
+                <w:noProof/>
+                <w:webHidden/>
+              </w:rPr>
+            </w:r>
+            <w:r>
+              <w:rPr>
+                <w:rFonts w:hint="eastAsia"/>
+                <w:noProof/>
+                <w:webHidden/>
+              </w:rPr>
+              <w:fldChar w:fldCharType="separate"/>
+            </w:r>
+            <w:r>
+              <w:rPr>
+                <w:noProof/>
+                <w:webHidden/>
+              </w:rPr>
+              <w:t>10</w:t>
+            </w:r>
+            <w:r>
+              <w:rPr>
+                <w:rFonts w:hint="eastAsia"/>
+                <w:noProof/>
+                <w:webHidden/>
+              </w:rPr>
+              <w:fldChar w:fldCharType="end"/>
+            </w:r>
+          </w:hyperlink>
+        </w:p>
+        <w:p>
+          <w:pPr>
+            <w:pStyle w:val="TOC3"/>
+            <w:tabs>
+              <w:tab w:val="right" w:leader="dot" w:pos="8296"/>
+            </w:tabs>
+            <w:ind w:left="960"/>
+            <w:rPr>
+              <w:rFonts w:asciiTheme="minorHAnsi" w:hAnsiTheme="minorHAnsi" w:cstheme="minorBidi" w:hint="eastAsia"/>
+              <w:noProof/>
+              <w:kern w:val="2"/>
+              <w:sz w:val="22"/>
+              <w14:ligatures w14:val="standardContextual"/>
+            </w:rPr>
+          </w:pPr>
+          <w:hyperlink w:anchor="_Toc234935680" w:history="1">
+            <w:r>
+              <w:rPr>
+                <w:rStyle w:val="a5"/>
+                <w:rFonts w:ascii="Arial" w:eastAsia="Arial" w:hAnsi="Arial" w:cs="Arial" w:hint="eastAsia"/>
+                <w:noProof/>
+              </w:rPr>
+              <w:t xml:space="preserve">4.4 </w:t>
+            </w:r>
+            <w:r>
+              <w:rPr>
+                <w:rStyle w:val="a5"/>
+                <w:rFonts w:ascii="宋体" w:eastAsia="宋体" w:hAnsi="宋体" w:cs="宋体" w:hint="eastAsia"/>
+                <w:noProof/>
+              </w:rPr>
+              <w:t>数据存储策略</w:t>
+            </w:r>
+            <w:r>
+              <w:rPr>
+                <w:rFonts w:hint="eastAsia"/>
+                <w:noProof/>
+                <w:webHidden/>
+              </w:rPr>
+              <w:tab/>
+            </w:r>
+            <w:r>
+              <w:rPr>
+                <w:rFonts w:hint="eastAsia"/>
+                <w:noProof/>
+                <w:webHidden/>
+              </w:rPr>
+              <w:fldChar w:fldCharType="begin"/>
+            </w:r>
+            <w:r>
+              <w:rPr>
+                <w:rFonts w:hint="eastAsia"/>
+                <w:noProof/>
+                <w:webHidden/>
+              </w:rPr>
+              <w:instrText xml:space="preserve"> </w:instrText>
+            </w:r>
+            <w:r>
+              <w:rPr>
+                <w:noProof/>
+                <w:webHidden/>
+              </w:rPr>
+              <w:instrText>PAGEREF _Toc234935680 \h</w:instrText>
+            </w:r>
+            <w:r>
+              <w:rPr>
+                <w:rFonts w:hint="eastAsia"/>
+                <w:noProof/>
+                <w:webHidden/>
+              </w:rPr>
+              <w:instrText xml:space="preserve"> </w:instrText>
+            </w:r>
+            <w:r>
+              <w:rPr>
+                <w:rFonts w:hint="eastAsia"/>
+                <w:noProof/>
+                <w:webHidden/>
+              </w:rPr>
+            </w:r>
+            <w:r>
+              <w:rPr>
+                <w:rFonts w:hint="eastAsia"/>
+                <w:noProof/>
+                <w:webHidden/>
+              </w:rPr>
+              <w:fldChar w:fldCharType="separate"/>
+            </w:r>
+            <w:r>
+              <w:rPr>
+                <w:noProof/>
+                <w:webHidden/>
+              </w:rPr>
+              <w:t>12</w:t>
+            </w:r>
+            <w:r>
+              <w:rPr>
+                <w:rFonts w:hint="eastAsia"/>
+                <w:noProof/>
+                <w:webHidden/>
+              </w:rPr>
+              <w:fldChar w:fldCharType="end"/>
+            </w:r>
+          </w:hyperlink>
+        </w:p>
+        <w:p>
+          <w:pPr>
+            <w:pStyle w:val="TOC2"/>
+            <w:tabs>
+              <w:tab w:val="right" w:leader="dot" w:pos="8296"/>
+            </w:tabs>
+            <w:ind w:left="480"/>
+            <w:rPr>
+              <w:rFonts w:asciiTheme="minorHAnsi" w:hAnsiTheme="minorHAnsi" w:cstheme="minorBidi" w:hint="eastAsia"/>
+              <w:noProof/>
+              <w:kern w:val="2"/>
+              <w:sz w:val="22"/>
+              <w14:ligatures w14:val="standardContextual"/>
+            </w:rPr>
+          </w:pPr>
+          <w:hyperlink w:anchor="_Toc234935681" w:history="1">
+            <w:r>
+              <w:rPr>
+                <w:rStyle w:val="a5"/>
+                <w:rFonts w:ascii="Arial" w:eastAsia="Arial" w:hAnsi="Arial" w:cs="Arial" w:hint="eastAsia"/>
+                <w:noProof/>
+              </w:rPr>
+              <w:t xml:space="preserve">5. UI </w:t>
+            </w:r>
+            <w:r>
+              <w:rPr>
+                <w:rStyle w:val="a5"/>
+                <w:rFonts w:ascii="宋体" w:eastAsia="宋体" w:hAnsi="宋体" w:cs="宋体" w:hint="eastAsia"/>
+                <w:noProof/>
+              </w:rPr>
+              <w:t>设计</w:t>
+            </w:r>
+            <w:r>
+              <w:rPr>
+                <w:rFonts w:hint="eastAsia"/>
+                <w:noProof/>
+                <w:webHidden/>
+              </w:rPr>
+              <w:tab/>
+            </w:r>
+            <w:r>
+              <w:rPr>
+                <w:rFonts w:hint="eastAsia"/>
+                <w:noProof/>
+                <w:webHidden/>
+              </w:rPr>
+              <w:fldChar w:fldCharType="begin"/>
+            </w:r>
+            <w:r>
+              <w:rPr>
+                <w:rFonts w:hint="eastAsia"/>
+                <w:noProof/>
+                <w:webHidden/>
+              </w:rPr>
+              <w:instrText xml:space="preserve"> </w:instrText>
+            </w:r>
+            <w:r>
+              <w:rPr>
+                <w:noProof/>
+                <w:webHidden/>
+              </w:rPr>
+              <w:instrText>PAGEREF _Toc234935681 \h</w:instrText>
+            </w:r>
+            <w:r>
+              <w:rPr>
+                <w:rFonts w:hint="eastAsia"/>
+                <w:noProof/>
+                <w:webHidden/>
+              </w:rPr>
+              <w:instrText xml:space="preserve"> </w:instrText>
+            </w:r>
+            <w:r>
+              <w:rPr>
+                <w:rFonts w:hint="eastAsia"/>
+                <w:noProof/>
+                <w:webHidden/>
+              </w:rPr>
+            </w:r>
+            <w:r>
+              <w:rPr>
+                <w:rFonts w:hint="eastAsia"/>
+                <w:noProof/>
+                <w:webHidden/>
+              </w:rPr>
+              <w:fldChar w:fldCharType="separate"/>
+            </w:r>
+            <w:r>
+              <w:rPr>
+                <w:noProof/>
+                <w:webHidden/>
+              </w:rPr>
+              <w:t>12</w:t>
+            </w:r>
+            <w:r>
+              <w:rPr>
+                <w:rFonts w:hint="eastAsia"/>
+                <w:noProof/>
+                <w:webHidden/>
+              </w:rPr>
+              <w:fldChar w:fldCharType="end"/>
+            </w:r>
+          </w:hyperlink>
+        </w:p>
+        <w:p>
+          <w:pPr>
+            <w:pStyle w:val="TOC3"/>
+            <w:tabs>
+              <w:tab w:val="right" w:leader="dot" w:pos="8296"/>
+            </w:tabs>
+            <w:ind w:left="960"/>
+            <w:rPr>
+              <w:rFonts w:asciiTheme="minorHAnsi" w:hAnsiTheme="minorHAnsi" w:cstheme="minorBidi" w:hint="eastAsia"/>
+              <w:noProof/>
+              <w:kern w:val="2"/>
+              <w:sz w:val="22"/>
+              <w14:ligatures w14:val="standardContextual"/>
+            </w:rPr>
+          </w:pPr>
+          <w:hyperlink w:anchor="_Toc234935682" w:history="1">
+            <w:r>
+              <w:rPr>
+                <w:rStyle w:val="a5"/>
+                <w:rFonts w:ascii="Arial" w:eastAsia="Arial" w:hAnsi="Arial" w:cs="Arial" w:hint="eastAsia"/>
+                <w:noProof/>
+              </w:rPr>
+              <w:t xml:space="preserve">5.1 </w:t>
+            </w:r>
+            <w:r>
+              <w:rPr>
+                <w:rStyle w:val="a5"/>
+                <w:rFonts w:ascii="宋体" w:eastAsia="宋体" w:hAnsi="宋体" w:cs="宋体" w:hint="eastAsia"/>
+                <w:noProof/>
+              </w:rPr>
+              <w:t>主界面布局</w:t>
+            </w:r>
+            <w:r>
+              <w:rPr>
+                <w:rFonts w:hint="eastAsia"/>
+                <w:noProof/>
+                <w:webHidden/>
+              </w:rPr>
+              <w:tab/>
+            </w:r>
+            <w:r>
+              <w:rPr>
+                <w:rFonts w:hint="eastAsia"/>
+                <w:noProof/>
+                <w:webHidden/>
+              </w:rPr>
+              <w:fldChar w:fldCharType="begin"/>
+            </w:r>
+            <w:r>
+              <w:rPr>
+                <w:rFonts w:hint="eastAsia"/>
+                <w:noProof/>
+                <w:webHidden/>
+              </w:rPr>
+              <w:instrText xml:space="preserve"> </w:instrText>
+            </w:r>
+            <w:r>
+              <w:rPr>
+                <w:noProof/>
+                <w:webHidden/>
+              </w:rPr>
+              <w:instrText>PAGEREF _Toc234935682 \h</w:instrText>
+            </w:r>
+            <w:r>
+              <w:rPr>
+                <w:rFonts w:hint="eastAsia"/>
+                <w:noProof/>
+                <w:webHidden/>
+              </w:rPr>
+              <w:instrText xml:space="preserve"> </w:instrText>
+            </w:r>
+            <w:r>
+              <w:rPr>
+                <w:rFonts w:hint="eastAsia"/>
+                <w:noProof/>
+                <w:webHidden/>
+              </w:rPr>
+            </w:r>
+            <w:r>
+              <w:rPr>
+                <w:rFonts w:hint="eastAsia"/>
+                <w:noProof/>
+                <w:webHidden/>
+              </w:rPr>
+              <w:fldChar w:fldCharType="separate"/>
+            </w:r>
+            <w:r>
+              <w:rPr>
+                <w:noProof/>
+                <w:webHidden/>
+              </w:rPr>
+              <w:t>12</w:t>
+            </w:r>
+            <w:r>
+              <w:rPr>
+                <w:rFonts w:hint="eastAsia"/>
+                <w:noProof/>
+                <w:webHidden/>
+              </w:rPr>
+              <w:fldChar w:fldCharType="end"/>
+            </w:r>
+          </w:hyperlink>
+        </w:p>
+        <w:p>
+          <w:pPr>
+            <w:pStyle w:val="TOC3"/>
+            <w:tabs>
+              <w:tab w:val="right" w:leader="dot" w:pos="8296"/>
+            </w:tabs>
+            <w:ind w:left="960"/>
+            <w:rPr>
+              <w:rFonts w:asciiTheme="minorHAnsi" w:hAnsiTheme="minorHAnsi" w:cstheme="minorBidi" w:hint="eastAsia"/>
+              <w:noProof/>
+              <w:kern w:val="2"/>
+              <w:sz w:val="22"/>
+              <w14:ligatures w14:val="standardContextual"/>
+            </w:rPr>
+          </w:pPr>
+          <w:hyperlink w:anchor="_Toc234935683" w:history="1">
+            <w:r>
+              <w:rPr>
+                <w:rStyle w:val="a5"/>
+                <w:rFonts w:ascii="Arial" w:eastAsia="Arial" w:hAnsi="Arial" w:cs="Arial" w:hint="eastAsia"/>
+                <w:noProof/>
+              </w:rPr>
+              <w:t xml:space="preserve">5.2 </w:t>
+            </w:r>
+            <w:r>
+              <w:rPr>
+                <w:rStyle w:val="a5"/>
+                <w:rFonts w:ascii="宋体" w:eastAsia="宋体" w:hAnsi="宋体" w:cs="宋体" w:hint="eastAsia"/>
+                <w:noProof/>
+              </w:rPr>
+              <w:t>各窗体功能说明</w:t>
+            </w:r>
+            <w:r>
+              <w:rPr>
+                <w:rFonts w:hint="eastAsia"/>
+                <w:noProof/>
+                <w:webHidden/>
+              </w:rPr>
+              <w:tab/>
+            </w:r>
+            <w:r>
+              <w:rPr>
+                <w:rFonts w:hint="eastAsia"/>
+                <w:noProof/>
+                <w:webHidden/>
+              </w:rPr>
+              <w:fldChar w:fldCharType="begin"/>
+            </w:r>
+            <w:r>
+              <w:rPr>
+                <w:rFonts w:hint="eastAsia"/>
+                <w:noProof/>
+                <w:webHidden/>
+              </w:rPr>
+              <w:instrText xml:space="preserve"> </w:instrText>
+            </w:r>
+            <w:r>
+              <w:rPr>
+                <w:noProof/>
+                <w:webHidden/>
+              </w:rPr>
+              <w:instrText>PAGEREF _Toc234935683 \h</w:instrText>
+            </w:r>
+            <w:r>
+              <w:rPr>
+                <w:rFonts w:hint="eastAsia"/>
+                <w:noProof/>
+                <w:webHidden/>
+              </w:rPr>
+              <w:instrText xml:space="preserve"> </w:instrText>
+            </w:r>
+            <w:r>
+              <w:rPr>
+                <w:rFonts w:hint="eastAsia"/>
+                <w:noProof/>
+                <w:webHidden/>
+              </w:rPr>
+            </w:r>
+            <w:r>
+              <w:rPr>
+                <w:rFonts w:hint="eastAsia"/>
+                <w:noProof/>
+                <w:webHidden/>
+              </w:rPr>
+              <w:fldChar w:fldCharType="separate"/>
+            </w:r>
+            <w:r>
+              <w:rPr>
+                <w:noProof/>
+                <w:webHidden/>
+              </w:rPr>
+              <w:t>12</w:t>
+            </w:r>
+            <w:r>
+              <w:rPr>
+                <w:rFonts w:hint="eastAsia"/>
+                <w:noProof/>
+                <w:webHidden/>
+              </w:rPr>
+              <w:fldChar w:fldCharType="end"/>
+            </w:r>
+          </w:hyperlink>
+        </w:p>
+        <w:p>
+          <w:pPr>
+            <w:pStyle w:val="TOC2"/>
+            <w:tabs>
+              <w:tab w:val="right" w:leader="dot" w:pos="8296"/>
+            </w:tabs>
+            <w:ind w:left="480"/>
+            <w:rPr>
+              <w:rFonts w:asciiTheme="minorHAnsi" w:hAnsiTheme="minorHAnsi" w:cstheme="minorBidi" w:hint="eastAsia"/>
+              <w:noProof/>
+              <w:kern w:val="2"/>
+              <w:sz w:val="22"/>
+              <w14:ligatures w14:val="standardContextual"/>
+            </w:rPr>
+          </w:pPr>
+          <w:hyperlink w:anchor="_Toc234935684" w:history="1">
+            <w:r>
+              <w:rPr>
+                <w:rStyle w:val="a5"/>
+                <w:rFonts w:ascii="Arial" w:eastAsia="Arial" w:hAnsi="Arial" w:cs="Arial" w:hint="eastAsia"/>
+                <w:noProof/>
+              </w:rPr>
+              <w:t xml:space="preserve">6. </w:t>
+            </w:r>
+            <w:r>
+              <w:rPr>
+                <w:rStyle w:val="a5"/>
+                <w:rFonts w:ascii="宋体" w:eastAsia="宋体" w:hAnsi="宋体" w:cs="宋体" w:hint="eastAsia"/>
+                <w:noProof/>
+              </w:rPr>
+              <w:t>接口设计</w:t>
+            </w:r>
+            <w:r>
+              <w:rPr>
+                <w:rFonts w:hint="eastAsia"/>
+                <w:noProof/>
+                <w:webHidden/>
+              </w:rPr>
+              <w:tab/>
+            </w:r>
+            <w:r>
+              <w:rPr>
+                <w:rFonts w:hint="eastAsia"/>
+                <w:noProof/>
+                <w:webHidden/>
+              </w:rPr>
+              <w:fldChar w:fldCharType="begin"/>
+            </w:r>
+            <w:r>
+              <w:rPr>
+                <w:rFonts w:hint="eastAsia"/>
+                <w:noProof/>
+                <w:webHidden/>
+              </w:rPr>
+              <w:instrText xml:space="preserve"> </w:instrText>
+            </w:r>
+            <w:r>
+              <w:rPr>
+                <w:noProof/>
+                <w:webHidden/>
+              </w:rPr>
+              <w:instrText>PAGEREF _Toc234935684 \h</w:instrText>
+            </w:r>
+            <w:r>
+              <w:rPr>
+                <w:rFonts w:hint="eastAsia"/>
+                <w:noProof/>
+                <w:webHidden/>
+              </w:rPr>
+              <w:instrText xml:space="preserve"> </w:instrText>
+            </w:r>
+            <w:r>
+              <w:rPr>
+                <w:rFonts w:hint="eastAsia"/>
+                <w:noProof/>
+                <w:webHidden/>
+              </w:rPr>
+            </w:r>
+            <w:r>
+              <w:rPr>
+                <w:rFonts w:hint="eastAsia"/>
+                <w:noProof/>
+                <w:webHidden/>
+              </w:rPr>
+              <w:fldChar w:fldCharType="separate"/>
+            </w:r>
+            <w:r>
+              <w:rPr>
+                <w:noProof/>
+                <w:webHidden/>
+              </w:rPr>
+              <w:t>13</w:t>
+            </w:r>
+            <w:r>
+              <w:rPr>
+                <w:rFonts w:hint="eastAsia"/>
+                <w:noProof/>
+                <w:webHidden/>
+              </w:rPr>
+              <w:fldChar w:fldCharType="end"/>
+            </w:r>
+          </w:hyperlink>
+        </w:p>
+        <w:p>
+          <w:pPr>
+            <w:pStyle w:val="TOC3"/>
+            <w:tabs>
+              <w:tab w:val="right" w:leader="dot" w:pos="8296"/>
+            </w:tabs>
+            <w:ind w:left="960"/>
+            <w:rPr>
+              <w:rFonts w:asciiTheme="minorHAnsi" w:hAnsiTheme="minorHAnsi" w:cstheme="minorBidi" w:hint="eastAsia"/>
+              <w:noProof/>
+              <w:kern w:val="2"/>
+              <w:sz w:val="22"/>
+              <w14:ligatures w14:val="standardContextual"/>
+            </w:rPr>
+          </w:pPr>
+          <w:hyperlink w:anchor="_Toc234935685" w:history="1">
+            <w:r>
+              <w:rPr>
+                <w:rStyle w:val="a5"/>
+                <w:rFonts w:ascii="Arial" w:eastAsia="Arial" w:hAnsi="Arial" w:cs="Arial" w:hint="eastAsia"/>
+                <w:noProof/>
+              </w:rPr>
+              <w:t xml:space="preserve">6.1 </w:t>
+            </w:r>
+            <w:r>
+              <w:rPr>
+                <w:rStyle w:val="a5"/>
+                <w:rFonts w:ascii="宋体" w:eastAsia="宋体" w:hAnsi="宋体" w:cs="宋体" w:hint="eastAsia"/>
+                <w:noProof/>
+              </w:rPr>
+              <w:t>全局单例</w:t>
+            </w:r>
+            <w:r>
+              <w:rPr>
+                <w:rStyle w:val="a5"/>
+                <w:rFonts w:ascii="Arial" w:eastAsia="Arial" w:hAnsi="Arial" w:cs="Arial" w:hint="eastAsia"/>
+                <w:noProof/>
+              </w:rPr>
+              <w:t xml:space="preserve"> AppGlobal</w:t>
+            </w:r>
+            <w:r>
+              <w:rPr>
+                <w:rFonts w:hint="eastAsia"/>
+                <w:noProof/>
+                <w:webHidden/>
+              </w:rPr>
+              <w:tab/>
+            </w:r>
+            <w:r>
+              <w:rPr>
+                <w:rFonts w:hint="eastAsia"/>
+                <w:noProof/>
+                <w:webHidden/>
+              </w:rPr>
+              <w:fldChar w:fldCharType="begin"/>
+            </w:r>
+            <w:r>
+              <w:rPr>
+                <w:rFonts w:hint="eastAsia"/>
+                <w:noProof/>
+                <w:webHidden/>
+              </w:rPr>
+              <w:instrText xml:space="preserve"> </w:instrText>
+            </w:r>
+            <w:r>
+              <w:rPr>
+                <w:noProof/>
+                <w:webHidden/>
+              </w:rPr>
+              <w:instrText>PAGEREF _Toc234935685 \h</w:instrText>
+            </w:r>
+            <w:r>
+              <w:rPr>
+                <w:rFonts w:hint="eastAsia"/>
+                <w:noProof/>
+                <w:webHidden/>
+              </w:rPr>
+              <w:instrText xml:space="preserve"> </w:instrText>
+            </w:r>
+            <w:r>
+              <w:rPr>
+                <w:rFonts w:hint="eastAsia"/>
+                <w:noProof/>
+                <w:webHidden/>
+              </w:rPr>
+            </w:r>
+            <w:r>
+              <w:rPr>
+                <w:rFonts w:hint="eastAsia"/>
+                <w:noProof/>
+                <w:webHidden/>
+              </w:rPr>
+              <w:fldChar w:fldCharType="separate"/>
+            </w:r>
+            <w:r>
+              <w:rPr>
+                <w:noProof/>
+                <w:webHidden/>
+              </w:rPr>
+              <w:t>13</w:t>
+            </w:r>
+            <w:r>
+              <w:rPr>
+                <w:rFonts w:hint="eastAsia"/>
+                <w:noProof/>
+                <w:webHidden/>
+              </w:rPr>
+              <w:fldChar w:fldCharType="end"/>
+            </w:r>
+          </w:hyperlink>
+        </w:p>
+        <w:p>
+          <w:pPr>
+            <w:pStyle w:val="TOC3"/>
+            <w:tabs>
+              <w:tab w:val="right" w:leader="dot" w:pos="8296"/>
+            </w:tabs>
+            <w:ind w:left="960"/>
+            <w:rPr>
+              <w:rFonts w:asciiTheme="minorHAnsi" w:hAnsiTheme="minorHAnsi" w:cstheme="minorBidi" w:hint="eastAsia"/>
+              <w:noProof/>
+              <w:kern w:val="2"/>
+              <w:sz w:val="22"/>
+              <w14:ligatures w14:val="standardContextual"/>
+            </w:rPr>
+          </w:pPr>
+          <w:hyperlink w:anchor="_Toc234935686" w:history="1">
+            <w:r>
+              <w:rPr>
+                <w:rStyle w:val="a5"/>
+                <w:rFonts w:ascii="Arial" w:eastAsia="Arial" w:hAnsi="Arial" w:cs="Arial" w:hint="eastAsia"/>
+                <w:noProof/>
+              </w:rPr>
+              <w:t>6.2 TestController API</w:t>
+            </w:r>
+            <w:r>
+              <w:rPr>
+                <w:rFonts w:hint="eastAsia"/>
+                <w:noProof/>
+                <w:webHidden/>
+              </w:rPr>
+              <w:tab/>
+            </w:r>
+            <w:r>
+              <w:rPr>
+                <w:rFonts w:hint="eastAsia"/>
+                <w:noProof/>
+                <w:webHidden/>
+              </w:rPr>
+              <w:fldChar w:fldCharType="begin"/>
+            </w:r>
+            <w:r>
+              <w:rPr>
+                <w:rFonts w:hint="eastAsia"/>
+                <w:noProof/>
+                <w:webHidden/>
+              </w:rPr>
+              <w:instrText xml:space="preserve"> </w:instrText>
+            </w:r>
+            <w:r>
+              <w:rPr>
+                <w:noProof/>
+                <w:webHidden/>
+              </w:rPr>
+              <w:instrText>PAGEREF _Toc234935686 \h</w:instrText>
+            </w:r>
+            <w:r>
+              <w:rPr>
+                <w:rFonts w:hint="eastAsia"/>
+                <w:noProof/>
+                <w:webHidden/>
+              </w:rPr>
+              <w:instrText xml:space="preserve"> </w:instrText>
+            </w:r>
+            <w:r>
+              <w:rPr>
+                <w:rFonts w:hint="eastAsia"/>
+                <w:noProof/>
+                <w:webHidden/>
+              </w:rPr>
+            </w:r>
+            <w:r>
+              <w:rPr>
+                <w:rFonts w:hint="eastAsia"/>
+                <w:noProof/>
+                <w:webHidden/>
+              </w:rPr>
+              <w:fldChar w:fldCharType="separate"/>
+            </w:r>
+            <w:r>
+              <w:rPr>
+                <w:noProof/>
+                <w:webHidden/>
+              </w:rPr>
+              <w:t>14</w:t>
+            </w:r>
+            <w:r>
+              <w:rPr>
+                <w:rFonts w:hint="eastAsia"/>
+                <w:noProof/>
+                <w:webHidden/>
+              </w:rPr>
+              <w:fldChar w:fldCharType="end"/>
+            </w:r>
+          </w:hyperlink>
+        </w:p>
+        <w:p>
+          <w:pPr>
+            <w:pStyle w:val="TOC3"/>
+            <w:tabs>
+              <w:tab w:val="right" w:leader="dot" w:pos="8296"/>
+            </w:tabs>
+            <w:ind w:left="960"/>
+            <w:rPr>
+              <w:rFonts w:asciiTheme="minorHAnsi" w:hAnsiTheme="minorHAnsi" w:cstheme="minorBidi" w:hint="eastAsia"/>
+              <w:noProof/>
+              <w:kern w:val="2"/>
+              <w:sz w:val="22"/>
+              <w14:ligatures w14:val="standardContextual"/>
+            </w:rPr>
+          </w:pPr>
+          <w:hyperlink w:anchor="_Toc234935687" w:history="1">
+            <w:r>
+              <w:rPr>
+                <w:rStyle w:val="a5"/>
+                <w:rFonts w:ascii="Arial" w:eastAsia="Arial" w:hAnsi="Arial" w:cs="Arial" w:hint="eastAsia"/>
+                <w:noProof/>
+              </w:rPr>
+              <w:t xml:space="preserve">6.3 DataBroadcast </w:t>
+            </w:r>
+            <w:r>
+              <w:rPr>
+                <w:rStyle w:val="a5"/>
+                <w:rFonts w:ascii="宋体" w:eastAsia="宋体" w:hAnsi="宋体" w:cs="宋体" w:hint="eastAsia"/>
+                <w:noProof/>
+              </w:rPr>
+              <w:t>事件</w:t>
+            </w:r>
+            <w:r>
+              <w:rPr>
+                <w:rFonts w:hint="eastAsia"/>
+                <w:noProof/>
+                <w:webHidden/>
+              </w:rPr>
+              <w:tab/>
+            </w:r>
+            <w:r>
+              <w:rPr>
+                <w:rFonts w:hint="eastAsia"/>
+                <w:noProof/>
+                <w:webHidden/>
+              </w:rPr>
+              <w:fldChar w:fldCharType="begin"/>
+            </w:r>
+            <w:r>
+              <w:rPr>
+                <w:rFonts w:hint="eastAsia"/>
+                <w:noProof/>
+                <w:webHidden/>
+              </w:rPr>
+              <w:instrText xml:space="preserve"> </w:instrText>
+            </w:r>
+            <w:r>
+              <w:rPr>
+                <w:noProof/>
+                <w:webHidden/>
+              </w:rPr>
+              <w:instrText>PAGEREF _Toc234935687 \h</w:instrText>
+            </w:r>
+            <w:r>
+              <w:rPr>
+                <w:rFonts w:hint="eastAsia"/>
+                <w:noProof/>
+                <w:webHidden/>
+              </w:rPr>
+              <w:instrText xml:space="preserve"> </w:instrText>
+            </w:r>
+            <w:r>
+              <w:rPr>
+                <w:rFonts w:hint="eastAsia"/>
+                <w:noProof/>
+                <w:webHidden/>
+              </w:rPr>
+            </w:r>
+            <w:r>
+              <w:rPr>
+                <w:rFonts w:hint="eastAsia"/>
+                <w:noProof/>
+                <w:webHidden/>
+              </w:rPr>
+              <w:fldChar w:fldCharType="separate"/>
+            </w:r>
+            <w:r>
+              <w:rPr>
+                <w:noProof/>
+                <w:webHidden/>
+              </w:rPr>
+              <w:t>15</w:t>
+            </w:r>
+            <w:r>
+              <w:rPr>
+                <w:rFonts w:hint="eastAsia"/>
+                <w:noProof/>
+                <w:webHidden/>
+              </w:rPr>
+              <w:fldChar w:fldCharType="end"/>
+            </w:r>
+          </w:hyperlink>
+        </w:p>
+        <w:p>
+          <w:pPr>
+            <w:pStyle w:val="TOC3"/>
+            <w:tabs>
+              <w:tab w:val="right" w:leader="dot" w:pos="8296"/>
+            </w:tabs>
+            <w:ind w:left="960"/>
+            <w:rPr>
+              <w:rFonts w:asciiTheme="minorHAnsi" w:hAnsiTheme="minorHAnsi" w:cstheme="minorBidi" w:hint="eastAsia"/>
+              <w:noProof/>
+              <w:kern w:val="2"/>
+              <w:sz w:val="22"/>
+              <w14:ligatures w14:val="standardContextual"/>
+            </w:rPr>
+          </w:pPr>
+          <w:hyperlink w:anchor="_Toc234935688" w:history="1">
+            <w:r>
+              <w:rPr>
+                <w:rStyle w:val="a5"/>
+                <w:rFonts w:ascii="Arial" w:eastAsia="Arial" w:hAnsi="Arial" w:cs="Arial" w:hint="eastAsia"/>
+                <w:noProof/>
+              </w:rPr>
+              <w:t>6.4 DbHelper API</w:t>
+            </w:r>
+            <w:r>
+              <w:rPr>
+                <w:rFonts w:hint="eastAsia"/>
+                <w:noProof/>
+                <w:webHidden/>
+              </w:rPr>
+              <w:tab/>
+            </w:r>
+            <w:r>
+              <w:rPr>
+                <w:rFonts w:hint="eastAsia"/>
+                <w:noProof/>
+                <w:webHidden/>
+              </w:rPr>
+              <w:fldChar w:fldCharType="begin"/>
+            </w:r>
+            <w:r>
+              <w:rPr>
+                <w:rFonts w:hint="eastAsia"/>
+                <w:noProof/>
+                <w:webHidden/>
+              </w:rPr>
+              <w:instrText xml:space="preserve"> </w:instrText>
+            </w:r>
+            <w:r>
+              <w:rPr>
+                <w:noProof/>
+                <w:webHidden/>
+              </w:rPr>
+              <w:instrText>PAGEREF _Toc234935688 \h</w:instrText>
+            </w:r>
+            <w:r>
+              <w:rPr>
+                <w:rFonts w:hint="eastAsia"/>
+                <w:noProof/>
+                <w:webHidden/>
+              </w:rPr>
+              <w:instrText xml:space="preserve"> </w:instrText>
+            </w:r>
+            <w:r>
+              <w:rPr>
+                <w:rFonts w:hint="eastAsia"/>
+                <w:noProof/>
+                <w:webHidden/>
+              </w:rPr>
+            </w:r>
+            <w:r>
+              <w:rPr>
+                <w:rFonts w:hint="eastAsia"/>
+                <w:noProof/>
+                <w:webHidden/>
+              </w:rPr>
+              <w:fldChar w:fldCharType="separate"/>
+            </w:r>
+            <w:r>
+              <w:rPr>
+                <w:noProof/>
+                <w:webHidden/>
+              </w:rPr>
+              <w:t>15</w:t>
+            </w:r>
+            <w:r>
+              <w:rPr>
+                <w:rFonts w:hint="eastAsia"/>
+                <w:noProof/>
+                <w:webHidden/>
+              </w:rPr>
+              <w:fldChar w:fldCharType="end"/>
+            </w:r>
+          </w:hyperlink>
+        </w:p>
+        <w:p>
+          <w:pPr>
+            <w:pStyle w:val="TOC3"/>
+            <w:tabs>
+              <w:tab w:val="right" w:leader="dot" w:pos="8296"/>
+            </w:tabs>
+            <w:ind w:left="960"/>
+            <w:rPr>
+              <w:rFonts w:asciiTheme="minorHAnsi" w:hAnsiTheme="minorHAnsi" w:cstheme="minorBidi" w:hint="eastAsia"/>
+              <w:noProof/>
+              <w:kern w:val="2"/>
+              <w:sz w:val="22"/>
+              <w14:ligatures w14:val="standardContextual"/>
+            </w:rPr>
+          </w:pPr>
+          <w:hyperlink w:anchor="_Toc234935689" w:history="1">
+            <w:r>
+              <w:rPr>
+                <w:rStyle w:val="a5"/>
+                <w:rFonts w:ascii="Arial" w:eastAsia="Arial" w:hAnsi="Arial" w:cs="Arial" w:hint="eastAsia"/>
+                <w:noProof/>
+              </w:rPr>
+              <w:t xml:space="preserve">6.5 </w:t>
+            </w:r>
+            <w:r>
+              <w:rPr>
+                <w:rStyle w:val="a5"/>
+                <w:rFonts w:ascii="宋体" w:eastAsia="宋体" w:hAnsi="宋体" w:cs="宋体" w:hint="eastAsia"/>
+                <w:noProof/>
+              </w:rPr>
+              <w:t>导出服务</w:t>
+            </w:r>
+            <w:r>
+              <w:rPr>
+                <w:rStyle w:val="a5"/>
+                <w:rFonts w:ascii="Arial" w:eastAsia="Arial" w:hAnsi="Arial" w:cs="Arial" w:hint="eastAsia"/>
+                <w:noProof/>
+              </w:rPr>
+              <w:t xml:space="preserve"> API</w:t>
+            </w:r>
+            <w:r>
+              <w:rPr>
+                <w:rFonts w:hint="eastAsia"/>
+                <w:noProof/>
+                <w:webHidden/>
+              </w:rPr>
+              <w:tab/>
+            </w:r>
+            <w:r>
+              <w:rPr>
+                <w:rFonts w:hint="eastAsia"/>
+                <w:noProof/>
+                <w:webHidden/>
+              </w:rPr>
+              <w:fldChar w:fldCharType="begin"/>
+            </w:r>
+            <w:r>
+              <w:rPr>
+                <w:rFonts w:hint="eastAsia"/>
+                <w:noProof/>
+                <w:webHidden/>
+              </w:rPr>
+              <w:instrText xml:space="preserve"> </w:instrText>
+            </w:r>
+            <w:r>
+              <w:rPr>
+                <w:noProof/>
+                <w:webHidden/>
+              </w:rPr>
+              <w:instrText>PAGEREF _Toc234935689 \h</w:instrText>
+            </w:r>
+            <w:r>
+              <w:rPr>
+                <w:rFonts w:hint="eastAsia"/>
+                <w:noProof/>
+                <w:webHidden/>
+              </w:rPr>
+              <w:instrText xml:space="preserve"> </w:instrText>
+            </w:r>
+            <w:r>
+              <w:rPr>
+                <w:rFonts w:hint="eastAsia"/>
+                <w:noProof/>
+                <w:webHidden/>
+              </w:rPr>
+            </w:r>
+            <w:r>
+              <w:rPr>
+                <w:rFonts w:hint="eastAsia"/>
+                <w:noProof/>
+                <w:webHidden/>
+              </w:rPr>
+              <w:fldChar w:fldCharType="separate"/>
+            </w:r>
+            <w:r>
+              <w:rPr>
+                <w:noProof/>
+                <w:webHidden/>
+              </w:rPr>
+              <w:t>16</w:t>
+            </w:r>
+            <w:r>
+              <w:rPr>
+                <w:rFonts w:hint="eastAsia"/>
+                <w:noProof/>
+                <w:webHidden/>
+              </w:rPr>
+              <w:fldChar w:fldCharType="end"/>
+            </w:r>
+          </w:hyperlink>
+        </w:p>
+        <w:p>
+          <w:pPr>
+            <w:rPr>
+              <w:lang w:val="zh-CN"/>
+            </w:rPr>
+          </w:pPr>
+          <w:r>
+            <w:rPr>
+              <w:lang w:val="zh-CN"/>
+            </w:rPr>
+            <w:fldChar w:fldCharType="end"/>
+          </w:r>
+        </w:p>
+        <w:p>
+          <w:pPr>
+            <w:widowControl/>
+            <w:rPr>
+              <w:lang w:val="zh-CN"/>
+            </w:rPr>
+          </w:pPr>
+          <w:r>
+            <w:rPr>
+              <w:lang w:val="zh-CN"/>
+            </w:rPr>
+            <w:br w:type="page"/>
+          </w:r>
+        </w:p>
+        <w:p>
+          <w:pPr>
+            <w:rPr>
+              <w:rFonts w:hint="eastAsia"/>
+            </w:rPr>
+          </w:pPr>
+        </w:p>
+      </w:sdtContent>
+    </w:sdt>
+    <w:p>
+      <w:pPr>
+        <w:pStyle w:val="2"/>
+        <w:spacing w:before="240" w:after="120" w:line="360" w:lineRule="auto"/>
+      </w:pPr>
+      <w:bookmarkStart w:id="0" w:name="_Toc234935666"/>
+      <w:r>
+        <w:rPr>
+          <w:rFonts w:ascii="Arial" w:eastAsia="Arial" w:hAnsi="Arial" w:cs="Arial"/>
+          <w:b/>
+          <w:bCs/>
+          <w:sz w:val="28"/>
+          <w:szCs w:val="28"/>
+        </w:rPr>
+        <w:t>1. 系统架构设计</w:t>
+      </w:r>
+      <w:bookmarkEnd w:id="0"/>
     </w:p>
     <w:p>
       <w:pPr>
-        <w:spacing w:after="80"/>
-        <w:jc w:val="center"/>
+        <w:pStyle w:val="3"/>
+        <w:spacing w:before="240" w:after="120" w:line="360" w:lineRule="auto"/>
       </w:pPr>
-      <w:r>
-        <w:rPr>
-          <w:rFonts w:eastAsia="Times New Roman"/>
-        </w:rPr>
-        <w:t>团队成员：李孟鲜、兰竣雯、廖紫彤、龚小倩</w:t>
-      </w:r>
-    </w:p>
-    <w:p>
-      <w:pPr>
-        <w:spacing w:after="80"/>
-        <w:jc w:val="center"/>
-      </w:pPr>
-      <w:r>
-        <w:rPr>
-          <w:rFonts w:eastAsia="Times New Roman"/>
-        </w:rPr>
-        <w:t>2026-07-03</w:t>
-      </w:r>
-    </w:p>
-    <w:p>
-      <w:r>
-        <w:br/>
-      </w:r>
-    </w:p>
-    <w:p>
-      <w:pPr>
-        <w:pStyle w:val="1"/>
-        <w:spacing w:before="240" w:after="120" w:line="360" w:lineRule="auto"/>
-        <w:jc w:val="center"/>
-      </w:pPr>
+      <w:bookmarkStart w:id="1" w:name="_Toc234935667"/>
       <w:r>
         <w:rPr>
           <w:rFonts w:ascii="Arial" w:eastAsia="Arial" w:hAnsi="Arial" w:cs="Arial"/>
           <w:b/>
           <w:bCs/>
         </w:rPr>
-        <w:t>ISO 11820 建筑材料不燃性试验仿真系统 — 概要设计报告</w:t>
-      </w:r>
+        <w:t>1.1 分层架构</w:t>
+      </w:r>
+      <w:bookmarkEnd w:id="1"/>
     </w:p>
     <w:p>
       <w:pPr>
@@ -195,492 +2762,262 @@
       <w:r>
         <w:rPr>
           <w:rFonts w:eastAsia="Times New Roman"/>
-          <w:b/>
-          <w:bCs/>
-        </w:rPr>
-        <w:t>文档编号</w:t>
-      </w:r>
-      <w:r>
-        <w:rPr>
-          <w:rFonts w:eastAsia="Times New Roman"/>
-        </w:rPr>
-        <w:t>：ISO11820-DESIGN-001</w:t>
+        </w:rPr>
+        <w:t>系统采用经典的四层架构，严格遵循"上层依赖下层，下层不感知上层"的原则：</w:t>
       </w:r>
     </w:p>
     <w:p>
       <w:pPr>
-        <w:spacing w:after="80" w:line="360" w:lineRule="auto"/>
-        <w:ind w:firstLine="480"/>
+        <w:shd w:val="solid" w:color="F2F2F2" w:fill="auto"/>
+        <w:ind w:left="360"/>
       </w:pPr>
       <w:r>
         <w:rPr>
-          <w:rFonts w:eastAsia="Times New Roman"/>
-          <w:b/>
-          <w:bCs/>
-        </w:rPr>
-        <w:t>版本号</w:t>
-      </w:r>
-      <w:r>
-        <w:rPr>
-          <w:rFonts w:eastAsia="Times New Roman"/>
-        </w:rPr>
-        <w:t>：V1.0</w:t>
+          <w:rFonts w:ascii="Consolas" w:eastAsia="Consolas" w:hAnsi="Consolas" w:cs="Consolas"/>
+          <w:sz w:val="18"/>
+          <w:szCs w:val="18"/>
+        </w:rPr>
+        <w:t>┌──────────────────────────────────────────────────┐</w:t>
       </w:r>
     </w:p>
     <w:p>
       <w:pPr>
-        <w:spacing w:after="80" w:line="360" w:lineRule="auto"/>
-        <w:ind w:firstLine="480"/>
+        <w:shd w:val="solid" w:color="F2F2F2" w:fill="auto"/>
+        <w:ind w:left="360"/>
       </w:pPr>
       <w:r>
         <w:rPr>
-          <w:rFonts w:eastAsia="Times New Roman"/>
-          <w:b/>
-          <w:bCs/>
-        </w:rPr>
-        <w:t>编制日期</w:t>
-      </w:r>
-      <w:r>
-        <w:rPr>
-          <w:rFonts w:eastAsia="Times New Roman"/>
-        </w:rPr>
-        <w:t>：2026-07-03</w:t>
+          <w:rFonts w:ascii="Consolas" w:eastAsia="Consolas" w:hAnsi="Consolas" w:cs="Consolas"/>
+          <w:sz w:val="18"/>
+          <w:szCs w:val="18"/>
+        </w:rPr>
+        <w:t>│                   Forms 层（界面）                 │</w:t>
       </w:r>
     </w:p>
     <w:p>
       <w:pPr>
-        <w:spacing w:after="80" w:line="360" w:lineRule="auto"/>
-        <w:ind w:firstLine="480"/>
+        <w:shd w:val="solid" w:color="F2F2F2" w:fill="auto"/>
+        <w:ind w:left="360"/>
       </w:pPr>
-      <w:r>
-        <w:rPr>
-          <w:rFonts w:eastAsia="Times New Roman"/>
-          <w:b/>
-          <w:bCs/>
-        </w:rPr>
-        <w:t>编制人</w:t>
-      </w:r>
-      <w:r>
-        <w:rPr>
-          <w:rFonts w:eastAsia="Times New Roman"/>
-        </w:rPr>
-        <w:t>：兰竣雯</w:t>
+      <w:proofErr w:type="gramStart"/>
+      <w:r>
+        <w:rPr>
+          <w:rFonts w:ascii="Consolas" w:eastAsia="Consolas" w:hAnsi="Consolas" w:cs="Consolas"/>
+          <w:sz w:val="18"/>
+          <w:szCs w:val="18"/>
+        </w:rPr>
+        <w:t>│  LoginForm</w:t>
+      </w:r>
+      <w:proofErr w:type="gramEnd"/>
+      <w:r>
+        <w:rPr>
+          <w:rFonts w:ascii="Consolas" w:eastAsia="Consolas" w:hAnsi="Consolas" w:cs="Consolas"/>
+          <w:sz w:val="18"/>
+          <w:szCs w:val="18"/>
+        </w:rPr>
+        <w:t xml:space="preserve"> │ MainForm │ NewTestForm │ ...         │</w:t>
       </w:r>
     </w:p>
     <w:p>
       <w:pPr>
-        <w:spacing w:after="80" w:line="360" w:lineRule="auto"/>
-        <w:ind w:firstLine="480"/>
+        <w:shd w:val="solid" w:color="F2F2F2" w:fill="auto"/>
+        <w:ind w:left="360"/>
       </w:pPr>
       <w:r>
         <w:rPr>
-          <w:rFonts w:eastAsia="Times New Roman"/>
-          <w:b/>
-          <w:bCs/>
-        </w:rPr>
-        <w:t>文档状态</w:t>
-      </w:r>
-      <w:r>
-        <w:rPr>
-          <w:rFonts w:eastAsia="Times New Roman"/>
-        </w:rPr>
-        <w:t>：已完成</w:t>
+          <w:rFonts w:ascii="Consolas" w:eastAsia="Consolas" w:hAnsi="Consolas" w:cs="Consolas"/>
+          <w:sz w:val="18"/>
+          <w:szCs w:val="18"/>
+        </w:rPr>
+        <w:t>│  负责：用户交互、数据展示、输入验证                  │</w:t>
       </w:r>
     </w:p>
     <w:p>
       <w:pPr>
-        <w:spacing w:before="120" w:after="120"/>
-        <w:jc w:val="center"/>
+        <w:shd w:val="solid" w:color="F2F2F2" w:fill="auto"/>
+        <w:ind w:left="360"/>
       </w:pPr>
       <w:r>
         <w:rPr>
-          <w:rFonts w:eastAsia="Times New Roman"/>
-          <w:color w:val="999999"/>
-        </w:rPr>
-        <w:t>────────────────────────────────────────────────────────────</w:t>
+          <w:rFonts w:ascii="Consolas" w:eastAsia="Consolas" w:hAnsi="Consolas" w:cs="Consolas"/>
+          <w:sz w:val="18"/>
+          <w:szCs w:val="18"/>
+        </w:rPr>
+        <w:t>├──────────────────────────────────────────────────┤</w:t>
       </w:r>
     </w:p>
     <w:p>
       <w:pPr>
-        <w:pStyle w:val="2"/>
-        <w:spacing w:before="240" w:after="120" w:line="360" w:lineRule="auto"/>
+        <w:shd w:val="solid" w:color="F2F2F2" w:fill="auto"/>
+        <w:ind w:left="360"/>
       </w:pPr>
       <w:r>
         <w:rPr>
-          <w:rFonts w:ascii="Arial" w:eastAsia="Arial" w:hAnsi="Arial" w:cs="Arial"/>
-          <w:b/>
-          <w:bCs/>
-          <w:sz w:val="28"/>
-          <w:szCs w:val="28"/>
-        </w:rPr>
-        <w:lastRenderedPageBreak/>
-        <w:t>目录</w:t>
+          <w:rFonts w:ascii="Consolas" w:eastAsia="Consolas" w:hAnsi="Consolas" w:cs="Consolas"/>
+          <w:sz w:val="18"/>
+          <w:szCs w:val="18"/>
+        </w:rPr>
+        <w:t>│                  Core 层（业务核心）                │</w:t>
       </w:r>
     </w:p>
     <w:p>
       <w:pPr>
-        <w:spacing w:after="40" w:line="360" w:lineRule="auto"/>
-        <w:ind w:left="480" w:hanging="240"/>
+        <w:shd w:val="solid" w:color="F2F2F2" w:fill="auto"/>
+        <w:ind w:left="360"/>
       </w:pPr>
-      <w:r>
-        <w:rPr>
-          <w:rFonts w:eastAsia="Times New Roman"/>
-          <w:b/>
-          <w:bCs/>
-        </w:rPr>
-        <w:t xml:space="preserve">1. </w:t>
-      </w:r>
-      <w:r>
-        <w:rPr>
-          <w:rFonts w:eastAsia="Times New Roman"/>
-        </w:rPr>
-        <w:t>系统架构设计</w:t>
+      <w:proofErr w:type="gramStart"/>
+      <w:r>
+        <w:rPr>
+          <w:rFonts w:ascii="Consolas" w:eastAsia="Consolas" w:hAnsi="Consolas" w:cs="Consolas"/>
+          <w:sz w:val="18"/>
+          <w:szCs w:val="18"/>
+        </w:rPr>
+        <w:t>│  AppGlobal</w:t>
+      </w:r>
+      <w:proofErr w:type="gramEnd"/>
+      <w:r>
+        <w:rPr>
+          <w:rFonts w:ascii="Consolas" w:eastAsia="Consolas" w:hAnsi="Consolas" w:cs="Consolas"/>
+          <w:sz w:val="18"/>
+          <w:szCs w:val="18"/>
+        </w:rPr>
+        <w:t xml:space="preserve"> │ TestController │ TestState           │</w:t>
       </w:r>
     </w:p>
     <w:p>
       <w:pPr>
-        <w:spacing w:after="40" w:line="360" w:lineRule="auto"/>
-        <w:ind w:left="840" w:hanging="240"/>
+        <w:shd w:val="solid" w:color="F2F2F2" w:fill="auto"/>
+        <w:ind w:left="360"/>
       </w:pPr>
       <w:r>
         <w:rPr>
-          <w:rFonts w:eastAsia="Times New Roman"/>
-        </w:rPr>
-        <w:t>•1.1 分层架构</w:t>
+          <w:rFonts w:ascii="Consolas" w:eastAsia="Consolas" w:hAnsi="Consolas" w:cs="Consolas"/>
+          <w:sz w:val="18"/>
+          <w:szCs w:val="18"/>
+        </w:rPr>
+        <w:t>│  负责：全局状态管理、试验状态机、仿真引擎、事件广播   │</w:t>
       </w:r>
     </w:p>
     <w:p>
       <w:pPr>
-        <w:spacing w:after="40" w:line="360" w:lineRule="auto"/>
-        <w:ind w:left="840" w:hanging="240"/>
+        <w:shd w:val="solid" w:color="F2F2F2" w:fill="auto"/>
+        <w:ind w:left="360"/>
       </w:pPr>
       <w:r>
         <w:rPr>
-          <w:rFonts w:eastAsia="Times New Roman"/>
-        </w:rPr>
-        <w:t>•1.2 各层职责</w:t>
+          <w:rFonts w:ascii="Consolas" w:eastAsia="Consolas" w:hAnsi="Consolas" w:cs="Consolas"/>
+          <w:sz w:val="18"/>
+          <w:szCs w:val="18"/>
+        </w:rPr>
+        <w:t>├──────────────────────────────────────────────────┤</w:t>
       </w:r>
     </w:p>
     <w:p>
       <w:pPr>
-        <w:spacing w:after="40" w:line="360" w:lineRule="auto"/>
-        <w:ind w:left="840" w:hanging="240"/>
+        <w:shd w:val="solid" w:color="F2F2F2" w:fill="auto"/>
+        <w:ind w:left="360"/>
       </w:pPr>
       <w:r>
         <w:rPr>
-          <w:rFonts w:eastAsia="Times New Roman"/>
-        </w:rPr>
-        <w:t>•1.3 层间依赖关系</w:t>
+          <w:rFonts w:ascii="Consolas" w:eastAsia="Consolas" w:hAnsi="Consolas" w:cs="Consolas"/>
+          <w:sz w:val="18"/>
+          <w:szCs w:val="18"/>
+        </w:rPr>
+        <w:t>│         Data 层              Services 层           │</w:t>
       </w:r>
     </w:p>
     <w:p>
       <w:pPr>
-        <w:spacing w:after="40" w:line="360" w:lineRule="auto"/>
-        <w:ind w:left="480" w:hanging="240"/>
+        <w:shd w:val="solid" w:color="F2F2F2" w:fill="auto"/>
+        <w:ind w:left="360"/>
       </w:pPr>
       <w:r>
         <w:rPr>
-          <w:rFonts w:eastAsia="Times New Roman"/>
-          <w:b/>
-          <w:bCs/>
-        </w:rPr>
-        <w:t xml:space="preserve">1. </w:t>
-      </w:r>
-      <w:r>
-        <w:rPr>
-          <w:rFonts w:eastAsia="Times New Roman"/>
-        </w:rPr>
-        <w:t>模块划分</w:t>
+          <w:rFonts w:ascii="Consolas" w:eastAsia="Consolas" w:hAnsi="Consolas" w:cs="Consolas"/>
+          <w:sz w:val="18"/>
+          <w:szCs w:val="18"/>
+        </w:rPr>
+        <w:t>│  DbHelper │ Models │    │ CSV/Excel/PDF 导出      │</w:t>
       </w:r>
     </w:p>
     <w:p>
       <w:pPr>
-        <w:spacing w:after="40" w:line="360" w:lineRule="auto"/>
-        <w:ind w:left="840" w:hanging="240"/>
+        <w:shd w:val="solid" w:color="F2F2F2" w:fill="auto"/>
+        <w:ind w:left="360"/>
       </w:pPr>
       <w:r>
         <w:rPr>
-          <w:rFonts w:eastAsia="Times New Roman"/>
-        </w:rPr>
-        <w:t>•2.1 模块清单</w:t>
+          <w:rFonts w:ascii="Consolas" w:eastAsia="Consolas" w:hAnsi="Consolas" w:cs="Consolas"/>
+          <w:sz w:val="18"/>
+          <w:szCs w:val="18"/>
+        </w:rPr>
+        <w:t>│  负责：数据库操作、实体定义  │ 文件生成、报告输出     │</w:t>
       </w:r>
     </w:p>
     <w:p>
       <w:pPr>
-        <w:spacing w:after="40" w:line="360" w:lineRule="auto"/>
-        <w:ind w:left="840" w:hanging="240"/>
+        <w:shd w:val="solid" w:color="F2F2F2" w:fill="auto"/>
+        <w:ind w:left="360"/>
       </w:pPr>
       <w:r>
         <w:rPr>
-          <w:rFonts w:eastAsia="Times New Roman"/>
-        </w:rPr>
-        <w:t>•2.2 模块职责详述</w:t>
+          <w:rFonts w:ascii="Consolas" w:eastAsia="Consolas" w:hAnsi="Consolas" w:cs="Consolas"/>
+          <w:sz w:val="18"/>
+          <w:szCs w:val="18"/>
+        </w:rPr>
+        <w:t>├──────────────────────────────────────────────────┤</w:t>
       </w:r>
     </w:p>
     <w:p>
       <w:pPr>
-        <w:spacing w:after="40" w:line="360" w:lineRule="auto"/>
-        <w:ind w:left="480" w:hanging="240"/>
+        <w:shd w:val="solid" w:color="F2F2F2" w:fill="auto"/>
+        <w:ind w:left="360"/>
       </w:pPr>
       <w:r>
         <w:rPr>
-          <w:rFonts w:eastAsia="Times New Roman"/>
-          <w:b/>
-          <w:bCs/>
-        </w:rPr>
-        <w:t xml:space="preserve">1. </w:t>
-      </w:r>
-      <w:r>
-        <w:rPr>
-          <w:rFonts w:eastAsia="Times New Roman"/>
-        </w:rPr>
-        <w:t>技术选型</w:t>
+          <w:rFonts w:ascii="Consolas" w:eastAsia="Consolas" w:hAnsi="Consolas" w:cs="Consolas"/>
+          <w:sz w:val="18"/>
+          <w:szCs w:val="18"/>
+        </w:rPr>
+        <w:t>│              外部依赖（NuGet 包）                   │</w:t>
       </w:r>
     </w:p>
     <w:p>
       <w:pPr>
-        <w:spacing w:after="40" w:line="360" w:lineRule="auto"/>
-        <w:ind w:left="840" w:hanging="240"/>
+        <w:shd w:val="solid" w:color="F2F2F2" w:fill="auto"/>
+        <w:ind w:left="360"/>
       </w:pPr>
-      <w:r>
-        <w:rPr>
-          <w:rFonts w:eastAsia="Times New Roman"/>
-        </w:rPr>
-        <w:t>•3.1 技术栈总览</w:t>
+      <w:proofErr w:type="gramStart"/>
+      <w:r>
+        <w:rPr>
+          <w:rFonts w:ascii="Consolas" w:eastAsia="Consolas" w:hAnsi="Consolas" w:cs="Consolas"/>
+          <w:sz w:val="18"/>
+          <w:szCs w:val="18"/>
+        </w:rPr>
+        <w:t>│  Sqlite</w:t>
+      </w:r>
+      <w:proofErr w:type="gramEnd"/>
+      <w:r>
+        <w:rPr>
+          <w:rFonts w:ascii="Consolas" w:eastAsia="Consolas" w:hAnsi="Consolas" w:cs="Consolas"/>
+          <w:sz w:val="18"/>
+          <w:szCs w:val="18"/>
+        </w:rPr>
+        <w:t xml:space="preserve"> │ OxyPlot │ EPPlus │ PDFsharp │ Serilog   │</w:t>
       </w:r>
     </w:p>
     <w:p>
       <w:pPr>
-        <w:spacing w:after="40" w:line="360" w:lineRule="auto"/>
-        <w:ind w:left="840" w:hanging="240"/>
+        <w:shd w:val="solid" w:color="F2F2F2" w:fill="auto"/>
+        <w:ind w:left="360"/>
       </w:pPr>
       <w:r>
         <w:rPr>
-          <w:rFonts w:eastAsia="Times New Roman"/>
-        </w:rPr>
-        <w:t>•3.2 各技术选型理由</w:t>
-      </w:r>
-    </w:p>
-    <w:p>
-      <w:pPr>
-        <w:spacing w:after="40" w:line="360" w:lineRule="auto"/>
-        <w:ind w:left="480" w:hanging="240"/>
-      </w:pPr>
-      <w:r>
-        <w:rPr>
-          <w:rFonts w:eastAsia="Times New Roman"/>
-          <w:b/>
-          <w:bCs/>
-        </w:rPr>
-        <w:t xml:space="preserve">1. </w:t>
-      </w:r>
-      <w:r>
-        <w:rPr>
-          <w:rFonts w:eastAsia="Times New Roman"/>
-        </w:rPr>
-        <w:t>数据库设计</w:t>
-      </w:r>
-    </w:p>
-    <w:p>
-      <w:pPr>
-        <w:spacing w:after="40" w:line="360" w:lineRule="auto"/>
-        <w:ind w:left="840" w:hanging="240"/>
-      </w:pPr>
-      <w:r>
-        <w:rPr>
-          <w:rFonts w:eastAsia="Times New Roman"/>
-        </w:rPr>
-        <w:t>•4.1 数据库选型</w:t>
-      </w:r>
-    </w:p>
-    <w:p>
-      <w:pPr>
-        <w:spacing w:after="40" w:line="360" w:lineRule="auto"/>
-        <w:ind w:left="840" w:hanging="240"/>
-      </w:pPr>
-      <w:r>
-        <w:rPr>
-          <w:rFonts w:eastAsia="Times New Roman"/>
-        </w:rPr>
-        <w:t>•4.2 表结构设计</w:t>
-      </w:r>
-    </w:p>
-    <w:p>
-      <w:pPr>
-        <w:spacing w:after="40" w:line="360" w:lineRule="auto"/>
-        <w:ind w:left="840" w:hanging="240"/>
-      </w:pPr>
-      <w:r>
-        <w:rPr>
-          <w:rFonts w:eastAsia="Times New Roman"/>
-        </w:rPr>
-        <w:t>•4.3 ER 关系图</w:t>
-      </w:r>
-    </w:p>
-    <w:p>
-      <w:pPr>
-        <w:spacing w:after="40" w:line="360" w:lineRule="auto"/>
-        <w:ind w:left="840" w:hanging="240"/>
-      </w:pPr>
-      <w:r>
-        <w:rPr>
-          <w:rFonts w:eastAsia="Times New Roman"/>
-        </w:rPr>
-        <w:t>•4.4 数据存储策略</w:t>
-      </w:r>
-    </w:p>
-    <w:p>
-      <w:pPr>
-        <w:spacing w:after="40" w:line="360" w:lineRule="auto"/>
-        <w:ind w:left="480" w:hanging="240"/>
-      </w:pPr>
-      <w:r>
-        <w:rPr>
-          <w:rFonts w:eastAsia="Times New Roman"/>
-          <w:b/>
-          <w:bCs/>
-        </w:rPr>
-        <w:t xml:space="preserve">1. </w:t>
-      </w:r>
-      <w:r>
-        <w:rPr>
-          <w:rFonts w:eastAsia="Times New Roman"/>
-        </w:rPr>
-        <w:t>UI 设计</w:t>
-      </w:r>
-    </w:p>
-    <w:p>
-      <w:pPr>
-        <w:spacing w:after="40" w:line="360" w:lineRule="auto"/>
-        <w:ind w:left="840" w:hanging="240"/>
-      </w:pPr>
-      <w:r>
-        <w:rPr>
-          <w:rFonts w:eastAsia="Times New Roman"/>
-        </w:rPr>
-        <w:t>•5.1 主界面布局</w:t>
-      </w:r>
-    </w:p>
-    <w:p>
-      <w:pPr>
-        <w:spacing w:after="40" w:line="360" w:lineRule="auto"/>
-        <w:ind w:left="840" w:hanging="240"/>
-      </w:pPr>
-      <w:r>
-        <w:rPr>
-          <w:rFonts w:eastAsia="Times New Roman"/>
-        </w:rPr>
-        <w:t>•5.2 各窗体功能说明</w:t>
-      </w:r>
-    </w:p>
-    <w:p>
-      <w:pPr>
-        <w:spacing w:after="40" w:line="360" w:lineRule="auto"/>
-        <w:ind w:left="480" w:hanging="240"/>
-      </w:pPr>
-      <w:r>
-        <w:rPr>
-          <w:rFonts w:eastAsia="Times New Roman"/>
-          <w:b/>
-          <w:bCs/>
-        </w:rPr>
-        <w:t xml:space="preserve">1. </w:t>
-      </w:r>
-      <w:r>
-        <w:rPr>
-          <w:rFonts w:eastAsia="Times New Roman"/>
-        </w:rPr>
-        <w:t>接口设计</w:t>
-      </w:r>
-    </w:p>
-    <w:p>
-      <w:pPr>
-        <w:spacing w:after="40" w:line="360" w:lineRule="auto"/>
-        <w:ind w:left="840" w:hanging="240"/>
-      </w:pPr>
-      <w:r>
-        <w:rPr>
-          <w:rFonts w:eastAsia="Times New Roman"/>
-        </w:rPr>
-        <w:t>•6.1 全局单例 AppGlobal</w:t>
-      </w:r>
-    </w:p>
-    <w:p>
-      <w:pPr>
-        <w:spacing w:after="40" w:line="360" w:lineRule="auto"/>
-        <w:ind w:left="840" w:hanging="240"/>
-      </w:pPr>
-      <w:r>
-        <w:rPr>
-          <w:rFonts w:eastAsia="Times New Roman"/>
-        </w:rPr>
-        <w:t>•6.2 TestController API</w:t>
-      </w:r>
-    </w:p>
-    <w:p>
-      <w:pPr>
-        <w:spacing w:after="40" w:line="360" w:lineRule="auto"/>
-        <w:ind w:left="840" w:hanging="240"/>
-      </w:pPr>
-      <w:r>
-        <w:rPr>
-          <w:rFonts w:eastAsia="Times New Roman"/>
-        </w:rPr>
-        <w:t>•6.3 DataBroadcast 事件</w:t>
-      </w:r>
-    </w:p>
-    <w:p>
-      <w:pPr>
-        <w:spacing w:after="40" w:line="360" w:lineRule="auto"/>
-        <w:ind w:left="840" w:hanging="240"/>
-      </w:pPr>
-      <w:r>
-        <w:rPr>
-          <w:rFonts w:eastAsia="Times New Roman"/>
-        </w:rPr>
-        <w:t>•6.4 DbHelper API</w:t>
-      </w:r>
-    </w:p>
-    <w:p>
-      <w:pPr>
-        <w:spacing w:after="40" w:line="360" w:lineRule="auto"/>
-        <w:ind w:left="840" w:hanging="240"/>
-      </w:pPr>
-      <w:r>
-        <w:rPr>
-          <w:rFonts w:eastAsia="Times New Roman"/>
-        </w:rPr>
-        <w:t>•6.5 导出服务 API</w:t>
-      </w:r>
-    </w:p>
-    <w:p>
-      <w:pPr>
-        <w:spacing w:before="120" w:after="120"/>
-        <w:jc w:val="center"/>
-      </w:pPr>
-      <w:r>
-        <w:rPr>
-          <w:rFonts w:eastAsia="Times New Roman"/>
-          <w:color w:val="999999"/>
-        </w:rPr>
-        <w:t>────────────────────────────────────────────────────────────</w:t>
-      </w:r>
-    </w:p>
-    <w:p>
-      <w:pPr>
-        <w:pStyle w:val="2"/>
-        <w:spacing w:before="240" w:after="120" w:line="360" w:lineRule="auto"/>
-      </w:pPr>
-      <w:r>
-        <w:rPr>
-          <w:rFonts w:ascii="Arial" w:eastAsia="Arial" w:hAnsi="Arial" w:cs="Arial"/>
-          <w:b/>
-          <w:bCs/>
-          <w:sz w:val="28"/>
-          <w:szCs w:val="28"/>
-        </w:rPr>
-        <w:lastRenderedPageBreak/>
-        <w:t>1. 系统架构设计</w:t>
+          <w:rFonts w:ascii="Consolas" w:eastAsia="Consolas" w:hAnsi="Consolas" w:cs="Consolas"/>
+          <w:sz w:val="18"/>
+          <w:szCs w:val="18"/>
+        </w:rPr>
+        <w:t>└──────────────────────────────────────────────────┘</w:t>
       </w:r>
     </w:p>
     <w:p>
@@ -688,264 +3025,16 @@
         <w:pStyle w:val="3"/>
         <w:spacing w:before="240" w:after="120" w:line="360" w:lineRule="auto"/>
       </w:pPr>
+      <w:bookmarkStart w:id="2" w:name="_Toc234935668"/>
       <w:r>
         <w:rPr>
           <w:rFonts w:ascii="Arial" w:eastAsia="Arial" w:hAnsi="Arial" w:cs="Arial"/>
           <w:b/>
           <w:bCs/>
         </w:rPr>
-        <w:t>1.1 分层架构</w:t>
-      </w:r>
-    </w:p>
-    <w:p>
-      <w:pPr>
-        <w:spacing w:after="80" w:line="360" w:lineRule="auto"/>
-        <w:ind w:firstLine="480"/>
-      </w:pPr>
-      <w:r>
-        <w:rPr>
-          <w:rFonts w:eastAsia="Times New Roman"/>
-        </w:rPr>
-        <w:t>系统采用经典的四层架构，严格遵循"上层依赖下层，下层不感知上层"的原则：</w:t>
-      </w:r>
-    </w:p>
-    <w:p>
-      <w:pPr>
-        <w:shd w:val="solid" w:color="F2F2F2" w:fill="auto"/>
-        <w:ind w:left="360"/>
-      </w:pPr>
-      <w:r>
-        <w:rPr>
-          <w:rFonts w:ascii="Consolas" w:eastAsia="Consolas" w:hAnsi="Consolas" w:cs="Consolas"/>
-          <w:sz w:val="18"/>
-          <w:szCs w:val="18"/>
-        </w:rPr>
-        <w:t>┌──────────────────────────────────────────────────┐</w:t>
-      </w:r>
-    </w:p>
-    <w:p>
-      <w:pPr>
-        <w:shd w:val="solid" w:color="F2F2F2" w:fill="auto"/>
-        <w:ind w:left="360"/>
-      </w:pPr>
-      <w:r>
-        <w:rPr>
-          <w:rFonts w:ascii="Consolas" w:eastAsia="Consolas" w:hAnsi="Consolas" w:cs="Consolas"/>
-          <w:sz w:val="18"/>
-          <w:szCs w:val="18"/>
-        </w:rPr>
-        <w:t>│                   Forms 层（界面）                 │</w:t>
-      </w:r>
-    </w:p>
-    <w:p>
-      <w:pPr>
-        <w:shd w:val="solid" w:color="F2F2F2" w:fill="auto"/>
-        <w:ind w:left="360"/>
-      </w:pPr>
-      <w:r>
-        <w:rPr>
-          <w:rFonts w:ascii="Consolas" w:eastAsia="Consolas" w:hAnsi="Consolas" w:cs="Consolas"/>
-          <w:sz w:val="18"/>
-          <w:szCs w:val="18"/>
-        </w:rPr>
-        <w:t>│  LoginForm │ MainForm │ NewTestForm │ ...         │</w:t>
-      </w:r>
-    </w:p>
-    <w:p>
-      <w:pPr>
-        <w:shd w:val="solid" w:color="F2F2F2" w:fill="auto"/>
-        <w:ind w:left="360"/>
-      </w:pPr>
-      <w:r>
-        <w:rPr>
-          <w:rFonts w:ascii="Consolas" w:eastAsia="Consolas" w:hAnsi="Consolas" w:cs="Consolas"/>
-          <w:sz w:val="18"/>
-          <w:szCs w:val="18"/>
-        </w:rPr>
-        <w:t>│  负责：用户交互、数据展示、输入验证                  │</w:t>
-      </w:r>
-    </w:p>
-    <w:p>
-      <w:pPr>
-        <w:shd w:val="solid" w:color="F2F2F2" w:fill="auto"/>
-        <w:ind w:left="360"/>
-      </w:pPr>
-      <w:r>
-        <w:rPr>
-          <w:rFonts w:ascii="Consolas" w:eastAsia="Consolas" w:hAnsi="Consolas" w:cs="Consolas"/>
-          <w:sz w:val="18"/>
-          <w:szCs w:val="18"/>
-        </w:rPr>
-        <w:t>├──────────────────────────────────────────────────┤</w:t>
-      </w:r>
-    </w:p>
-    <w:p>
-      <w:pPr>
-        <w:shd w:val="solid" w:color="F2F2F2" w:fill="auto"/>
-        <w:ind w:left="360"/>
-      </w:pPr>
-      <w:r>
-        <w:rPr>
-          <w:rFonts w:ascii="Consolas" w:eastAsia="Consolas" w:hAnsi="Consolas" w:cs="Consolas"/>
-          <w:sz w:val="18"/>
-          <w:szCs w:val="18"/>
-        </w:rPr>
-        <w:t>│                  Core 层（业务核心）                │</w:t>
-      </w:r>
-    </w:p>
-    <w:p>
-      <w:pPr>
-        <w:shd w:val="solid" w:color="F2F2F2" w:fill="auto"/>
-        <w:ind w:left="360"/>
-      </w:pPr>
-      <w:r>
-        <w:rPr>
-          <w:rFonts w:ascii="Consolas" w:eastAsia="Consolas" w:hAnsi="Consolas" w:cs="Consolas"/>
-          <w:sz w:val="18"/>
-          <w:szCs w:val="18"/>
-        </w:rPr>
-        <w:t>│  AppGlobal │ TestController │ TestState           │</w:t>
-      </w:r>
-    </w:p>
-    <w:p>
-      <w:pPr>
-        <w:shd w:val="solid" w:color="F2F2F2" w:fill="auto"/>
-        <w:ind w:left="360"/>
-      </w:pPr>
-      <w:r>
-        <w:rPr>
-          <w:rFonts w:ascii="Consolas" w:eastAsia="Consolas" w:hAnsi="Consolas" w:cs="Consolas"/>
-          <w:sz w:val="18"/>
-          <w:szCs w:val="18"/>
-        </w:rPr>
-        <w:t>│  负责：全局状态管理、试验状态机、仿真引擎、事件广播   │</w:t>
-      </w:r>
-    </w:p>
-    <w:p>
-      <w:pPr>
-        <w:shd w:val="solid" w:color="F2F2F2" w:fill="auto"/>
-        <w:ind w:left="360"/>
-      </w:pPr>
-      <w:r>
-        <w:rPr>
-          <w:rFonts w:ascii="Consolas" w:eastAsia="Consolas" w:hAnsi="Consolas" w:cs="Consolas"/>
-          <w:sz w:val="18"/>
-          <w:szCs w:val="18"/>
-        </w:rPr>
-        <w:t>├──────────────────────────────────────────────────┤</w:t>
-      </w:r>
-    </w:p>
-    <w:p>
-      <w:pPr>
-        <w:shd w:val="solid" w:color="F2F2F2" w:fill="auto"/>
-        <w:ind w:left="360"/>
-      </w:pPr>
-      <w:r>
-        <w:rPr>
-          <w:rFonts w:ascii="Consolas" w:eastAsia="Consolas" w:hAnsi="Consolas" w:cs="Consolas"/>
-          <w:sz w:val="18"/>
-          <w:szCs w:val="18"/>
-        </w:rPr>
-        <w:t>│         Data 层              Services 层           │</w:t>
-      </w:r>
-    </w:p>
-    <w:p>
-      <w:pPr>
-        <w:shd w:val="solid" w:color="F2F2F2" w:fill="auto"/>
-        <w:ind w:left="360"/>
-      </w:pPr>
-      <w:r>
-        <w:rPr>
-          <w:rFonts w:ascii="Consolas" w:eastAsia="Consolas" w:hAnsi="Consolas" w:cs="Consolas"/>
-          <w:sz w:val="18"/>
-          <w:szCs w:val="18"/>
-        </w:rPr>
-        <w:t>│  DbHelper │ Models │    │ CSV/Excel/PDF 导出      │</w:t>
-      </w:r>
-    </w:p>
-    <w:p>
-      <w:pPr>
-        <w:shd w:val="solid" w:color="F2F2F2" w:fill="auto"/>
-        <w:ind w:left="360"/>
-      </w:pPr>
-      <w:r>
-        <w:rPr>
-          <w:rFonts w:ascii="Consolas" w:eastAsia="Consolas" w:hAnsi="Consolas" w:cs="Consolas"/>
-          <w:sz w:val="18"/>
-          <w:szCs w:val="18"/>
-        </w:rPr>
-        <w:t>│  负责：数据库操作、实体定义  │ 文件生成、报告输出     │</w:t>
-      </w:r>
-    </w:p>
-    <w:p>
-      <w:pPr>
-        <w:shd w:val="solid" w:color="F2F2F2" w:fill="auto"/>
-        <w:ind w:left="360"/>
-      </w:pPr>
-      <w:r>
-        <w:rPr>
-          <w:rFonts w:ascii="Consolas" w:eastAsia="Consolas" w:hAnsi="Consolas" w:cs="Consolas"/>
-          <w:sz w:val="18"/>
-          <w:szCs w:val="18"/>
-        </w:rPr>
-        <w:t>├──────────────────────────────────────────────────┤</w:t>
-      </w:r>
-    </w:p>
-    <w:p>
-      <w:pPr>
-        <w:shd w:val="solid" w:color="F2F2F2" w:fill="auto"/>
-        <w:ind w:left="360"/>
-      </w:pPr>
-      <w:r>
-        <w:rPr>
-          <w:rFonts w:ascii="Consolas" w:eastAsia="Consolas" w:hAnsi="Consolas" w:cs="Consolas"/>
-          <w:sz w:val="18"/>
-          <w:szCs w:val="18"/>
-        </w:rPr>
-        <w:t>│              外部依赖（NuGet 包）                   │</w:t>
-      </w:r>
-    </w:p>
-    <w:p>
-      <w:pPr>
-        <w:shd w:val="solid" w:color="F2F2F2" w:fill="auto"/>
-        <w:ind w:left="360"/>
-      </w:pPr>
-      <w:r>
-        <w:rPr>
-          <w:rFonts w:ascii="Consolas" w:eastAsia="Consolas" w:hAnsi="Consolas" w:cs="Consolas"/>
-          <w:sz w:val="18"/>
-          <w:szCs w:val="18"/>
-        </w:rPr>
-        <w:t>│  Sqlite │ OxyPlot │ EPPlus │ PDFsharp │ Serilog   │</w:t>
-      </w:r>
-    </w:p>
-    <w:p>
-      <w:pPr>
-        <w:shd w:val="solid" w:color="F2F2F2" w:fill="auto"/>
-        <w:ind w:left="360"/>
-      </w:pPr>
-      <w:r>
-        <w:rPr>
-          <w:rFonts w:ascii="Consolas" w:eastAsia="Consolas" w:hAnsi="Consolas" w:cs="Consolas"/>
-          <w:sz w:val="18"/>
-          <w:szCs w:val="18"/>
-        </w:rPr>
-        <w:t>└──────────────────────────────────────────────────┘</w:t>
-      </w:r>
-    </w:p>
-    <w:p>
-      <w:pPr>
-        <w:pStyle w:val="3"/>
-        <w:spacing w:before="240" w:after="120" w:line="360" w:lineRule="auto"/>
-      </w:pPr>
-      <w:r>
-        <w:rPr>
-          <w:rFonts w:ascii="Arial" w:eastAsia="Arial" w:hAnsi="Arial" w:cs="Arial"/>
-          <w:b/>
-          <w:bCs/>
-        </w:rPr>
         <w:t>1.2 各层职责</w:t>
       </w:r>
+      <w:bookmarkEnd w:id="2"/>
     </w:p>
     <w:tbl>
       <w:tblPr>
@@ -1484,6 +3573,7 @@
         <w:pStyle w:val="3"/>
         <w:spacing w:before="240" w:after="120" w:line="360" w:lineRule="auto"/>
       </w:pPr>
+      <w:bookmarkStart w:id="3" w:name="_Toc234935669"/>
       <w:r>
         <w:rPr>
           <w:rFonts w:ascii="Arial" w:eastAsia="Arial" w:hAnsi="Arial" w:cs="Arial"/>
@@ -1492,6 +3582,7 @@
         </w:rPr>
         <w:t>1.3 层间依赖关系</w:t>
       </w:r>
+      <w:bookmarkEnd w:id="3"/>
     </w:p>
     <w:p>
       <w:pPr>
@@ -1532,6 +3623,7 @@
           <w:sz w:val="18"/>
           <w:szCs w:val="18"/>
         </w:rPr>
+        <w:lastRenderedPageBreak/>
         <w:t>Forms ──依赖──→ Services（导出服务）</w:t>
       </w:r>
     </w:p>
@@ -1552,7 +3644,6 @@
           <w:sz w:val="18"/>
           <w:szCs w:val="18"/>
         </w:rPr>
-        <w:lastRenderedPageBreak/>
         <w:t>Core ──依赖──→ Data（DbHelper — 试验数据读写）</w:t>
       </w:r>
     </w:p>
@@ -1679,7 +3770,16 @@
           <w:sz w:val="18"/>
           <w:szCs w:val="18"/>
         </w:rPr>
-        <w:t>Control.Invoke()</w:t>
+        <w:t>Control.Invoke</w:t>
+      </w:r>
+      <w:proofErr w:type="gramStart"/>
+      <w:r>
+        <w:rPr>
+          <w:rFonts w:ascii="Consolas" w:eastAsia="Consolas" w:hAnsi="Consolas" w:cs="Consolas"/>
+          <w:sz w:val="18"/>
+          <w:szCs w:val="18"/>
+        </w:rPr>
+        <w:t>()</w:t>
       </w:r>
       <w:r>
         <w:rPr>
@@ -1687,25 +3787,20 @@
         </w:rPr>
         <w:t>）</w:t>
       </w:r>
+      <w:proofErr w:type="gramEnd"/>
     </w:p>
     <w:p>
       <w:pPr>
         <w:spacing w:before="120" w:after="120"/>
         <w:jc w:val="center"/>
       </w:pPr>
-      <w:r>
-        <w:rPr>
-          <w:rFonts w:eastAsia="Times New Roman"/>
-          <w:color w:val="999999"/>
-        </w:rPr>
-        <w:t>────────────────────────────────────────────────────────────</w:t>
-      </w:r>
     </w:p>
     <w:p>
       <w:pPr>
         <w:pStyle w:val="2"/>
         <w:spacing w:before="240" w:after="120" w:line="360" w:lineRule="auto"/>
       </w:pPr>
+      <w:bookmarkStart w:id="4" w:name="_Toc234935670"/>
       <w:r>
         <w:rPr>
           <w:rFonts w:ascii="Arial" w:eastAsia="Arial" w:hAnsi="Arial" w:cs="Arial"/>
@@ -1716,12 +3811,14 @@
         </w:rPr>
         <w:t>2. 模块划分</w:t>
       </w:r>
+      <w:bookmarkEnd w:id="4"/>
     </w:p>
     <w:p>
       <w:pPr>
         <w:pStyle w:val="3"/>
         <w:spacing w:before="240" w:after="120" w:line="360" w:lineRule="auto"/>
       </w:pPr>
+      <w:bookmarkStart w:id="5" w:name="_Toc234935671"/>
       <w:r>
         <w:rPr>
           <w:rFonts w:ascii="Arial" w:eastAsia="Arial" w:hAnsi="Arial" w:cs="Arial"/>
@@ -1730,6 +3827,7 @@
         </w:rPr>
         <w:t>2.1 模块清单</w:t>
       </w:r>
+      <w:bookmarkEnd w:id="5"/>
     </w:p>
     <w:tbl>
       <w:tblPr>
@@ -2373,8 +4471,16 @@
               <w:rPr>
                 <w:rFonts w:hint="eastAsia"/>
               </w:rPr>
-              <w:t>兰竣雯</w:t>
-            </w:r>
+              <w:t>兰竣</w:t>
+            </w:r>
+            <w:proofErr w:type="gramStart"/>
+            <w:r>
+              <w:rPr>
+                <w:rFonts w:hint="eastAsia"/>
+              </w:rPr>
+              <w:t>雯</w:t>
+            </w:r>
+            <w:proofErr w:type="gramEnd"/>
           </w:p>
         </w:tc>
       </w:tr>
@@ -2493,8 +4599,16 @@
               <w:rPr>
                 <w:rFonts w:hint="eastAsia"/>
               </w:rPr>
-              <w:t>兰竣雯</w:t>
-            </w:r>
+              <w:t>兰竣</w:t>
+            </w:r>
+            <w:proofErr w:type="gramStart"/>
+            <w:r>
+              <w:rPr>
+                <w:rFonts w:hint="eastAsia"/>
+              </w:rPr>
+              <w:t>雯</w:t>
+            </w:r>
+            <w:proofErr w:type="gramEnd"/>
           </w:p>
         </w:tc>
       </w:tr>
@@ -2613,8 +4727,16 @@
               <w:rPr>
                 <w:rFonts w:hint="eastAsia"/>
               </w:rPr>
-              <w:t>兰竣雯</w:t>
-            </w:r>
+              <w:t>兰竣</w:t>
+            </w:r>
+            <w:proofErr w:type="gramStart"/>
+            <w:r>
+              <w:rPr>
+                <w:rFonts w:hint="eastAsia"/>
+              </w:rPr>
+              <w:t>雯</w:t>
+            </w:r>
+            <w:proofErr w:type="gramEnd"/>
           </w:p>
         </w:tc>
       </w:tr>
@@ -3453,8 +5575,16 @@
               <w:rPr>
                 <w:rFonts w:hint="eastAsia"/>
               </w:rPr>
-              <w:t>兰竣雯</w:t>
-            </w:r>
+              <w:t>兰竣</w:t>
+            </w:r>
+            <w:proofErr w:type="gramStart"/>
+            <w:r>
+              <w:rPr>
+                <w:rFonts w:hint="eastAsia"/>
+              </w:rPr>
+              <w:t>雯</w:t>
+            </w:r>
+            <w:proofErr w:type="gramEnd"/>
           </w:p>
         </w:tc>
       </w:tr>
@@ -3573,8 +5703,16 @@
               <w:rPr>
                 <w:rFonts w:hint="eastAsia"/>
               </w:rPr>
-              <w:t>兰竣雯</w:t>
-            </w:r>
+              <w:t>兰竣</w:t>
+            </w:r>
+            <w:proofErr w:type="gramStart"/>
+            <w:r>
+              <w:rPr>
+                <w:rFonts w:hint="eastAsia"/>
+              </w:rPr>
+              <w:t>雯</w:t>
+            </w:r>
+            <w:proofErr w:type="gramEnd"/>
           </w:p>
         </w:tc>
       </w:tr>
@@ -3791,7 +5929,16 @@
                 <w:sz w:val="21"/>
                 <w:szCs w:val="21"/>
               </w:rPr>
-              <w:t>FileStorageManager.cs</w:t>
+              <w:t>FileStorageManag</w:t>
+            </w:r>
+            <w:r>
+              <w:rPr>
+                <w:rFonts w:eastAsia="Times New Roman"/>
+                <w:sz w:val="21"/>
+                <w:szCs w:val="21"/>
+              </w:rPr>
+              <w:lastRenderedPageBreak/>
+              <w:t>er.cs</w:t>
             </w:r>
           </w:p>
         </w:tc>
@@ -3813,6 +5960,7 @@
               <w:rPr>
                 <w:rFonts w:hint="eastAsia"/>
               </w:rPr>
+              <w:lastRenderedPageBreak/>
               <w:t>龚小倩</w:t>
             </w:r>
           </w:p>
@@ -3839,7 +5987,6 @@
                 <w:sz w:val="21"/>
                 <w:szCs w:val="21"/>
               </w:rPr>
-              <w:lastRenderedPageBreak/>
               <w:t>M17</w:t>
             </w:r>
           </w:p>
@@ -3946,6 +6093,7 @@
         <w:pStyle w:val="3"/>
         <w:spacing w:before="240" w:after="120" w:line="360" w:lineRule="auto"/>
       </w:pPr>
+      <w:bookmarkStart w:id="6" w:name="_Toc234935672"/>
       <w:r>
         <w:rPr>
           <w:rFonts w:ascii="Arial" w:eastAsia="Arial" w:hAnsi="Arial" w:cs="Arial"/>
@@ -3954,6 +6102,7 @@
         </w:rPr>
         <w:t>2.2 模块职责详述</w:t>
       </w:r>
+      <w:bookmarkEnd w:id="6"/>
     </w:p>
     <w:p>
       <w:pPr>
@@ -3992,6 +6141,7 @@
         </w:rPr>
         <w:t xml:space="preserve">•读取 </w:t>
       </w:r>
+      <w:proofErr w:type="gramStart"/>
       <w:r>
         <w:rPr>
           <w:rFonts w:ascii="Consolas" w:eastAsia="Consolas" w:hAnsi="Consolas" w:cs="Consolas"/>
@@ -4000,6 +6150,7 @@
         </w:rPr>
         <w:t>appsettings.json</w:t>
       </w:r>
+      <w:proofErr w:type="gramEnd"/>
       <w:r>
         <w:rPr>
           <w:rFonts w:eastAsia="Times New Roman"/>
@@ -4629,19 +6780,13 @@
         <w:spacing w:before="120" w:after="120"/>
         <w:jc w:val="center"/>
       </w:pPr>
-      <w:r>
-        <w:rPr>
-          <w:rFonts w:eastAsia="Times New Roman"/>
-          <w:color w:val="999999"/>
-        </w:rPr>
-        <w:t>────────────────────────────────────────────────────────────</w:t>
-      </w:r>
     </w:p>
     <w:p>
       <w:pPr>
         <w:pStyle w:val="2"/>
         <w:spacing w:before="240" w:after="120" w:line="360" w:lineRule="auto"/>
       </w:pPr>
+      <w:bookmarkStart w:id="7" w:name="_Toc234935673"/>
       <w:r>
         <w:rPr>
           <w:rFonts w:ascii="Arial" w:eastAsia="Arial" w:hAnsi="Arial" w:cs="Arial"/>
@@ -4652,20 +6797,51 @@
         </w:rPr>
         <w:t>3. 技术选型</w:t>
       </w:r>
+      <w:bookmarkEnd w:id="7"/>
     </w:p>
     <w:p>
       <w:pPr>
         <w:pStyle w:val="3"/>
         <w:spacing w:before="240" w:after="120" w:line="360" w:lineRule="auto"/>
       </w:pPr>
+      <w:bookmarkStart w:id="8" w:name="_Toc234935674"/>
       <w:r>
         <w:rPr>
           <w:rFonts w:ascii="Arial" w:eastAsia="Arial" w:hAnsi="Arial" w:cs="Arial"/>
           <w:b/>
           <w:bCs/>
         </w:rPr>
-        <w:t>3.1 技术栈总览</w:t>
-      </w:r>
+        <w:t>3.1 技术</w:t>
+      </w:r>
+      <w:proofErr w:type="gramStart"/>
+      <w:r>
+        <w:rPr>
+          <w:rFonts w:ascii="Arial" w:eastAsia="Arial" w:hAnsi="Arial" w:cs="Arial"/>
+          <w:b/>
+          <w:bCs/>
+        </w:rPr>
+        <w:t>栈</w:t>
+      </w:r>
+      <w:proofErr w:type="gramEnd"/>
+      <w:r>
+        <w:rPr>
+          <w:rFonts w:ascii="Arial" w:eastAsia="Arial" w:hAnsi="Arial" w:cs="Arial"/>
+          <w:b/>
+          <w:bCs/>
+        </w:rPr>
+        <w:t>总</w:t>
+      </w:r>
+      <w:proofErr w:type="gramStart"/>
+      <w:r>
+        <w:rPr>
+          <w:rFonts w:ascii="Arial" w:eastAsia="Arial" w:hAnsi="Arial" w:cs="Arial"/>
+          <w:b/>
+          <w:bCs/>
+        </w:rPr>
+        <w:t>览</w:t>
+      </w:r>
+      <w:bookmarkEnd w:id="8"/>
+      <w:proofErr w:type="gramEnd"/>
     </w:p>
     <w:tbl>
       <w:tblPr>
@@ -5138,6 +7314,7 @@
             <w:pPr>
               <w:spacing w:before="40" w:after="40"/>
             </w:pPr>
+            <w:proofErr w:type="gramStart"/>
             <w:r>
               <w:rPr>
                 <w:rFonts w:eastAsia="Times New Roman"/>
@@ -5146,6 +7323,7 @@
               </w:rPr>
               <w:t>Microsoft.Data.Sqlite</w:t>
             </w:r>
+            <w:proofErr w:type="gramEnd"/>
           </w:p>
         </w:tc>
         <w:tc>
@@ -5236,6 +7414,7 @@
             <w:pPr>
               <w:spacing w:before="40" w:after="40"/>
             </w:pPr>
+            <w:proofErr w:type="gramStart"/>
             <w:r>
               <w:rPr>
                 <w:rFonts w:eastAsia="Times New Roman"/>
@@ -5244,6 +7423,7 @@
               </w:rPr>
               <w:t>Microsoft.Extensions.Configuration</w:t>
             </w:r>
+            <w:proofErr w:type="gramEnd"/>
           </w:p>
         </w:tc>
         <w:tc>
@@ -5290,8 +7470,18 @@
                 <w:sz w:val="21"/>
                 <w:szCs w:val="21"/>
               </w:rPr>
-              <w:t>读取 appsettings.json</w:t>
-            </w:r>
+              <w:t xml:space="preserve">读取 </w:t>
+            </w:r>
+            <w:proofErr w:type="gramStart"/>
+            <w:r>
+              <w:rPr>
+                <w:rFonts w:eastAsia="Times New Roman"/>
+                <w:sz w:val="21"/>
+                <w:szCs w:val="21"/>
+              </w:rPr>
+              <w:t>appsettings.json</w:t>
+            </w:r>
+            <w:proofErr w:type="gramEnd"/>
           </w:p>
         </w:tc>
       </w:tr>
@@ -5634,8 +7824,18 @@
                 <w:sz w:val="21"/>
                 <w:szCs w:val="21"/>
               </w:rPr>
-              <w:t>Serilog + Serilog.Sinks.File</w:t>
-            </w:r>
+              <w:t xml:space="preserve">Serilog + </w:t>
+            </w:r>
+            <w:proofErr w:type="gramStart"/>
+            <w:r>
+              <w:rPr>
+                <w:rFonts w:eastAsia="Times New Roman"/>
+                <w:sz w:val="21"/>
+                <w:szCs w:val="21"/>
+              </w:rPr>
+              <w:t>Serilog.Sinks.File</w:t>
+            </w:r>
+            <w:proofErr w:type="gramEnd"/>
           </w:p>
         </w:tc>
         <w:tc>
@@ -5806,7 +8006,6 @@
                 <w:sz w:val="21"/>
                 <w:szCs w:val="21"/>
               </w:rPr>
-              <w:lastRenderedPageBreak/>
               <w:t>编程语言</w:t>
             </w:r>
           </w:p>
@@ -5891,6 +8090,7 @@
         <w:pStyle w:val="3"/>
         <w:spacing w:before="240" w:after="120" w:line="360" w:lineRule="auto"/>
       </w:pPr>
+      <w:bookmarkStart w:id="9" w:name="_Toc234935675"/>
       <w:r>
         <w:rPr>
           <w:rFonts w:ascii="Arial" w:eastAsia="Arial" w:hAnsi="Arial" w:cs="Arial"/>
@@ -5899,6 +8099,7 @@
         </w:rPr>
         <w:t>3.2 各技术选型理由</w:t>
       </w:r>
+      <w:bookmarkEnd w:id="9"/>
     </w:p>
     <w:p>
       <w:pPr>
@@ -6257,8 +8458,18 @@
           <w:b/>
           <w:bCs/>
         </w:rPr>
-        <w:t>3.2.2 SQLite + Microsoft.Data.Sqlite</w:t>
-      </w:r>
+        <w:t xml:space="preserve">3.2.2 SQLite + </w:t>
+      </w:r>
+      <w:proofErr w:type="gramStart"/>
+      <w:r>
+        <w:rPr>
+          <w:rFonts w:eastAsia="Times New Roman"/>
+          <w:b/>
+          <w:bCs/>
+        </w:rPr>
+        <w:t>Microsoft.Data.Sqlite</w:t>
+      </w:r>
+      <w:proofErr w:type="gramEnd"/>
     </w:p>
     <w:tbl>
       <w:tblPr>
@@ -6535,7 +8746,25 @@
                 <w:sz w:val="21"/>
                 <w:szCs w:val="21"/>
               </w:rPr>
-              <w:t>使用 Microsoft.Data.Sqlite 写原生 SQL，不用 ORM，学习成本低、SQL 透明可调试</w:t>
+              <w:t xml:space="preserve">使用 </w:t>
+            </w:r>
+            <w:proofErr w:type="gramStart"/>
+            <w:r>
+              <w:rPr>
+                <w:rFonts w:eastAsia="Times New Roman"/>
+                <w:sz w:val="21"/>
+                <w:szCs w:val="21"/>
+              </w:rPr>
+              <w:t>Microsoft.Data.Sqlite</w:t>
+            </w:r>
+            <w:proofErr w:type="gramEnd"/>
+            <w:r>
+              <w:rPr>
+                <w:rFonts w:eastAsia="Times New Roman"/>
+                <w:sz w:val="21"/>
+                <w:szCs w:val="21"/>
+              </w:rPr>
+              <w:t xml:space="preserve"> 写原生 SQL，不用 ORM，学习成本低、SQL 透明可调试</w:t>
             </w:r>
           </w:p>
         </w:tc>
@@ -6949,7 +9178,6 @@
           <w:b/>
           <w:bCs/>
         </w:rPr>
-        <w:lastRenderedPageBreak/>
         <w:t>3.2.4 EPPlus 7.4.1</w:t>
       </w:r>
     </w:p>
@@ -7000,6 +9228,7 @@
                 <w:sz w:val="21"/>
                 <w:szCs w:val="21"/>
               </w:rPr>
+              <w:lastRenderedPageBreak/>
               <w:t>考量因素</w:t>
             </w:r>
           </w:p>
@@ -7966,7 +10195,25 @@
                 <w:sz w:val="21"/>
                 <w:szCs w:val="21"/>
               </w:rPr>
-              <w:t>支持模板化日志 Log.Information("炉温达到 {Temp}°C", tf1)，比纯文本日志更易检索</w:t>
+              <w:t>支持模板化日志 Log.Information("炉温达到 {Temp}°C", tf</w:t>
+            </w:r>
+            <w:proofErr w:type="gramStart"/>
+            <w:r>
+              <w:rPr>
+                <w:rFonts w:eastAsia="Times New Roman"/>
+                <w:sz w:val="21"/>
+                <w:szCs w:val="21"/>
+              </w:rPr>
+              <w:t>1)，</w:t>
+            </w:r>
+            <w:proofErr w:type="gramEnd"/>
+            <w:r>
+              <w:rPr>
+                <w:rFonts w:eastAsia="Times New Roman"/>
+                <w:sz w:val="21"/>
+                <w:szCs w:val="21"/>
+              </w:rPr>
+              <w:t>比纯文本日志更易检索</w:t>
             </w:r>
           </w:p>
         </w:tc>
@@ -8010,13 +10257,23 @@
             <w:pPr>
               <w:spacing w:before="40" w:after="40"/>
             </w:pPr>
-            <w:r>
-              <w:rPr>
-                <w:rFonts w:eastAsia="Times New Roman"/>
-                <w:sz w:val="21"/>
-                <w:szCs w:val="21"/>
-              </w:rPr>
-              <w:t>Serilog.Sinks.File 支持按日期或大小滚动日志文件</w:t>
+            <w:proofErr w:type="gramStart"/>
+            <w:r>
+              <w:rPr>
+                <w:rFonts w:eastAsia="Times New Roman"/>
+                <w:sz w:val="21"/>
+                <w:szCs w:val="21"/>
+              </w:rPr>
+              <w:t>Serilog.Sinks.File</w:t>
+            </w:r>
+            <w:proofErr w:type="gramEnd"/>
+            <w:r>
+              <w:rPr>
+                <w:rFonts w:eastAsia="Times New Roman"/>
+                <w:sz w:val="21"/>
+                <w:szCs w:val="21"/>
+              </w:rPr>
+              <w:t xml:space="preserve"> 支持按日期或大小滚动日志文件</w:t>
             </w:r>
           </w:p>
         </w:tc>
@@ -8128,20 +10385,13 @@
         <w:spacing w:before="120" w:after="120"/>
         <w:jc w:val="center"/>
       </w:pPr>
-      <w:r>
-        <w:rPr>
-          <w:rFonts w:eastAsia="Times New Roman"/>
-          <w:color w:val="999999"/>
-        </w:rPr>
-        <w:lastRenderedPageBreak/>
-        <w:t>────────────────────────────────────────────────────────────</w:t>
-      </w:r>
     </w:p>
     <w:p>
       <w:pPr>
         <w:pStyle w:val="2"/>
         <w:spacing w:before="240" w:after="120" w:line="360" w:lineRule="auto"/>
       </w:pPr>
+      <w:bookmarkStart w:id="10" w:name="_Toc234935676"/>
       <w:r>
         <w:rPr>
           <w:rFonts w:ascii="Arial" w:eastAsia="Arial" w:hAnsi="Arial" w:cs="Arial"/>
@@ -8150,14 +10400,17 @@
           <w:sz w:val="28"/>
           <w:szCs w:val="28"/>
         </w:rPr>
+        <w:lastRenderedPageBreak/>
         <w:t>4. 数据库设计</w:t>
       </w:r>
+      <w:bookmarkEnd w:id="10"/>
     </w:p>
     <w:p>
       <w:pPr>
         <w:pStyle w:val="3"/>
         <w:spacing w:before="240" w:after="120" w:line="360" w:lineRule="auto"/>
       </w:pPr>
+      <w:bookmarkStart w:id="11" w:name="_Toc234935677"/>
       <w:r>
         <w:rPr>
           <w:rFonts w:ascii="Arial" w:eastAsia="Arial" w:hAnsi="Arial" w:cs="Arial"/>
@@ -8166,6 +10419,7 @@
         </w:rPr>
         <w:t>4.1 数据库选型</w:t>
       </w:r>
+      <w:bookmarkEnd w:id="11"/>
     </w:p>
     <w:p>
       <w:pPr>
@@ -8192,6 +10446,7 @@
         </w:rPr>
         <w:t xml:space="preserve">）随程序一起存储，无需安装数据库服务。数据库文件路径由 </w:t>
       </w:r>
+      <w:proofErr w:type="gramStart"/>
       <w:r>
         <w:rPr>
           <w:rFonts w:ascii="Consolas" w:eastAsia="Consolas" w:hAnsi="Consolas" w:cs="Consolas"/>
@@ -8200,6 +10455,7 @@
         </w:rPr>
         <w:t>appsettings.json</w:t>
       </w:r>
+      <w:proofErr w:type="gramEnd"/>
       <w:r>
         <w:rPr>
           <w:rFonts w:eastAsia="Times New Roman"/>
@@ -8240,6 +10496,7 @@
         <w:pStyle w:val="3"/>
         <w:spacing w:before="240" w:after="120" w:line="360" w:lineRule="auto"/>
       </w:pPr>
+      <w:bookmarkStart w:id="12" w:name="_Toc234935678"/>
       <w:r>
         <w:rPr>
           <w:rFonts w:ascii="Arial" w:eastAsia="Arial" w:hAnsi="Arial" w:cs="Arial"/>
@@ -8248,6 +10505,7 @@
         </w:rPr>
         <w:t>4.2 表结构设计</w:t>
       </w:r>
+      <w:bookmarkEnd w:id="12"/>
     </w:p>
     <w:p>
       <w:pPr>
@@ -9088,13 +11346,29 @@
           <w:sz w:val="18"/>
           <w:szCs w:val="18"/>
         </w:rPr>
-        <w:t>(productid, testid)</w:t>
+        <w:t xml:space="preserve">(productid, </w:t>
+      </w:r>
+      <w:proofErr w:type="gramStart"/>
+      <w:r>
+        <w:rPr>
+          <w:rFonts w:ascii="Consolas" w:eastAsia="Consolas" w:hAnsi="Consolas" w:cs="Consolas"/>
+          <w:sz w:val="18"/>
+          <w:szCs w:val="18"/>
+        </w:rPr>
+        <w:t>testid)</w:t>
       </w:r>
       <w:r>
         <w:rPr>
           <w:rFonts w:eastAsia="Times New Roman"/>
         </w:rPr>
-        <w:t>，查询必须同时提供两个值</w:t>
+        <w:t>，</w:t>
+      </w:r>
+      <w:proofErr w:type="gramEnd"/>
+      <w:r>
+        <w:rPr>
+          <w:rFonts w:eastAsia="Times New Roman"/>
+        </w:rPr>
+        <w:t>查询必须同时提供两个值</w:t>
       </w:r>
     </w:p>
     <w:p>
@@ -9108,6 +11382,7 @@
         </w:rPr>
         <w:t>•</w:t>
       </w:r>
+      <w:proofErr w:type="gramStart"/>
       <w:r>
         <w:rPr>
           <w:rFonts w:ascii="Consolas" w:eastAsia="Consolas" w:hAnsi="Consolas" w:cs="Consolas"/>
@@ -9116,12 +11391,14 @@
         </w:rPr>
         <w:t>testmaster.productid</w:t>
       </w:r>
+      <w:proofErr w:type="gramEnd"/>
       <w:r>
         <w:rPr>
           <w:rFonts w:eastAsia="Times New Roman"/>
         </w:rPr>
         <w:t xml:space="preserve"> 外键引用 </w:t>
       </w:r>
+      <w:proofErr w:type="gramStart"/>
       <w:r>
         <w:rPr>
           <w:rFonts w:ascii="Consolas" w:eastAsia="Consolas" w:hAnsi="Consolas" w:cs="Consolas"/>
@@ -9130,6 +11407,7 @@
         </w:rPr>
         <w:t>productmaster.productid</w:t>
       </w:r>
+      <w:proofErr w:type="gramEnd"/>
       <w:r>
         <w:rPr>
           <w:rFonts w:eastAsia="Times New Roman"/>
@@ -9174,13 +11452,23 @@
         </w:rPr>
         <w:t>•</w:t>
       </w:r>
+      <w:proofErr w:type="gramStart"/>
       <w:r>
         <w:rPr>
           <w:rFonts w:ascii="Consolas" w:eastAsia="Consolas" w:hAnsi="Consolas" w:cs="Consolas"/>
           <w:sz w:val="18"/>
           <w:szCs w:val="18"/>
         </w:rPr>
-        <w:t>testmaster.flag = "10000000"</w:t>
+        <w:t>testmaster.flag</w:t>
+      </w:r>
+      <w:proofErr w:type="gramEnd"/>
+      <w:r>
+        <w:rPr>
+          <w:rFonts w:ascii="Consolas" w:eastAsia="Consolas" w:hAnsi="Consolas" w:cs="Consolas"/>
+          <w:sz w:val="18"/>
+          <w:szCs w:val="18"/>
+        </w:rPr>
+        <w:t xml:space="preserve"> = "10000000"</w:t>
       </w:r>
       <w:r>
         <w:rPr>
@@ -9258,15 +11546,16 @@
         <w:pStyle w:val="3"/>
         <w:spacing w:before="240" w:after="120" w:line="360" w:lineRule="auto"/>
       </w:pPr>
+      <w:bookmarkStart w:id="13" w:name="_Toc234935679"/>
       <w:r>
         <w:rPr>
           <w:rFonts w:ascii="Arial" w:eastAsia="Arial" w:hAnsi="Arial" w:cs="Arial"/>
           <w:b/>
           <w:bCs/>
         </w:rPr>
-        <w:lastRenderedPageBreak/>
         <w:t>4.3 ER 关系图</w:t>
       </w:r>
+      <w:bookmarkEnd w:id="13"/>
     </w:p>
     <w:p>
       <w:pPr>
@@ -9276,6 +11565,7 @@
         <w:rPr>
           <w:noProof/>
         </w:rPr>
+        <w:lastRenderedPageBreak/>
         <w:drawing>
           <wp:inline distT="0" distB="0" distL="0" distR="0" wp14:anchorId="36E48E0B" wp14:editId="1A3BA94E">
             <wp:extent cx="5274310" cy="4463415"/>
@@ -9292,7 +11582,7 @@
                     <pic:cNvPicPr/>
                   </pic:nvPicPr>
                   <pic:blipFill>
-                    <a:blip r:embed="rId5"/>
+                    <a:blip r:embed="rId8"/>
                     <a:stretch>
                       <a:fillRect/>
                     </a:stretch>
@@ -9340,7 +11630,7 @@
                     <pic:cNvPicPr/>
                   </pic:nvPicPr>
                   <pic:blipFill>
-                    <a:blip r:embed="rId6"/>
+                    <a:blip r:embed="rId9"/>
                     <a:stretch>
                       <a:fillRect/>
                     </a:stretch>
@@ -9386,7 +11676,7 @@
                     <pic:cNvPicPr/>
                   </pic:nvPicPr>
                   <pic:blipFill>
-                    <a:blip r:embed="rId7"/>
+                    <a:blip r:embed="rId10"/>
                     <a:stretch>
                       <a:fillRect/>
                     </a:stretch>
@@ -9432,7 +11722,7 @@
                     <pic:cNvPicPr/>
                   </pic:nvPicPr>
                   <pic:blipFill>
-                    <a:blip r:embed="rId8"/>
+                    <a:blip r:embed="rId11"/>
                     <a:stretch>
                       <a:fillRect/>
                     </a:stretch>
@@ -9477,7 +11767,7 @@
                     <pic:cNvPicPr/>
                   </pic:nvPicPr>
                   <pic:blipFill>
-                    <a:blip r:embed="rId9"/>
+                    <a:blip r:embed="rId12"/>
                     <a:stretch>
                       <a:fillRect/>
                     </a:stretch>
@@ -9503,6 +11793,7 @@
         <w:pStyle w:val="3"/>
         <w:spacing w:before="240" w:after="120" w:line="360" w:lineRule="auto"/>
       </w:pPr>
+      <w:bookmarkStart w:id="14" w:name="_Toc234935680"/>
       <w:r>
         <w:rPr>
           <w:rFonts w:ascii="Arial" w:eastAsia="Arial" w:hAnsi="Arial" w:cs="Arial"/>
@@ -9512,6 +11803,7 @@
         <w:lastRenderedPageBreak/>
         <w:t>4.4 数据存储策略</w:t>
       </w:r>
+      <w:bookmarkEnd w:id="14"/>
     </w:p>
     <w:tbl>
       <w:tblPr>
@@ -9925,19 +12217,13 @@
         <w:spacing w:before="120" w:after="120"/>
         <w:jc w:val="center"/>
       </w:pPr>
-      <w:r>
-        <w:rPr>
-          <w:rFonts w:eastAsia="Times New Roman"/>
-          <w:color w:val="999999"/>
-        </w:rPr>
-        <w:t>────────────────────────────────────────────────────────────</w:t>
-      </w:r>
     </w:p>
     <w:p>
       <w:pPr>
         <w:pStyle w:val="2"/>
         <w:spacing w:before="240" w:after="120" w:line="360" w:lineRule="auto"/>
       </w:pPr>
+      <w:bookmarkStart w:id="15" w:name="_Toc234935681"/>
       <w:r>
         <w:rPr>
           <w:rFonts w:ascii="Arial" w:eastAsia="Arial" w:hAnsi="Arial" w:cs="Arial"/>
@@ -9948,12 +12234,14 @@
         </w:rPr>
         <w:t>5. UI 设计</w:t>
       </w:r>
+      <w:bookmarkEnd w:id="15"/>
     </w:p>
     <w:p>
       <w:pPr>
         <w:pStyle w:val="3"/>
         <w:spacing w:before="240" w:after="120" w:line="360" w:lineRule="auto"/>
       </w:pPr>
+      <w:bookmarkStart w:id="16" w:name="_Toc234935682"/>
       <w:r>
         <w:rPr>
           <w:rFonts w:ascii="Arial" w:eastAsia="Arial" w:hAnsi="Arial" w:cs="Arial"/>
@@ -9962,6 +12250,7 @@
         </w:rPr>
         <w:t>5.1 主界面布局</w:t>
       </w:r>
+      <w:bookmarkEnd w:id="16"/>
     </w:p>
     <w:p>
       <w:pPr>
@@ -10064,13 +12353,41 @@
         <w:shd w:val="solid" w:color="F2F2F2" w:fill="auto"/>
         <w:ind w:left="360"/>
       </w:pPr>
+      <w:proofErr w:type="gramStart"/>
       <w:r>
         <w:rPr>
           <w:rFonts w:ascii="Consolas" w:eastAsia="Consolas" w:hAnsi="Consolas" w:cs="Consolas"/>
           <w:sz w:val="18"/>
           <w:szCs w:val="18"/>
         </w:rPr>
-        <w:t>│  │  TF1: 750.2 °C      │  │                     │ │</w:t>
+        <w:t>│  │</w:t>
+      </w:r>
+      <w:proofErr w:type="gramEnd"/>
+      <w:r>
+        <w:rPr>
+          <w:rFonts w:ascii="Consolas" w:eastAsia="Consolas" w:hAnsi="Consolas" w:cs="Consolas"/>
+          <w:sz w:val="18"/>
+          <w:szCs w:val="18"/>
+        </w:rPr>
+        <w:t xml:space="preserve">  TF1: 750.2 °C      </w:t>
+      </w:r>
+      <w:proofErr w:type="gramStart"/>
+      <w:r>
+        <w:rPr>
+          <w:rFonts w:ascii="Consolas" w:eastAsia="Consolas" w:hAnsi="Consolas" w:cs="Consolas"/>
+          <w:sz w:val="18"/>
+          <w:szCs w:val="18"/>
+        </w:rPr>
+        <w:t>│  │</w:t>
+      </w:r>
+      <w:proofErr w:type="gramEnd"/>
+      <w:r>
+        <w:rPr>
+          <w:rFonts w:ascii="Consolas" w:eastAsia="Consolas" w:hAnsi="Consolas" w:cs="Consolas"/>
+          <w:sz w:val="18"/>
+          <w:szCs w:val="18"/>
+        </w:rPr>
+        <w:t xml:space="preserve">                     │ │</w:t>
       </w:r>
     </w:p>
     <w:p>
@@ -10078,13 +12395,41 @@
         <w:shd w:val="solid" w:color="F2F2F2" w:fill="auto"/>
         <w:ind w:left="360"/>
       </w:pPr>
+      <w:proofErr w:type="gramStart"/>
       <w:r>
         <w:rPr>
           <w:rFonts w:ascii="Consolas" w:eastAsia="Consolas" w:hAnsi="Consolas" w:cs="Consolas"/>
           <w:sz w:val="18"/>
           <w:szCs w:val="18"/>
         </w:rPr>
-        <w:t>│  │  TF2: 749.8 °C      │  │  4条折线：TF1/TF2   │ │</w:t>
+        <w:t xml:space="preserve">│  │  </w:t>
+      </w:r>
+      <w:proofErr w:type="gramEnd"/>
+      <w:r>
+        <w:rPr>
+          <w:rFonts w:ascii="Consolas" w:eastAsia="Consolas" w:hAnsi="Consolas" w:cs="Consolas"/>
+          <w:sz w:val="18"/>
+          <w:szCs w:val="18"/>
+        </w:rPr>
+        <w:t xml:space="preserve">TF2: 749.8 °C      </w:t>
+      </w:r>
+      <w:proofErr w:type="gramStart"/>
+      <w:r>
+        <w:rPr>
+          <w:rFonts w:ascii="Consolas" w:eastAsia="Consolas" w:hAnsi="Consolas" w:cs="Consolas"/>
+          <w:sz w:val="18"/>
+          <w:szCs w:val="18"/>
+        </w:rPr>
+        <w:t xml:space="preserve">│  │  </w:t>
+      </w:r>
+      <w:proofErr w:type="gramEnd"/>
+      <w:r>
+        <w:rPr>
+          <w:rFonts w:ascii="Consolas" w:eastAsia="Consolas" w:hAnsi="Consolas" w:cs="Consolas"/>
+          <w:sz w:val="18"/>
+          <w:szCs w:val="18"/>
+        </w:rPr>
+        <w:t>4条折线：TF1/TF2   │ │</w:t>
       </w:r>
     </w:p>
     <w:p>
@@ -10092,13 +12437,41 @@
         <w:shd w:val="solid" w:color="F2F2F2" w:fill="auto"/>
         <w:ind w:left="360"/>
       </w:pPr>
+      <w:proofErr w:type="gramStart"/>
       <w:r>
         <w:rPr>
           <w:rFonts w:ascii="Consolas" w:eastAsia="Consolas" w:hAnsi="Consolas" w:cs="Consolas"/>
           <w:sz w:val="18"/>
           <w:szCs w:val="18"/>
         </w:rPr>
-        <w:t>│  │  TS:  620.5 °C      │  │  /TS/TC             │ │</w:t>
+        <w:t>│  │</w:t>
+      </w:r>
+      <w:proofErr w:type="gramEnd"/>
+      <w:r>
+        <w:rPr>
+          <w:rFonts w:ascii="Consolas" w:eastAsia="Consolas" w:hAnsi="Consolas" w:cs="Consolas"/>
+          <w:sz w:val="18"/>
+          <w:szCs w:val="18"/>
+        </w:rPr>
+        <w:t xml:space="preserve">  TS:  620.5 °C      </w:t>
+      </w:r>
+      <w:proofErr w:type="gramStart"/>
+      <w:r>
+        <w:rPr>
+          <w:rFonts w:ascii="Consolas" w:eastAsia="Consolas" w:hAnsi="Consolas" w:cs="Consolas"/>
+          <w:sz w:val="18"/>
+          <w:szCs w:val="18"/>
+        </w:rPr>
+        <w:t>│  │</w:t>
+      </w:r>
+      <w:proofErr w:type="gramEnd"/>
+      <w:r>
+        <w:rPr>
+          <w:rFonts w:ascii="Consolas" w:eastAsia="Consolas" w:hAnsi="Consolas" w:cs="Consolas"/>
+          <w:sz w:val="18"/>
+          <w:szCs w:val="18"/>
+        </w:rPr>
+        <w:t xml:space="preserve">  /TS/TC             │ │</w:t>
       </w:r>
     </w:p>
     <w:p>
@@ -10106,13 +12479,41 @@
         <w:shd w:val="solid" w:color="F2F2F2" w:fill="auto"/>
         <w:ind w:left="360"/>
       </w:pPr>
+      <w:proofErr w:type="gramStart"/>
       <w:r>
         <w:rPr>
           <w:rFonts w:ascii="Consolas" w:eastAsia="Consolas" w:hAnsi="Consolas" w:cs="Consolas"/>
           <w:sz w:val="18"/>
           <w:szCs w:val="18"/>
         </w:rPr>
-        <w:t>│  │  TC:  480.1 °C      │  │  X轴：时间(秒)       │ │</w:t>
+        <w:t xml:space="preserve">│  │  </w:t>
+      </w:r>
+      <w:proofErr w:type="gramEnd"/>
+      <w:r>
+        <w:rPr>
+          <w:rFonts w:ascii="Consolas" w:eastAsia="Consolas" w:hAnsi="Consolas" w:cs="Consolas"/>
+          <w:sz w:val="18"/>
+          <w:szCs w:val="18"/>
+        </w:rPr>
+        <w:t xml:space="preserve">TC:  480.1 °C      </w:t>
+      </w:r>
+      <w:proofErr w:type="gramStart"/>
+      <w:r>
+        <w:rPr>
+          <w:rFonts w:ascii="Consolas" w:eastAsia="Consolas" w:hAnsi="Consolas" w:cs="Consolas"/>
+          <w:sz w:val="18"/>
+          <w:szCs w:val="18"/>
+        </w:rPr>
+        <w:t xml:space="preserve">│  │  </w:t>
+      </w:r>
+      <w:proofErr w:type="gramEnd"/>
+      <w:r>
+        <w:rPr>
+          <w:rFonts w:ascii="Consolas" w:eastAsia="Consolas" w:hAnsi="Consolas" w:cs="Consolas"/>
+          <w:sz w:val="18"/>
+          <w:szCs w:val="18"/>
+        </w:rPr>
+        <w:t>X轴：时间(秒)       │ │</w:t>
       </w:r>
     </w:p>
     <w:p>
@@ -10120,13 +12521,41 @@
         <w:shd w:val="solid" w:color="F2F2F2" w:fill="auto"/>
         <w:ind w:left="360"/>
       </w:pPr>
+      <w:proofErr w:type="gramStart"/>
       <w:r>
         <w:rPr>
           <w:rFonts w:ascii="Consolas" w:eastAsia="Consolas" w:hAnsi="Consolas" w:cs="Consolas"/>
           <w:sz w:val="18"/>
           <w:szCs w:val="18"/>
         </w:rPr>
-        <w:t>│  │  TCal: 751.0 °C     │  │  Y轴：0~800°C       │ │</w:t>
+        <w:t xml:space="preserve">│  │  </w:t>
+      </w:r>
+      <w:proofErr w:type="gramEnd"/>
+      <w:r>
+        <w:rPr>
+          <w:rFonts w:ascii="Consolas" w:eastAsia="Consolas" w:hAnsi="Consolas" w:cs="Consolas"/>
+          <w:sz w:val="18"/>
+          <w:szCs w:val="18"/>
+        </w:rPr>
+        <w:t xml:space="preserve">TCal: 751.0 °C     </w:t>
+      </w:r>
+      <w:proofErr w:type="gramStart"/>
+      <w:r>
+        <w:rPr>
+          <w:rFonts w:ascii="Consolas" w:eastAsia="Consolas" w:hAnsi="Consolas" w:cs="Consolas"/>
+          <w:sz w:val="18"/>
+          <w:szCs w:val="18"/>
+        </w:rPr>
+        <w:t xml:space="preserve">│  │  </w:t>
+      </w:r>
+      <w:proofErr w:type="gramEnd"/>
+      <w:r>
+        <w:rPr>
+          <w:rFonts w:ascii="Consolas" w:eastAsia="Consolas" w:hAnsi="Consolas" w:cs="Consolas"/>
+          <w:sz w:val="18"/>
+          <w:szCs w:val="18"/>
+        </w:rPr>
+        <w:t>Y轴：0~800°C       │ │</w:t>
       </w:r>
     </w:p>
     <w:p>
@@ -10134,13 +12563,41 @@
         <w:shd w:val="solid" w:color="F2F2F2" w:fill="auto"/>
         <w:ind w:left="360"/>
       </w:pPr>
+      <w:proofErr w:type="gramStart"/>
       <w:r>
         <w:rPr>
           <w:rFonts w:ascii="Consolas" w:eastAsia="Consolas" w:hAnsi="Consolas" w:cs="Consolas"/>
           <w:sz w:val="18"/>
           <w:szCs w:val="18"/>
         </w:rPr>
-        <w:t>│  │  计时器: 1200s      │  │  滚动10分钟窗口      │ │</w:t>
+        <w:t xml:space="preserve">│  │  </w:t>
+      </w:r>
+      <w:proofErr w:type="gramEnd"/>
+      <w:r>
+        <w:rPr>
+          <w:rFonts w:ascii="Consolas" w:eastAsia="Consolas" w:hAnsi="Consolas" w:cs="Consolas"/>
+          <w:sz w:val="18"/>
+          <w:szCs w:val="18"/>
+        </w:rPr>
+        <w:t xml:space="preserve">计时器: 1200s      </w:t>
+      </w:r>
+      <w:proofErr w:type="gramStart"/>
+      <w:r>
+        <w:rPr>
+          <w:rFonts w:ascii="Consolas" w:eastAsia="Consolas" w:hAnsi="Consolas" w:cs="Consolas"/>
+          <w:sz w:val="18"/>
+          <w:szCs w:val="18"/>
+        </w:rPr>
+        <w:t xml:space="preserve">│  │  </w:t>
+      </w:r>
+      <w:proofErr w:type="gramEnd"/>
+      <w:r>
+        <w:rPr>
+          <w:rFonts w:ascii="Consolas" w:eastAsia="Consolas" w:hAnsi="Consolas" w:cs="Consolas"/>
+          <w:sz w:val="18"/>
+          <w:szCs w:val="18"/>
+        </w:rPr>
+        <w:t>滚动10分钟窗口      │ │</w:t>
       </w:r>
     </w:p>
     <w:p>
@@ -10148,13 +12605,41 @@
         <w:shd w:val="solid" w:color="F2F2F2" w:fill="auto"/>
         <w:ind w:left="360"/>
       </w:pPr>
+      <w:proofErr w:type="gramStart"/>
       <w:r>
         <w:rPr>
           <w:rFonts w:ascii="Consolas" w:eastAsia="Consolas" w:hAnsi="Consolas" w:cs="Consolas"/>
           <w:sz w:val="18"/>
           <w:szCs w:val="18"/>
         </w:rPr>
-        <w:t>│  │  温漂: +0.3°C/10min │  │                     │ │</w:t>
+        <w:t xml:space="preserve">│  │  </w:t>
+      </w:r>
+      <w:proofErr w:type="gramEnd"/>
+      <w:r>
+        <w:rPr>
+          <w:rFonts w:ascii="Consolas" w:eastAsia="Consolas" w:hAnsi="Consolas" w:cs="Consolas"/>
+          <w:sz w:val="18"/>
+          <w:szCs w:val="18"/>
+        </w:rPr>
+        <w:t xml:space="preserve">温漂: +0.3°C/10min </w:t>
+      </w:r>
+      <w:proofErr w:type="gramStart"/>
+      <w:r>
+        <w:rPr>
+          <w:rFonts w:ascii="Consolas" w:eastAsia="Consolas" w:hAnsi="Consolas" w:cs="Consolas"/>
+          <w:sz w:val="18"/>
+          <w:szCs w:val="18"/>
+        </w:rPr>
+        <w:t>│  │</w:t>
+      </w:r>
+      <w:proofErr w:type="gramEnd"/>
+      <w:r>
+        <w:rPr>
+          <w:rFonts w:ascii="Consolas" w:eastAsia="Consolas" w:hAnsi="Consolas" w:cs="Consolas"/>
+          <w:sz w:val="18"/>
+          <w:szCs w:val="18"/>
+        </w:rPr>
+        <w:t xml:space="preserve">                     │ │</w:t>
       </w:r>
     </w:p>
     <w:p>
@@ -10162,13 +12647,23 @@
         <w:shd w:val="solid" w:color="F2F2F2" w:fill="auto"/>
         <w:ind w:left="360"/>
       </w:pPr>
+      <w:proofErr w:type="gramStart"/>
       <w:r>
         <w:rPr>
           <w:rFonts w:ascii="Consolas" w:eastAsia="Consolas" w:hAnsi="Consolas" w:cs="Consolas"/>
           <w:sz w:val="18"/>
           <w:szCs w:val="18"/>
         </w:rPr>
-        <w:t>│  │  状态: 记录中        │  │                     │ │</w:t>
+        <w:t xml:space="preserve">│  │  </w:t>
+      </w:r>
+      <w:proofErr w:type="gramEnd"/>
+      <w:r>
+        <w:rPr>
+          <w:rFonts w:ascii="Consolas" w:eastAsia="Consolas" w:hAnsi="Consolas" w:cs="Consolas"/>
+          <w:sz w:val="18"/>
+          <w:szCs w:val="18"/>
+        </w:rPr>
+        <w:t>状态: 记录中        │  │                     │ │</w:t>
       </w:r>
     </w:p>
     <w:p>
@@ -10204,13 +12699,23 @@
         <w:shd w:val="solid" w:color="F2F2F2" w:fill="auto"/>
         <w:ind w:left="360"/>
       </w:pPr>
+      <w:proofErr w:type="gramStart"/>
       <w:r>
         <w:rPr>
           <w:rFonts w:ascii="Consolas" w:eastAsia="Consolas" w:hAnsi="Consolas" w:cs="Consolas"/>
           <w:sz w:val="18"/>
           <w:szCs w:val="18"/>
         </w:rPr>
-        <w:t>│  │  [新建试验] [开始升温] [停止升温]               │ │</w:t>
+        <w:t xml:space="preserve">│  │  </w:t>
+      </w:r>
+      <w:proofErr w:type="gramEnd"/>
+      <w:r>
+        <w:rPr>
+          <w:rFonts w:ascii="Consolas" w:eastAsia="Consolas" w:hAnsi="Consolas" w:cs="Consolas"/>
+          <w:sz w:val="18"/>
+          <w:szCs w:val="18"/>
+        </w:rPr>
+        <w:t>[新建试验] [开始升温] [停止升温]               │ │</w:t>
       </w:r>
     </w:p>
     <w:p>
@@ -10218,13 +12723,23 @@
         <w:shd w:val="solid" w:color="F2F2F2" w:fill="auto"/>
         <w:ind w:left="360"/>
       </w:pPr>
+      <w:proofErr w:type="gramStart"/>
       <w:r>
         <w:rPr>
           <w:rFonts w:ascii="Consolas" w:eastAsia="Consolas" w:hAnsi="Consolas" w:cs="Consolas"/>
           <w:sz w:val="18"/>
           <w:szCs w:val="18"/>
         </w:rPr>
-        <w:t>│  │  [开始记录] [停止记录] [参数设置]               │ │</w:t>
+        <w:t xml:space="preserve">│  │  </w:t>
+      </w:r>
+      <w:proofErr w:type="gramEnd"/>
+      <w:r>
+        <w:rPr>
+          <w:rFonts w:ascii="Consolas" w:eastAsia="Consolas" w:hAnsi="Consolas" w:cs="Consolas"/>
+          <w:sz w:val="18"/>
+          <w:szCs w:val="18"/>
+        </w:rPr>
+        <w:t>[开始记录] [停止记录] [参数设置]               │ │</w:t>
       </w:r>
     </w:p>
     <w:p>
@@ -10260,13 +12775,23 @@
         <w:shd w:val="solid" w:color="F2F2F2" w:fill="auto"/>
         <w:ind w:left="360"/>
       </w:pPr>
+      <w:proofErr w:type="gramStart"/>
       <w:r>
         <w:rPr>
           <w:rFonts w:ascii="Consolas" w:eastAsia="Consolas" w:hAnsi="Consolas" w:cs="Consolas"/>
           <w:sz w:val="18"/>
           <w:szCs w:val="18"/>
         </w:rPr>
-        <w:t>│  │  系统消息日志（RichTextBox）                   │ │</w:t>
+        <w:t xml:space="preserve">│  │  </w:t>
+      </w:r>
+      <w:proofErr w:type="gramEnd"/>
+      <w:r>
+        <w:rPr>
+          <w:rFonts w:ascii="Consolas" w:eastAsia="Consolas" w:hAnsi="Consolas" w:cs="Consolas"/>
+          <w:sz w:val="18"/>
+          <w:szCs w:val="18"/>
+        </w:rPr>
+        <w:t>系统消息日志（RichTextBox）                   │ │</w:t>
       </w:r>
     </w:p>
     <w:p>
@@ -10274,13 +12799,23 @@
         <w:shd w:val="solid" w:color="F2F2F2" w:fill="auto"/>
         <w:ind w:left="360"/>
       </w:pPr>
+      <w:proofErr w:type="gramStart"/>
       <w:r>
         <w:rPr>
           <w:rFonts w:ascii="Consolas" w:eastAsia="Consolas" w:hAnsi="Consolas" w:cs="Consolas"/>
           <w:sz w:val="18"/>
           <w:szCs w:val="18"/>
         </w:rPr>
-        <w:t>│  │  18:28:14  系统初始化，操作员：admin           │ │</w:t>
+        <w:t xml:space="preserve">│  │  </w:t>
+      </w:r>
+      <w:proofErr w:type="gramEnd"/>
+      <w:r>
+        <w:rPr>
+          <w:rFonts w:ascii="Consolas" w:eastAsia="Consolas" w:hAnsi="Consolas" w:cs="Consolas"/>
+          <w:sz w:val="18"/>
+          <w:szCs w:val="18"/>
+        </w:rPr>
+        <w:t>18:28:14  系统初始化，操作员：admin           │ │</w:t>
       </w:r>
     </w:p>
     <w:p>
@@ -10288,13 +12823,23 @@
         <w:shd w:val="solid" w:color="F2F2F2" w:fill="auto"/>
         <w:ind w:left="360"/>
       </w:pPr>
+      <w:proofErr w:type="gramStart"/>
       <w:r>
         <w:rPr>
           <w:rFonts w:ascii="Consolas" w:eastAsia="Consolas" w:hAnsi="Consolas" w:cs="Consolas"/>
           <w:sz w:val="18"/>
           <w:szCs w:val="18"/>
         </w:rPr>
-        <w:t>│  │  18:28:30  开始升温，系统升温中                 │ │</w:t>
+        <w:t xml:space="preserve">│  │  </w:t>
+      </w:r>
+      <w:proofErr w:type="gramEnd"/>
+      <w:r>
+        <w:rPr>
+          <w:rFonts w:ascii="Consolas" w:eastAsia="Consolas" w:hAnsi="Consolas" w:cs="Consolas"/>
+          <w:sz w:val="18"/>
+          <w:szCs w:val="18"/>
+        </w:rPr>
+        <w:t>18:28:30  开始升温，系统升温中                 │ │</w:t>
       </w:r>
     </w:p>
     <w:p>
@@ -10302,13 +12847,23 @@
         <w:shd w:val="solid" w:color="F2F2F2" w:fill="auto"/>
         <w:ind w:left="360"/>
       </w:pPr>
+      <w:proofErr w:type="gramStart"/>
       <w:r>
         <w:rPr>
           <w:rFonts w:ascii="Consolas" w:eastAsia="Consolas" w:hAnsi="Consolas" w:cs="Consolas"/>
           <w:sz w:val="18"/>
           <w:szCs w:val="18"/>
         </w:rPr>
-        <w:t>│  │  18:30:15  温度已稳定，可以开始记录              │ │</w:t>
+        <w:t xml:space="preserve">│  │  </w:t>
+      </w:r>
+      <w:proofErr w:type="gramEnd"/>
+      <w:r>
+        <w:rPr>
+          <w:rFonts w:ascii="Consolas" w:eastAsia="Consolas" w:hAnsi="Consolas" w:cs="Consolas"/>
+          <w:sz w:val="18"/>
+          <w:szCs w:val="18"/>
+        </w:rPr>
+        <w:t>18:30:15  温度已稳定，可以开始记录              │ │</w:t>
       </w:r>
     </w:p>
     <w:p>
@@ -10345,6 +12900,7 @@
         <w:pStyle w:val="3"/>
         <w:spacing w:before="240" w:after="120" w:line="360" w:lineRule="auto"/>
       </w:pPr>
+      <w:bookmarkStart w:id="17" w:name="_Toc234935683"/>
       <w:r>
         <w:rPr>
           <w:rFonts w:ascii="Arial" w:eastAsia="Arial" w:hAnsi="Arial" w:cs="Arial"/>
@@ -10353,6 +12909,7 @@
         </w:rPr>
         <w:t>5.2 各窗体功能说明</w:t>
       </w:r>
+      <w:bookmarkEnd w:id="17"/>
     </w:p>
     <w:tbl>
       <w:tblPr>
@@ -10561,7 +13118,7 @@
                 <w:sz w:val="21"/>
                 <w:szCs w:val="21"/>
               </w:rPr>
-              <w:t>角色 RadioButton（管理员/</w:t>
+              <w:t xml:space="preserve">角色 RadioButton（管理员/试验员）+ </w:t>
             </w:r>
             <w:r>
               <w:rPr>
@@ -10570,7 +13127,7 @@
                 <w:szCs w:val="21"/>
               </w:rPr>
               <w:lastRenderedPageBreak/>
-              <w:t>试验员）+ 密码输入框（掩码） + 登录按钮；调用 DbHelper.Login() 验证</w:t>
+              <w:t>密码输入框（掩码） + 登录按钮；调用 DbHelper.Login() 验证</w:t>
             </w:r>
           </w:p>
         </w:tc>
@@ -11097,19 +13654,13 @@
         <w:spacing w:before="120" w:after="120"/>
         <w:jc w:val="center"/>
       </w:pPr>
-      <w:r>
-        <w:rPr>
-          <w:rFonts w:eastAsia="Times New Roman"/>
-          <w:color w:val="999999"/>
-        </w:rPr>
-        <w:t>────────────────────────────────────────────────────────────</w:t>
-      </w:r>
     </w:p>
     <w:p>
       <w:pPr>
         <w:pStyle w:val="2"/>
         <w:spacing w:before="240" w:after="120" w:line="360" w:lineRule="auto"/>
       </w:pPr>
+      <w:bookmarkStart w:id="18" w:name="_Toc234935684"/>
       <w:r>
         <w:rPr>
           <w:rFonts w:ascii="Arial" w:eastAsia="Arial" w:hAnsi="Arial" w:cs="Arial"/>
@@ -11120,20 +13671,41 @@
         </w:rPr>
         <w:t>6. 接口设计</w:t>
       </w:r>
+      <w:bookmarkEnd w:id="18"/>
     </w:p>
     <w:p>
       <w:pPr>
         <w:pStyle w:val="3"/>
         <w:spacing w:before="240" w:after="120" w:line="360" w:lineRule="auto"/>
       </w:pPr>
+      <w:bookmarkStart w:id="19" w:name="_Toc234935685"/>
       <w:r>
         <w:rPr>
           <w:rFonts w:ascii="Arial" w:eastAsia="Arial" w:hAnsi="Arial" w:cs="Arial"/>
           <w:b/>
           <w:bCs/>
         </w:rPr>
-        <w:t>6.1 全局单例 AppGlobal</w:t>
-      </w:r>
+        <w:t xml:space="preserve">6.1 </w:t>
+      </w:r>
+      <w:proofErr w:type="gramStart"/>
+      <w:r>
+        <w:rPr>
+          <w:rFonts w:ascii="Arial" w:eastAsia="Arial" w:hAnsi="Arial" w:cs="Arial"/>
+          <w:b/>
+          <w:bCs/>
+        </w:rPr>
+        <w:t>全局单例</w:t>
+      </w:r>
+      <w:proofErr w:type="gramEnd"/>
+      <w:r>
+        <w:rPr>
+          <w:rFonts w:ascii="Arial" w:eastAsia="Arial" w:hAnsi="Arial" w:cs="Arial"/>
+          <w:b/>
+          <w:bCs/>
+        </w:rPr>
+        <w:t xml:space="preserve"> AppGlobal</w:t>
+      </w:r>
+      <w:bookmarkEnd w:id="19"/>
     </w:p>
     <w:p>
       <w:pPr>
@@ -11255,7 +13827,6 @@
                 <w:sz w:val="21"/>
                 <w:szCs w:val="21"/>
               </w:rPr>
-              <w:lastRenderedPageBreak/>
               <w:t>属性</w:t>
             </w:r>
           </w:p>
@@ -11412,6 +13983,7 @@
                 <w:sz w:val="21"/>
                 <w:szCs w:val="21"/>
               </w:rPr>
+              <w:lastRenderedPageBreak/>
               <w:t>DbPath</w:t>
             </w:r>
           </w:p>
@@ -12206,13 +14778,7 @@
         </w:tc>
       </w:tr>
     </w:tbl>
-    <w:p>
-      <w:pPr>
-        <w:rPr>
-          <w:rFonts w:hint="eastAsia"/>
-        </w:rPr>
-      </w:pPr>
-    </w:p>
+    <w:p/>
     <w:p>
       <w:pPr>
         <w:spacing w:after="80" w:line="360" w:lineRule="auto"/>
@@ -12237,9 +14803,6 @@
       <w:pPr>
         <w:shd w:val="solid" w:color="F2F2F2" w:fill="auto"/>
         <w:ind w:left="360"/>
-        <w:rPr>
-          <w:rFonts w:hint="eastAsia"/>
-        </w:rPr>
       </w:pPr>
       <w:r>
         <w:rPr>
@@ -12247,7 +14810,25 @@
           <w:sz w:val="18"/>
           <w:szCs w:val="18"/>
         </w:rPr>
-        <w:t>var db = new DbHelper(AppGlobal.Instance.DbPath);</w:t>
+        <w:t xml:space="preserve">var db = new </w:t>
+      </w:r>
+      <w:proofErr w:type="gramStart"/>
+      <w:r>
+        <w:rPr>
+          <w:rFonts w:ascii="Consolas" w:eastAsia="Consolas" w:hAnsi="Consolas" w:cs="Consolas"/>
+          <w:sz w:val="18"/>
+          <w:szCs w:val="18"/>
+        </w:rPr>
+        <w:t>DbHelper(AppGlobal.Instance.DbPath</w:t>
+      </w:r>
+      <w:proofErr w:type="gramEnd"/>
+      <w:r>
+        <w:rPr>
+          <w:rFonts w:ascii="Consolas" w:eastAsia="Consolas" w:hAnsi="Consolas" w:cs="Consolas"/>
+          <w:sz w:val="18"/>
+          <w:szCs w:val="18"/>
+        </w:rPr>
+        <w:t>);</w:t>
       </w:r>
     </w:p>
     <w:p>
@@ -12255,6 +14836,7 @@
         <w:pStyle w:val="3"/>
         <w:spacing w:before="240" w:after="120" w:line="360" w:lineRule="auto"/>
       </w:pPr>
+      <w:bookmarkStart w:id="20" w:name="_Toc234935686"/>
       <w:r>
         <w:rPr>
           <w:rFonts w:ascii="Arial" w:eastAsia="Arial" w:hAnsi="Arial" w:cs="Arial"/>
@@ -12263,6 +14845,7 @@
         </w:rPr>
         <w:t>6.2 TestController API</w:t>
       </w:r>
+      <w:bookmarkEnd w:id="20"/>
     </w:p>
     <w:p>
       <w:pPr>
@@ -12440,13 +15023,23 @@
             <w:pPr>
               <w:spacing w:before="40" w:after="40"/>
             </w:pPr>
-            <w:r>
-              <w:rPr>
-                <w:rFonts w:eastAsia="Times New Roman"/>
-                <w:sz w:val="21"/>
-                <w:szCs w:val="21"/>
-              </w:rPr>
-              <w:t>StartHeating()</w:t>
+            <w:proofErr w:type="gramStart"/>
+            <w:r>
+              <w:rPr>
+                <w:rFonts w:eastAsia="Times New Roman"/>
+                <w:sz w:val="21"/>
+                <w:szCs w:val="21"/>
+              </w:rPr>
+              <w:t>StartHeating(</w:t>
+            </w:r>
+            <w:proofErr w:type="gramEnd"/>
+            <w:r>
+              <w:rPr>
+                <w:rFonts w:eastAsia="Times New Roman"/>
+                <w:sz w:val="21"/>
+                <w:szCs w:val="21"/>
+              </w:rPr>
+              <w:t>)</w:t>
             </w:r>
           </w:p>
         </w:tc>
@@ -12514,13 +15107,23 @@
             <w:pPr>
               <w:spacing w:before="40" w:after="40"/>
             </w:pPr>
-            <w:r>
-              <w:rPr>
-                <w:rFonts w:eastAsia="Times New Roman"/>
-                <w:sz w:val="21"/>
-                <w:szCs w:val="21"/>
-              </w:rPr>
-              <w:t>StopHeating()</w:t>
+            <w:proofErr w:type="gramStart"/>
+            <w:r>
+              <w:rPr>
+                <w:rFonts w:eastAsia="Times New Roman"/>
+                <w:sz w:val="21"/>
+                <w:szCs w:val="21"/>
+              </w:rPr>
+              <w:t>StopHeating(</w:t>
+            </w:r>
+            <w:proofErr w:type="gramEnd"/>
+            <w:r>
+              <w:rPr>
+                <w:rFonts w:eastAsia="Times New Roman"/>
+                <w:sz w:val="21"/>
+                <w:szCs w:val="21"/>
+              </w:rPr>
+              <w:t>)</w:t>
             </w:r>
           </w:p>
         </w:tc>
@@ -12588,13 +15191,23 @@
             <w:pPr>
               <w:spacing w:before="40" w:after="40"/>
             </w:pPr>
-            <w:r>
-              <w:rPr>
-                <w:rFonts w:eastAsia="Times New Roman"/>
-                <w:sz w:val="21"/>
-                <w:szCs w:val="21"/>
-              </w:rPr>
-              <w:t>StartRecording()</w:t>
+            <w:proofErr w:type="gramStart"/>
+            <w:r>
+              <w:rPr>
+                <w:rFonts w:eastAsia="Times New Roman"/>
+                <w:sz w:val="21"/>
+                <w:szCs w:val="21"/>
+              </w:rPr>
+              <w:t>StartRecording(</w:t>
+            </w:r>
+            <w:proofErr w:type="gramEnd"/>
+            <w:r>
+              <w:rPr>
+                <w:rFonts w:eastAsia="Times New Roman"/>
+                <w:sz w:val="21"/>
+                <w:szCs w:val="21"/>
+              </w:rPr>
+              <w:t>)</w:t>
             </w:r>
           </w:p>
         </w:tc>
@@ -12662,13 +15275,23 @@
             <w:pPr>
               <w:spacing w:before="40" w:after="40"/>
             </w:pPr>
-            <w:r>
-              <w:rPr>
-                <w:rFonts w:eastAsia="Times New Roman"/>
-                <w:sz w:val="21"/>
-                <w:szCs w:val="21"/>
-              </w:rPr>
-              <w:t>StopRecording()</w:t>
+            <w:proofErr w:type="gramStart"/>
+            <w:r>
+              <w:rPr>
+                <w:rFonts w:eastAsia="Times New Roman"/>
+                <w:sz w:val="21"/>
+                <w:szCs w:val="21"/>
+              </w:rPr>
+              <w:t>StopRecording(</w:t>
+            </w:r>
+            <w:proofErr w:type="gramEnd"/>
+            <w:r>
+              <w:rPr>
+                <w:rFonts w:eastAsia="Times New Roman"/>
+                <w:sz w:val="21"/>
+                <w:szCs w:val="21"/>
+              </w:rPr>
+              <w:t>)</w:t>
             </w:r>
           </w:p>
         </w:tc>
@@ -12736,13 +15359,23 @@
             <w:pPr>
               <w:spacing w:before="40" w:after="40"/>
             </w:pPr>
-            <w:r>
-              <w:rPr>
-                <w:rFonts w:eastAsia="Times New Roman"/>
-                <w:sz w:val="21"/>
-                <w:szCs w:val="21"/>
-              </w:rPr>
-              <w:t>MarkSaved()</w:t>
+            <w:proofErr w:type="gramStart"/>
+            <w:r>
+              <w:rPr>
+                <w:rFonts w:eastAsia="Times New Roman"/>
+                <w:sz w:val="21"/>
+                <w:szCs w:val="21"/>
+              </w:rPr>
+              <w:t>MarkSaved(</w:t>
+            </w:r>
+            <w:proofErr w:type="gramEnd"/>
+            <w:r>
+              <w:rPr>
+                <w:rFonts w:eastAsia="Times New Roman"/>
+                <w:sz w:val="21"/>
+                <w:szCs w:val="21"/>
+              </w:rPr>
+              <w:t>)</w:t>
             </w:r>
           </w:p>
         </w:tc>
@@ -12810,13 +15443,23 @@
             <w:pPr>
               <w:spacing w:before="40" w:after="40"/>
             </w:pPr>
-            <w:r>
-              <w:rPr>
-                <w:rFonts w:eastAsia="Times New Roman"/>
-                <w:sz w:val="21"/>
-                <w:szCs w:val="21"/>
-              </w:rPr>
-              <w:t>UpdateConfig()</w:t>
+            <w:proofErr w:type="gramStart"/>
+            <w:r>
+              <w:rPr>
+                <w:rFonts w:eastAsia="Times New Roman"/>
+                <w:sz w:val="21"/>
+                <w:szCs w:val="21"/>
+              </w:rPr>
+              <w:t>UpdateConfig(</w:t>
+            </w:r>
+            <w:proofErr w:type="gramEnd"/>
+            <w:r>
+              <w:rPr>
+                <w:rFonts w:eastAsia="Times New Roman"/>
+                <w:sz w:val="21"/>
+                <w:szCs w:val="21"/>
+              </w:rPr>
+              <w:t>)</w:t>
             </w:r>
           </w:p>
         </w:tc>
@@ -12884,13 +15527,23 @@
             <w:pPr>
               <w:spacing w:before="40" w:after="40"/>
             </w:pPr>
-            <w:r>
-              <w:rPr>
-                <w:rFonts w:eastAsia="Times New Roman"/>
-                <w:sz w:val="21"/>
-                <w:szCs w:val="21"/>
-              </w:rPr>
-              <w:t>GetStateText()</w:t>
+            <w:proofErr w:type="gramStart"/>
+            <w:r>
+              <w:rPr>
+                <w:rFonts w:eastAsia="Times New Roman"/>
+                <w:sz w:val="21"/>
+                <w:szCs w:val="21"/>
+              </w:rPr>
+              <w:t>GetStateText(</w:t>
+            </w:r>
+            <w:proofErr w:type="gramEnd"/>
+            <w:r>
+              <w:rPr>
+                <w:rFonts w:eastAsia="Times New Roman"/>
+                <w:sz w:val="21"/>
+                <w:szCs w:val="21"/>
+              </w:rPr>
+              <w:t>)</w:t>
             </w:r>
           </w:p>
         </w:tc>
@@ -13013,6 +15666,7 @@
                 <w:sz w:val="21"/>
                 <w:szCs w:val="21"/>
               </w:rPr>
+              <w:lastRenderedPageBreak/>
               <w:t>属性</w:t>
             </w:r>
           </w:p>
@@ -13317,7 +15971,6 @@
                 <w:sz w:val="21"/>
                 <w:szCs w:val="21"/>
               </w:rPr>
-              <w:lastRenderedPageBreak/>
               <w:t>Ts</w:t>
             </w:r>
           </w:p>
@@ -13970,6 +16623,7 @@
         <w:pStyle w:val="3"/>
         <w:spacing w:before="240" w:after="120" w:line="360" w:lineRule="auto"/>
       </w:pPr>
+      <w:bookmarkStart w:id="21" w:name="_Toc234935687"/>
       <w:r>
         <w:rPr>
           <w:rFonts w:ascii="Arial" w:eastAsia="Arial" w:hAnsi="Arial" w:cs="Arial"/>
@@ -13978,6 +16632,7 @@
         </w:rPr>
         <w:t>6.3 DataBroadcast 事件</w:t>
       </w:r>
+      <w:bookmarkEnd w:id="21"/>
     </w:p>
     <w:p>
       <w:pPr>
@@ -14832,6 +17487,7 @@
         <w:pStyle w:val="3"/>
         <w:spacing w:before="240" w:after="120" w:line="360" w:lineRule="auto"/>
       </w:pPr>
+      <w:bookmarkStart w:id="22" w:name="_Toc234935688"/>
       <w:r>
         <w:rPr>
           <w:rFonts w:ascii="Arial" w:eastAsia="Arial" w:hAnsi="Arial" w:cs="Arial"/>
@@ -14840,6 +17496,7 @@
         </w:rPr>
         <w:t>6.4 DbHelper API</w:t>
       </w:r>
+      <w:bookmarkEnd w:id="22"/>
     </w:p>
     <w:p>
       <w:pPr>
@@ -14864,8 +17521,16 @@
         <w:rPr>
           <w:rFonts w:ascii="宋体" w:eastAsia="宋体" w:hAnsi="宋体" w:cs="宋体" w:hint="eastAsia"/>
         </w:rPr>
-        <w:t>兰竣雯</w:t>
-      </w:r>
+        <w:t>兰竣</w:t>
+      </w:r>
+      <w:proofErr w:type="gramStart"/>
+      <w:r>
+        <w:rPr>
+          <w:rFonts w:ascii="宋体" w:eastAsia="宋体" w:hAnsi="宋体" w:cs="宋体" w:hint="eastAsia"/>
+        </w:rPr>
+        <w:t>雯</w:t>
+      </w:r>
+      <w:proofErr w:type="gramEnd"/>
       <w:r>
         <w:rPr>
           <w:rFonts w:eastAsia="Times New Roman"/>
@@ -14922,6 +17587,7 @@
           <w:b/>
           <w:bCs/>
         </w:rPr>
+        <w:lastRenderedPageBreak/>
         <w:t>构造函数</w:t>
       </w:r>
       <w:r>
@@ -14942,7 +17608,25 @@
           <w:sz w:val="18"/>
           <w:szCs w:val="18"/>
         </w:rPr>
-        <w:t>public DbHelper(string dbPath)</w:t>
+        <w:t xml:space="preserve">public </w:t>
+      </w:r>
+      <w:proofErr w:type="gramStart"/>
+      <w:r>
+        <w:rPr>
+          <w:rFonts w:ascii="Consolas" w:eastAsia="Consolas" w:hAnsi="Consolas" w:cs="Consolas"/>
+          <w:sz w:val="18"/>
+          <w:szCs w:val="18"/>
+        </w:rPr>
+        <w:t>DbHelper(</w:t>
+      </w:r>
+      <w:proofErr w:type="gramEnd"/>
+      <w:r>
+        <w:rPr>
+          <w:rFonts w:ascii="Consolas" w:eastAsia="Consolas" w:hAnsi="Consolas" w:cs="Consolas"/>
+          <w:sz w:val="18"/>
+          <w:szCs w:val="18"/>
+        </w:rPr>
+        <w:t>string dbPath)</w:t>
       </w:r>
     </w:p>
     <w:p/>
@@ -15125,7 +17809,6 @@
                 <w:sz w:val="21"/>
                 <w:szCs w:val="21"/>
               </w:rPr>
-              <w:lastRenderedPageBreak/>
               <w:t>初始化</w:t>
             </w:r>
           </w:p>
@@ -15144,13 +17827,23 @@
             <w:pPr>
               <w:spacing w:before="40" w:after="40"/>
             </w:pPr>
-            <w:r>
-              <w:rPr>
-                <w:rFonts w:eastAsia="Times New Roman"/>
-                <w:sz w:val="21"/>
-                <w:szCs w:val="21"/>
-              </w:rPr>
-              <w:t>InitializeDatabase()</w:t>
+            <w:proofErr w:type="gramStart"/>
+            <w:r>
+              <w:rPr>
+                <w:rFonts w:eastAsia="Times New Roman"/>
+                <w:sz w:val="21"/>
+                <w:szCs w:val="21"/>
+              </w:rPr>
+              <w:t>InitializeDatabase(</w:t>
+            </w:r>
+            <w:proofErr w:type="gramEnd"/>
+            <w:r>
+              <w:rPr>
+                <w:rFonts w:eastAsia="Times New Roman"/>
+                <w:sz w:val="21"/>
+                <w:szCs w:val="21"/>
+              </w:rPr>
+              <w:t>)</w:t>
             </w:r>
           </w:p>
         </w:tc>
@@ -15242,13 +17935,23 @@
             <w:pPr>
               <w:spacing w:before="40" w:after="40"/>
             </w:pPr>
-            <w:r>
-              <w:rPr>
-                <w:rFonts w:eastAsia="Times New Roman"/>
-                <w:sz w:val="21"/>
-                <w:szCs w:val="21"/>
-              </w:rPr>
-              <w:t>Login(username, pwd, out userid, out usertype)</w:t>
+            <w:proofErr w:type="gramStart"/>
+            <w:r>
+              <w:rPr>
+                <w:rFonts w:eastAsia="Times New Roman"/>
+                <w:sz w:val="21"/>
+                <w:szCs w:val="21"/>
+              </w:rPr>
+              <w:t>Login(</w:t>
+            </w:r>
+            <w:proofErr w:type="gramEnd"/>
+            <w:r>
+              <w:rPr>
+                <w:rFonts w:eastAsia="Times New Roman"/>
+                <w:sz w:val="21"/>
+                <w:szCs w:val="21"/>
+              </w:rPr>
+              <w:t>username, pwd, out userid, out usertype)</w:t>
             </w:r>
           </w:p>
         </w:tc>
@@ -15340,13 +18043,23 @@
             <w:pPr>
               <w:spacing w:before="40" w:after="40"/>
             </w:pPr>
-            <w:r>
-              <w:rPr>
-                <w:rFonts w:eastAsia="Times New Roman"/>
-                <w:sz w:val="21"/>
-                <w:szCs w:val="21"/>
-              </w:rPr>
-              <w:t>GetApparatus()</w:t>
+            <w:proofErr w:type="gramStart"/>
+            <w:r>
+              <w:rPr>
+                <w:rFonts w:eastAsia="Times New Roman"/>
+                <w:sz w:val="21"/>
+                <w:szCs w:val="21"/>
+              </w:rPr>
+              <w:t>GetApparatus(</w:t>
+            </w:r>
+            <w:proofErr w:type="gramEnd"/>
+            <w:r>
+              <w:rPr>
+                <w:rFonts w:eastAsia="Times New Roman"/>
+                <w:sz w:val="21"/>
+                <w:szCs w:val="21"/>
+              </w:rPr>
+              <w:t>)</w:t>
             </w:r>
           </w:p>
         </w:tc>
@@ -15438,13 +18151,23 @@
             <w:pPr>
               <w:spacing w:before="40" w:after="40"/>
             </w:pPr>
-            <w:r>
-              <w:rPr>
-                <w:rFonts w:eastAsia="Times New Roman"/>
-                <w:sz w:val="21"/>
-                <w:szCs w:val="21"/>
-              </w:rPr>
-              <w:t>UpdateConstPower(apparatusId, power)</w:t>
+            <w:proofErr w:type="gramStart"/>
+            <w:r>
+              <w:rPr>
+                <w:rFonts w:eastAsia="Times New Roman"/>
+                <w:sz w:val="21"/>
+                <w:szCs w:val="21"/>
+              </w:rPr>
+              <w:t>UpdateConstPower(</w:t>
+            </w:r>
+            <w:proofErr w:type="gramEnd"/>
+            <w:r>
+              <w:rPr>
+                <w:rFonts w:eastAsia="Times New Roman"/>
+                <w:sz w:val="21"/>
+                <w:szCs w:val="21"/>
+              </w:rPr>
+              <w:t>apparatusId, power)</w:t>
             </w:r>
           </w:p>
         </w:tc>
@@ -15732,13 +18455,23 @@
             <w:pPr>
               <w:spacing w:before="40" w:after="40"/>
             </w:pPr>
-            <w:r>
-              <w:rPr>
-                <w:rFonts w:eastAsia="Times New Roman"/>
-                <w:sz w:val="21"/>
-                <w:szCs w:val="21"/>
-              </w:rPr>
-              <w:t>QueryProducts()</w:t>
+            <w:proofErr w:type="gramStart"/>
+            <w:r>
+              <w:rPr>
+                <w:rFonts w:eastAsia="Times New Roman"/>
+                <w:sz w:val="21"/>
+                <w:szCs w:val="21"/>
+              </w:rPr>
+              <w:t>QueryProducts(</w:t>
+            </w:r>
+            <w:proofErr w:type="gramEnd"/>
+            <w:r>
+              <w:rPr>
+                <w:rFonts w:eastAsia="Times New Roman"/>
+                <w:sz w:val="21"/>
+                <w:szCs w:val="21"/>
+              </w:rPr>
+              <w:t>)</w:t>
             </w:r>
           </w:p>
         </w:tc>
@@ -16026,13 +18759,23 @@
             <w:pPr>
               <w:spacing w:before="40" w:after="40"/>
             </w:pPr>
-            <w:r>
-              <w:rPr>
-                <w:rFonts w:eastAsia="Times New Roman"/>
-                <w:sz w:val="21"/>
-                <w:szCs w:val="21"/>
-              </w:rPr>
-              <w:t>GetTest(productId, testId)</w:t>
+            <w:proofErr w:type="gramStart"/>
+            <w:r>
+              <w:rPr>
+                <w:rFonts w:eastAsia="Times New Roman"/>
+                <w:sz w:val="21"/>
+                <w:szCs w:val="21"/>
+              </w:rPr>
+              <w:t>GetTest(</w:t>
+            </w:r>
+            <w:proofErr w:type="gramEnd"/>
+            <w:r>
+              <w:rPr>
+                <w:rFonts w:eastAsia="Times New Roman"/>
+                <w:sz w:val="21"/>
+                <w:szCs w:val="21"/>
+              </w:rPr>
+              <w:t>productId, testId)</w:t>
             </w:r>
           </w:p>
         </w:tc>
@@ -16124,13 +18867,23 @@
             <w:pPr>
               <w:spacing w:before="40" w:after="40"/>
             </w:pPr>
-            <w:r>
-              <w:rPr>
-                <w:rFonts w:eastAsia="Times New Roman"/>
-                <w:sz w:val="21"/>
-                <w:szCs w:val="21"/>
-              </w:rPr>
-              <w:t>QueryTests(from, to, productId?)</w:t>
+            <w:proofErr w:type="gramStart"/>
+            <w:r>
+              <w:rPr>
+                <w:rFonts w:eastAsia="Times New Roman"/>
+                <w:sz w:val="21"/>
+                <w:szCs w:val="21"/>
+              </w:rPr>
+              <w:t>QueryTests(</w:t>
+            </w:r>
+            <w:proofErr w:type="gramEnd"/>
+            <w:r>
+              <w:rPr>
+                <w:rFonts w:eastAsia="Times New Roman"/>
+                <w:sz w:val="21"/>
+                <w:szCs w:val="21"/>
+              </w:rPr>
+              <w:t>from, to, productId?)</w:t>
             </w:r>
           </w:p>
         </w:tc>
@@ -16222,13 +18975,23 @@
             <w:pPr>
               <w:spacing w:before="40" w:after="40"/>
             </w:pPr>
-            <w:r>
-              <w:rPr>
-                <w:rFonts w:eastAsia="Times New Roman"/>
-                <w:sz w:val="21"/>
-                <w:szCs w:val="21"/>
-              </w:rPr>
-              <w:t>HasUnfinishedTest()</w:t>
+            <w:proofErr w:type="gramStart"/>
+            <w:r>
+              <w:rPr>
+                <w:rFonts w:eastAsia="Times New Roman"/>
+                <w:sz w:val="21"/>
+                <w:szCs w:val="21"/>
+              </w:rPr>
+              <w:t>HasUnfinishedTest(</w:t>
+            </w:r>
+            <w:proofErr w:type="gramEnd"/>
+            <w:r>
+              <w:rPr>
+                <w:rFonts w:eastAsia="Times New Roman"/>
+                <w:sz w:val="21"/>
+                <w:szCs w:val="21"/>
+              </w:rPr>
+              <w:t>)</w:t>
             </w:r>
           </w:p>
         </w:tc>
@@ -16320,13 +19083,23 @@
             <w:pPr>
               <w:spacing w:before="40" w:after="40"/>
             </w:pPr>
-            <w:r>
-              <w:rPr>
-                <w:rFonts w:eastAsia="Times New Roman"/>
-                <w:sz w:val="21"/>
-                <w:szCs w:val="21"/>
-              </w:rPr>
-              <w:t>GetSensors()</w:t>
+            <w:proofErr w:type="gramStart"/>
+            <w:r>
+              <w:rPr>
+                <w:rFonts w:eastAsia="Times New Roman"/>
+                <w:sz w:val="21"/>
+                <w:szCs w:val="21"/>
+              </w:rPr>
+              <w:t>GetSensors(</w:t>
+            </w:r>
+            <w:proofErr w:type="gramEnd"/>
+            <w:r>
+              <w:rPr>
+                <w:rFonts w:eastAsia="Times New Roman"/>
+                <w:sz w:val="21"/>
+                <w:szCs w:val="21"/>
+              </w:rPr>
+              <w:t>)</w:t>
             </w:r>
           </w:p>
         </w:tc>
@@ -16418,13 +19191,23 @@
             <w:pPr>
               <w:spacing w:before="40" w:after="40"/>
             </w:pPr>
-            <w:r>
-              <w:rPr>
-                <w:rFonts w:eastAsia="Times New Roman"/>
-                <w:sz w:val="21"/>
-                <w:szCs w:val="21"/>
-              </w:rPr>
-              <w:t>UpdateSensorValue(sensorId, outputValue, inputValue)</w:t>
+            <w:proofErr w:type="gramStart"/>
+            <w:r>
+              <w:rPr>
+                <w:rFonts w:eastAsia="Times New Roman"/>
+                <w:sz w:val="21"/>
+                <w:szCs w:val="21"/>
+              </w:rPr>
+              <w:t>UpdateSensorValue(</w:t>
+            </w:r>
+            <w:proofErr w:type="gramEnd"/>
+            <w:r>
+              <w:rPr>
+                <w:rFonts w:eastAsia="Times New Roman"/>
+                <w:sz w:val="21"/>
+                <w:szCs w:val="21"/>
+              </w:rPr>
+              <w:t>sensorId, outputValue, inputValue)</w:t>
             </w:r>
           </w:p>
         </w:tc>
@@ -16614,13 +19397,23 @@
             <w:pPr>
               <w:spacing w:before="40" w:after="40"/>
             </w:pPr>
-            <w:r>
-              <w:rPr>
-                <w:rFonts w:eastAsia="Times New Roman"/>
-                <w:sz w:val="21"/>
-                <w:szCs w:val="21"/>
-              </w:rPr>
-              <w:t>QueryCalibrations(from, to)</w:t>
+            <w:proofErr w:type="gramStart"/>
+            <w:r>
+              <w:rPr>
+                <w:rFonts w:eastAsia="Times New Roman"/>
+                <w:sz w:val="21"/>
+                <w:szCs w:val="21"/>
+              </w:rPr>
+              <w:t>QueryCalibrations(</w:t>
+            </w:r>
+            <w:proofErr w:type="gramEnd"/>
+            <w:r>
+              <w:rPr>
+                <w:rFonts w:eastAsia="Times New Roman"/>
+                <w:sz w:val="21"/>
+                <w:szCs w:val="21"/>
+              </w:rPr>
+              <w:t>from, to)</w:t>
             </w:r>
           </w:p>
         </w:tc>
@@ -16680,6 +19473,7 @@
         <w:pStyle w:val="3"/>
         <w:spacing w:before="240" w:after="120" w:line="360" w:lineRule="auto"/>
       </w:pPr>
+      <w:bookmarkStart w:id="23" w:name="_Toc234935689"/>
       <w:r>
         <w:rPr>
           <w:rFonts w:ascii="Arial" w:eastAsia="Arial" w:hAnsi="Arial" w:cs="Arial"/>
@@ -16688,6 +19482,7 @@
         </w:rPr>
         <w:t>6.5 导出服务 API</w:t>
       </w:r>
+      <w:bookmarkEnd w:id="23"/>
     </w:p>
     <w:p>
       <w:pPr>
@@ -16847,13 +19642,23 @@
             <w:pPr>
               <w:spacing w:before="40" w:after="40"/>
             </w:pPr>
-            <w:r>
-              <w:rPr>
-                <w:rFonts w:eastAsia="Times New Roman"/>
-                <w:sz w:val="21"/>
-                <w:szCs w:val="21"/>
-              </w:rPr>
-              <w:t>ExportCsv(productId, testId, outputPath)</w:t>
+            <w:proofErr w:type="gramStart"/>
+            <w:r>
+              <w:rPr>
+                <w:rFonts w:eastAsia="Times New Roman"/>
+                <w:sz w:val="21"/>
+                <w:szCs w:val="21"/>
+              </w:rPr>
+              <w:t>ExportCsv(</w:t>
+            </w:r>
+            <w:proofErr w:type="gramEnd"/>
+            <w:r>
+              <w:rPr>
+                <w:rFonts w:eastAsia="Times New Roman"/>
+                <w:sz w:val="21"/>
+                <w:szCs w:val="21"/>
+              </w:rPr>
+              <w:t>productId, testId, outputPath)</w:t>
             </w:r>
           </w:p>
         </w:tc>
@@ -16885,8 +19690,18 @@
                 <w:sz w:val="21"/>
                 <w:szCs w:val="21"/>
               </w:rPr>
-              <w:t>兰竣雯</w:t>
-            </w:r>
+              <w:t>兰竣</w:t>
+            </w:r>
+            <w:proofErr w:type="gramStart"/>
+            <w:r>
+              <w:rPr>
+                <w:rFonts w:ascii="宋体" w:eastAsia="宋体" w:hAnsi="宋体" w:cs="宋体" w:hint="eastAsia"/>
+                <w:sz w:val="21"/>
+                <w:szCs w:val="21"/>
+              </w:rPr>
+              <w:t>雯</w:t>
+            </w:r>
+            <w:proofErr w:type="gramEnd"/>
           </w:p>
         </w:tc>
         <w:tc>
@@ -16929,13 +19744,23 @@
             <w:pPr>
               <w:spacing w:before="40" w:after="40"/>
             </w:pPr>
-            <w:r>
-              <w:rPr>
-                <w:rFonts w:eastAsia="Times New Roman"/>
-                <w:sz w:val="21"/>
-                <w:szCs w:val="21"/>
-              </w:rPr>
-              <w:t>ExportExcel(productId, testId, outputPath)</w:t>
+            <w:proofErr w:type="gramStart"/>
+            <w:r>
+              <w:rPr>
+                <w:rFonts w:eastAsia="Times New Roman"/>
+                <w:sz w:val="21"/>
+                <w:szCs w:val="21"/>
+              </w:rPr>
+              <w:t>ExportExcel(</w:t>
+            </w:r>
+            <w:proofErr w:type="gramEnd"/>
+            <w:r>
+              <w:rPr>
+                <w:rFonts w:eastAsia="Times New Roman"/>
+                <w:sz w:val="21"/>
+                <w:szCs w:val="21"/>
+              </w:rPr>
+              <w:t>productId, testId, outputPath)</w:t>
             </w:r>
           </w:p>
         </w:tc>
@@ -16967,8 +19792,18 @@
                 <w:sz w:val="21"/>
                 <w:szCs w:val="21"/>
               </w:rPr>
-              <w:t>兰竣雯</w:t>
-            </w:r>
+              <w:t>兰竣</w:t>
+            </w:r>
+            <w:proofErr w:type="gramStart"/>
+            <w:r>
+              <w:rPr>
+                <w:rFonts w:ascii="宋体" w:eastAsia="宋体" w:hAnsi="宋体" w:cs="宋体" w:hint="eastAsia"/>
+                <w:sz w:val="21"/>
+                <w:szCs w:val="21"/>
+              </w:rPr>
+              <w:t>雯</w:t>
+            </w:r>
+            <w:proofErr w:type="gramEnd"/>
           </w:p>
         </w:tc>
         <w:tc>
@@ -17011,13 +19846,23 @@
             <w:pPr>
               <w:spacing w:before="40" w:after="40"/>
             </w:pPr>
-            <w:r>
-              <w:rPr>
-                <w:rFonts w:eastAsia="Times New Roman"/>
-                <w:sz w:val="21"/>
-                <w:szCs w:val="21"/>
-              </w:rPr>
-              <w:t>ExportPdf(productId, testId, outputPath)</w:t>
+            <w:proofErr w:type="gramStart"/>
+            <w:r>
+              <w:rPr>
+                <w:rFonts w:eastAsia="Times New Roman"/>
+                <w:sz w:val="21"/>
+                <w:szCs w:val="21"/>
+              </w:rPr>
+              <w:t>ExportPdf(</w:t>
+            </w:r>
+            <w:proofErr w:type="gramEnd"/>
+            <w:r>
+              <w:rPr>
+                <w:rFonts w:eastAsia="Times New Roman"/>
+                <w:sz w:val="21"/>
+                <w:szCs w:val="21"/>
+              </w:rPr>
+              <w:t>productId, testId, outputPath)</w:t>
             </w:r>
           </w:p>
         </w:tc>
@@ -17167,13 +20012,6 @@
         <w:spacing w:before="120" w:after="120"/>
         <w:jc w:val="center"/>
       </w:pPr>
-      <w:r>
-        <w:rPr>
-          <w:rFonts w:eastAsia="Times New Roman"/>
-          <w:color w:val="999999"/>
-        </w:rPr>
-        <w:t>────────────────────────────────────────────────────────────</w:t>
-      </w:r>
     </w:p>
     <w:p>
       <w:pPr>
@@ -17192,14 +20030,7 @@
         <w:rPr>
           <w:rFonts w:eastAsia="Times New Roman"/>
         </w:rPr>
-        <w:t xml:space="preserve"> 本报告为 ISO 11820 建筑材料不燃性试验仿真系统的概要设计报告，涵盖系统架构、模块划分、技</w:t>
-      </w:r>
-      <w:r>
-        <w:rPr>
-          <w:rFonts w:eastAsia="Times New Roman"/>
-        </w:rPr>
-        <w:lastRenderedPageBreak/>
-        <w:t>术选型、数据库设计、UI 设计及接口设计六大方面。</w:t>
+        <w:t xml:space="preserve"> 本报告为 ISO 11820 建筑材料不燃性试验仿真系统的概要设计报告，涵盖系统架构、模块划分、技术选型、数据库设计、UI 设计及接口设计六大方面。</w:t>
       </w:r>
     </w:p>
     <w:sectPr>
@@ -17210,6 +20041,44 @@
     </w:sectPr>
   </w:body>
 </w:document>
+</file>
+
+<file path=word/endnotes.xml><?xml version="1.0" encoding="utf-8"?>
+<w:endnotes xmlns:wpc="http://schemas.microsoft.com/office/word/2010/wordprocessingCanvas" xmlns:cx="http://schemas.microsoft.com/office/drawing/2014/chartex" xmlns:cx1="http://schemas.microsoft.com/office/drawing/2015/9/8/chartex" xmlns:cx2="http://schemas.microsoft.com/office/drawing/2015/10/21/chartex" xmlns:cx3="http://schemas.microsoft.com/office/drawing/2016/5/9/chartex" xmlns:cx4="http://schemas.microsoft.com/office/drawing/2016/5/10/chartex" xmlns:cx5="http://schemas.microsoft.com/office/drawing/2016/5/11/chartex" xmlns:cx6="http://schemas.microsoft.com/office/drawing/2016/5/12/chartex" xmlns:cx7="http://schemas.microsoft.com/office/drawing/2016/5/13/chartex" xmlns:cx8="http://schemas.microsoft.com/office/drawing/2016/5/14/chartex" xmlns:mc="http://schemas.openxmlformats.org/markup-compatibility/2006" xmlns:aink="http://schemas.microsoft.com/office/drawing/2016/ink" xmlns:am3d="http://schemas.microsoft.com/office/drawing/2017/model3d" xmlns:o="urn:schemas-microsoft-com:office:office" xmlns:oel="http://schemas.microsoft.com/office/2019/extlst" xmlns:r="http://schemas.openxmlformats.org/officeDocument/2006/relationships" xmlns:m="http://schemas.openxmlformats.org/officeDocument/2006/math" xmlns:v="urn:schemas-microsoft-com:vml" xmlns:wp14="http://schemas.microsoft.com/office/word/2010/wordprocessingDrawing" xmlns:wp="http://schemas.openxmlformats.org/drawingml/2006/wordprocessingDrawing" xmlns:w10="urn:schemas-microsoft-com:office:word" xmlns:w="http://schemas.openxmlformats.org/wordprocessingml/2006/main" xmlns:w14="http://schemas.microsoft.com/office/word/2010/wordml" xmlns:w15="http://schemas.microsoft.com/office/word/2012/wordml" xmlns:w16cex="http://schemas.microsoft.com/office/word/2018/wordml/cex" xmlns:w16cid="http://schemas.microsoft.com/office/word/2016/wordml/cid" xmlns:w16="http://schemas.microsoft.com/office/word/2018/wordml" xmlns:w16du="http://schemas.microsoft.com/office/word/2023/wordml/word16du" xmlns:w16sdtdh="http://schemas.microsoft.com/office/word/2020/wordml/sdtdatahash" xmlns:w16sdtfl="http://schemas.microsoft.com/office/word/2024/wordml/sdtformatlock" xmlns:w16se="http://schemas.microsoft.com/office/word/2015/wordml/symex" xmlns:wpg="http://schemas.microsoft.com/office/word/2010/wordprocessingGroup" xmlns:wpi="http://schemas.microsoft.com/office/word/2010/wordprocessingInk" xmlns:wne="http://schemas.microsoft.com/office/word/2006/wordml" xmlns:wps="http://schemas.microsoft.com/office/word/2010/wordprocessingShape" mc:Ignorable="w14 w15 w16se w16cid w16 w16cex w16sdtdh w16sdtfl w16du wp14">
+  <w:endnote w:type="separator" w:id="-1">
+    <w:p>
+      <w:r>
+        <w:separator/>
+      </w:r>
+    </w:p>
+  </w:endnote>
+  <w:endnote w:type="continuationSeparator" w:id="0">
+    <w:p>
+      <w:r>
+        <w:continuationSeparator/>
+      </w:r>
+    </w:p>
+  </w:endnote>
+</w:endnotes>
+</file>
+
+<file path=word/footnotes.xml><?xml version="1.0" encoding="utf-8"?>
+<w:footnotes xmlns:wpc="http://schemas.microsoft.com/office/word/2010/wordprocessingCanvas" xmlns:cx="http://schemas.microsoft.com/office/drawing/2014/chartex" xmlns:cx1="http://schemas.microsoft.com/office/drawing/2015/9/8/chartex" xmlns:cx2="http://schemas.microsoft.com/office/drawing/2015/10/21/chartex" xmlns:cx3="http://schemas.microsoft.com/office/drawing/2016/5/9/chartex" xmlns:cx4="http://schemas.microsoft.com/office/drawing/2016/5/10/chartex" xmlns:cx5="http://schemas.microsoft.com/office/drawing/2016/5/11/chartex" xmlns:cx6="http://schemas.microsoft.com/office/drawing/2016/5/12/chartex" xmlns:cx7="http://schemas.microsoft.com/office/drawing/2016/5/13/chartex" xmlns:cx8="http://schemas.microsoft.com/office/drawing/2016/5/14/chartex" xmlns:mc="http://schemas.openxmlformats.org/markup-compatibility/2006" xmlns:aink="http://schemas.microsoft.com/office/drawing/2016/ink" xmlns:am3d="http://schemas.microsoft.com/office/drawing/2017/model3d" xmlns:o="urn:schemas-microsoft-com:office:office" xmlns:oel="http://schemas.microsoft.com/office/2019/extlst" xmlns:r="http://schemas.openxmlformats.org/officeDocument/2006/relationships" xmlns:m="http://schemas.openxmlformats.org/officeDocument/2006/math" xmlns:v="urn:schemas-microsoft-com:vml" xmlns:wp14="http://schemas.microsoft.com/office/word/2010/wordprocessingDrawing" xmlns:wp="http://schemas.openxmlformats.org/drawingml/2006/wordprocessingDrawing" xmlns:w10="urn:schemas-microsoft-com:office:word" xmlns:w="http://schemas.openxmlformats.org/wordprocessingml/2006/main" xmlns:w14="http://schemas.microsoft.com/office/word/2010/wordml" xmlns:w15="http://schemas.microsoft.com/office/word/2012/wordml" xmlns:w16cex="http://schemas.microsoft.com/office/word/2018/wordml/cex" xmlns:w16cid="http://schemas.microsoft.com/office/word/2016/wordml/cid" xmlns:w16="http://schemas.microsoft.com/office/word/2018/wordml" xmlns:w16du="http://schemas.microsoft.com/office/word/2023/wordml/word16du" xmlns:w16sdtdh="http://schemas.microsoft.com/office/word/2020/wordml/sdtdatahash" xmlns:w16sdtfl="http://schemas.microsoft.com/office/word/2024/wordml/sdtformatlock" xmlns:w16se="http://schemas.microsoft.com/office/word/2015/wordml/symex" xmlns:wpg="http://schemas.microsoft.com/office/word/2010/wordprocessingGroup" xmlns:wpi="http://schemas.microsoft.com/office/word/2010/wordprocessingInk" xmlns:wne="http://schemas.microsoft.com/office/word/2006/wordml" xmlns:wps="http://schemas.microsoft.com/office/word/2010/wordprocessingShape" mc:Ignorable="w14 w15 w16se w16cid w16 w16cex w16sdtdh w16sdtfl w16du wp14">
+  <w:footnote w:type="separator" w:id="-1">
+    <w:p>
+      <w:r>
+        <w:separator/>
+      </w:r>
+    </w:p>
+  </w:footnote>
+  <w:footnote w:type="continuationSeparator" w:id="0">
+    <w:p>
+      <w:r>
+        <w:continuationSeparator/>
+      </w:r>
+    </w:p>
+  </w:footnote>
+</w:footnotes>
 </file>
 
 <file path=word/numbering.xml><?xml version="1.0" encoding="utf-8"?>
@@ -17906,6 +20775,110 @@
       <w:szCs w:val="20"/>
     </w:rPr>
   </w:style>
+  <w:style w:type="paragraph" w:styleId="ac">
+    <w:name w:val="header"/>
+    <w:basedOn w:val="a"/>
+    <w:link w:val="ad"/>
+    <w:uiPriority w:val="99"/>
+    <w:unhideWhenUsed/>
+    <w:rsid w:val="00096A05"/>
+    <w:pPr>
+      <w:tabs>
+        <w:tab w:val="center" w:pos="4153"/>
+        <w:tab w:val="right" w:pos="8306"/>
+      </w:tabs>
+      <w:snapToGrid w:val="0"/>
+      <w:jc w:val="center"/>
+    </w:pPr>
+    <w:rPr>
+      <w:sz w:val="18"/>
+      <w:szCs w:val="18"/>
+    </w:rPr>
+  </w:style>
+  <w:style w:type="character" w:customStyle="1" w:styleId="ad">
+    <w:name w:val="页眉 字符"/>
+    <w:basedOn w:val="a0"/>
+    <w:link w:val="ac"/>
+    <w:uiPriority w:val="99"/>
+    <w:rsid w:val="00096A05"/>
+    <w:rPr>
+      <w:sz w:val="18"/>
+      <w:szCs w:val="18"/>
+    </w:rPr>
+  </w:style>
+  <w:style w:type="paragraph" w:styleId="ae">
+    <w:name w:val="footer"/>
+    <w:basedOn w:val="a"/>
+    <w:link w:val="af"/>
+    <w:uiPriority w:val="99"/>
+    <w:unhideWhenUsed/>
+    <w:rsid w:val="00096A05"/>
+    <w:pPr>
+      <w:tabs>
+        <w:tab w:val="center" w:pos="4153"/>
+        <w:tab w:val="right" w:pos="8306"/>
+      </w:tabs>
+      <w:snapToGrid w:val="0"/>
+    </w:pPr>
+    <w:rPr>
+      <w:sz w:val="18"/>
+      <w:szCs w:val="18"/>
+    </w:rPr>
+  </w:style>
+  <w:style w:type="character" w:customStyle="1" w:styleId="af">
+    <w:name w:val="页脚 字符"/>
+    <w:basedOn w:val="a0"/>
+    <w:link w:val="ae"/>
+    <w:uiPriority w:val="99"/>
+    <w:rsid w:val="00096A05"/>
+    <w:rPr>
+      <w:sz w:val="18"/>
+      <w:szCs w:val="18"/>
+    </w:rPr>
+  </w:style>
+  <w:style w:type="paragraph" w:styleId="TOC">
+    <w:name w:val="TOC Heading"/>
+    <w:basedOn w:val="1"/>
+    <w:next w:val="a"/>
+    <w:uiPriority w:val="39"/>
+    <w:unhideWhenUsed/>
+    <w:qFormat/>
+    <w:rsid w:val="00096A05"/>
+    <w:pPr>
+      <w:keepNext/>
+      <w:keepLines/>
+      <w:spacing w:before="240" w:line="259" w:lineRule="auto"/>
+      <w:outlineLvl w:val="9"/>
+    </w:pPr>
+    <w:rPr>
+      <w:rFonts w:asciiTheme="majorHAnsi" w:eastAsiaTheme="majorEastAsia" w:hAnsiTheme="majorHAnsi" w:cstheme="majorBidi"/>
+      <w:color w:val="2F5496" w:themeColor="accent1" w:themeShade="BF"/>
+    </w:rPr>
+  </w:style>
+  <w:style w:type="paragraph" w:styleId="TOC2">
+    <w:name w:val="toc 2"/>
+    <w:basedOn w:val="a"/>
+    <w:next w:val="a"/>
+    <w:autoRedefine/>
+    <w:uiPriority w:val="39"/>
+    <w:unhideWhenUsed/>
+    <w:rsid w:val="00096A05"/>
+    <w:pPr>
+      <w:ind w:leftChars="200" w:left="420"/>
+    </w:pPr>
+  </w:style>
+  <w:style w:type="paragraph" w:styleId="TOC3">
+    <w:name w:val="toc 3"/>
+    <w:basedOn w:val="a"/>
+    <w:next w:val="a"/>
+    <w:autoRedefine/>
+    <w:uiPriority w:val="39"/>
+    <w:unhideWhenUsed/>
+    <w:rsid w:val="00096A05"/>
+    <w:pPr>
+      <w:ind w:leftChars="400" w:left="840"/>
+    </w:pPr>
+  </w:style>
 </w:styles>
 </file>
 
@@ -18202,4 +21175,16 @@
     </a:ext>
   </a:extLst>
 </a:theme>
+</file>
+
+<file path=customXml/item1.xml><?xml version="1.0" encoding="utf-8"?>
+<b:Sources xmlns:b="http://schemas.openxmlformats.org/officeDocument/2006/bibliography" xmlns="http://schemas.openxmlformats.org/officeDocument/2006/bibliography" SelectedStyle="\APASixthEditionOfficeOnline.xsl" StyleName="APA" Version="6"/>
+</file>
+
+<file path=customXml/itemProps1.xml><?xml version="1.0" encoding="utf-8"?>
+<ds:datastoreItem xmlns:ds="http://schemas.openxmlformats.org/officeDocument/2006/customXml" ds:itemID="{C479B1AC-EA56-4D53-8003-3522C982A2B6}">
+  <ds:schemaRefs>
+    <ds:schemaRef ds:uri="http://schemas.openxmlformats.org/officeDocument/2006/bibliography"/>
+  </ds:schemaRefs>
+</ds:datastoreItem>
 </file>